--- a/Module_2_Oct_2026_v2/Oct14_session1_materials.docx
+++ b/Module_2_Oct_2026_v2/Oct14_session1_materials.docx
@@ -3655,7 +3655,7 @@
       </w:tblGrid>
       <w:tr>
         <w:trPr>
-          <w:trHeight w:val="2880" w:hRule="atLeast"/>
+          <w:trHeight w:val="3600" w:hRule="atLeast"/>
         </w:trPr>
         body1
         <w:tc>
@@ -3827,6 +3827,71 @@
               </w:rPr>
               <w:t xml:space="preserve">Ask: "What assumption would have to change for this ratio to fall below 1, and what is your evidence for it?"</w:t>
             </w:r>
+            <w:r>
+              <w:rPr>
+                <w:rFonts w:ascii="Arial" w:hAnsi="Arial" w:eastAsia="Arial" w:cs="Arial"/>
+                <w:i w:val="false"/>
+                <w:b w:val="false"/>
+                <w:u w:val="none"/>
+                <w:strike w:val="false"/>
+                <w:sz w:val="21"/>
+                <w:szCs w:val="21"/>
+                <w:color w:val="000000"/>
+              </w:rPr>
+              <w:br/>
+            </w:r>
+            <w:r>
+              <w:rPr>
+                <w:rFonts w:ascii="Arial" w:hAnsi="Arial" w:eastAsia="Arial" w:cs="Arial"/>
+                <w:i w:val="false"/>
+                <w:b w:val="false"/>
+                <w:u w:val="none"/>
+                <w:strike w:val="false"/>
+                <w:sz w:val="21"/>
+                <w:szCs w:val="21"/>
+                <w:color w:val="000000"/>
+              </w:rPr>
+              <w:br/>
+            </w:r>
+            <w:r>
+              <w:rPr>
+                <w:rFonts w:ascii="Arial" w:hAnsi="Arial" w:eastAsia="Arial" w:cs="Arial"/>
+                <w:i w:val="false"/>
+                <w:b w:val="false"/>
+                <w:u w:val="none"/>
+                <w:strike w:val="false"/>
+                <w:sz w:val="21"/>
+                <w:szCs w:val="21"/>
+                <w:color w:val="000000"/>
+              </w:rPr>
+              <w:t xml:space="preserve">On my desk, I will ask these about:</w:t>
+            </w:r>
+            <w:r>
+              <w:rPr>
+                <w:rFonts w:ascii="Arial" w:hAnsi="Arial" w:eastAsia="Arial" w:cs="Arial"/>
+                <w:i w:val="false"/>
+                <w:b w:val="false"/>
+                <w:u w:val="none"/>
+                <w:strike w:val="false"/>
+                <w:sz w:val="21"/>
+                <w:szCs w:val="21"/>
+                <w:color w:val="000000"/>
+              </w:rPr>
+              <w:br/>
+            </w:r>
+            <w:r>
+              <w:rPr>
+                <w:rFonts w:ascii="Arial" w:hAnsi="Arial" w:eastAsia="Arial" w:cs="Arial"/>
+                <w:i w:val="false"/>
+                <w:b w:val="false"/>
+                <w:u w:val="none"/>
+                <w:strike w:val="false"/>
+                <w:sz w:val="21"/>
+                <w:szCs w:val="21"/>
+                <w:color w:val="000000"/>
+              </w:rPr>
+              <w:t xml:space="preserve">______________________________</w:t>
+            </w:r>
           </w:p>
         </w:tc>
         <w:tc>
@@ -3998,12 +4063,77 @@
               </w:rPr>
               <w:t xml:space="preserve">Ask: "What assumption would have to change for this ratio to fall below 1, and what is your evidence for it?"</w:t>
             </w:r>
+            <w:r>
+              <w:rPr>
+                <w:rFonts w:ascii="Arial" w:hAnsi="Arial" w:eastAsia="Arial" w:cs="Arial"/>
+                <w:i w:val="false"/>
+                <w:b w:val="false"/>
+                <w:u w:val="none"/>
+                <w:strike w:val="false"/>
+                <w:sz w:val="21"/>
+                <w:szCs w:val="21"/>
+                <w:color w:val="000000"/>
+              </w:rPr>
+              <w:br/>
+            </w:r>
+            <w:r>
+              <w:rPr>
+                <w:rFonts w:ascii="Arial" w:hAnsi="Arial" w:eastAsia="Arial" w:cs="Arial"/>
+                <w:i w:val="false"/>
+                <w:b w:val="false"/>
+                <w:u w:val="none"/>
+                <w:strike w:val="false"/>
+                <w:sz w:val="21"/>
+                <w:szCs w:val="21"/>
+                <w:color w:val="000000"/>
+              </w:rPr>
+              <w:br/>
+            </w:r>
+            <w:r>
+              <w:rPr>
+                <w:rFonts w:ascii="Arial" w:hAnsi="Arial" w:eastAsia="Arial" w:cs="Arial"/>
+                <w:i w:val="false"/>
+                <w:b w:val="false"/>
+                <w:u w:val="none"/>
+                <w:strike w:val="false"/>
+                <w:sz w:val="21"/>
+                <w:szCs w:val="21"/>
+                <w:color w:val="000000"/>
+              </w:rPr>
+              <w:t xml:space="preserve">On my desk, I will ask these about:</w:t>
+            </w:r>
+            <w:r>
+              <w:rPr>
+                <w:rFonts w:ascii="Arial" w:hAnsi="Arial" w:eastAsia="Arial" w:cs="Arial"/>
+                <w:i w:val="false"/>
+                <w:b w:val="false"/>
+                <w:u w:val="none"/>
+                <w:strike w:val="false"/>
+                <w:sz w:val="21"/>
+                <w:szCs w:val="21"/>
+                <w:color w:val="000000"/>
+              </w:rPr>
+              <w:br/>
+            </w:r>
+            <w:r>
+              <w:rPr>
+                <w:rFonts w:ascii="Arial" w:hAnsi="Arial" w:eastAsia="Arial" w:cs="Arial"/>
+                <w:i w:val="false"/>
+                <w:b w:val="false"/>
+                <w:u w:val="none"/>
+                <w:strike w:val="false"/>
+                <w:sz w:val="21"/>
+                <w:szCs w:val="21"/>
+                <w:color w:val="000000"/>
+              </w:rPr>
+              <w:t xml:space="preserve">______________________________</w:t>
+            </w:r>
           </w:p>
         </w:tc>
       </w:tr>
       <w:tr>
         <w:trPr>
-          <w:trHeight w:val="2880" w:hRule="atLeast"/>
+          <w:trHeight w:val="3600" w:hRule="atLeast"/>
         </w:trPr>
         body2
         <w:tc>
@@ -4175,6 +4305,71 @@
               </w:rPr>
               <w:t xml:space="preserve">Ask: "What assumption would have to change for this ratio to fall below 1, and what is your evidence for it?"</w:t>
             </w:r>
+            <w:r>
+              <w:rPr>
+                <w:rFonts w:ascii="Arial" w:hAnsi="Arial" w:eastAsia="Arial" w:cs="Arial"/>
+                <w:i w:val="false"/>
+                <w:b w:val="false"/>
+                <w:u w:val="none"/>
+                <w:strike w:val="false"/>
+                <w:sz w:val="21"/>
+                <w:szCs w:val="21"/>
+                <w:color w:val="000000"/>
+              </w:rPr>
+              <w:br/>
+            </w:r>
+            <w:r>
+              <w:rPr>
+                <w:rFonts w:ascii="Arial" w:hAnsi="Arial" w:eastAsia="Arial" w:cs="Arial"/>
+                <w:i w:val="false"/>
+                <w:b w:val="false"/>
+                <w:u w:val="none"/>
+                <w:strike w:val="false"/>
+                <w:sz w:val="21"/>
+                <w:szCs w:val="21"/>
+                <w:color w:val="000000"/>
+              </w:rPr>
+              <w:br/>
+            </w:r>
+            <w:r>
+              <w:rPr>
+                <w:rFonts w:ascii="Arial" w:hAnsi="Arial" w:eastAsia="Arial" w:cs="Arial"/>
+                <w:i w:val="false"/>
+                <w:b w:val="false"/>
+                <w:u w:val="none"/>
+                <w:strike w:val="false"/>
+                <w:sz w:val="21"/>
+                <w:szCs w:val="21"/>
+                <w:color w:val="000000"/>
+              </w:rPr>
+              <w:t xml:space="preserve">On my desk, I will ask these about:</w:t>
+            </w:r>
+            <w:r>
+              <w:rPr>
+                <w:rFonts w:ascii="Arial" w:hAnsi="Arial" w:eastAsia="Arial" w:cs="Arial"/>
+                <w:i w:val="false"/>
+                <w:b w:val="false"/>
+                <w:u w:val="none"/>
+                <w:strike w:val="false"/>
+                <w:sz w:val="21"/>
+                <w:szCs w:val="21"/>
+                <w:color w:val="000000"/>
+              </w:rPr>
+              <w:br/>
+            </w:r>
+            <w:r>
+              <w:rPr>
+                <w:rFonts w:ascii="Arial" w:hAnsi="Arial" w:eastAsia="Arial" w:cs="Arial"/>
+                <w:i w:val="false"/>
+                <w:b w:val="false"/>
+                <w:u w:val="none"/>
+                <w:strike w:val="false"/>
+                <w:sz w:val="21"/>
+                <w:szCs w:val="21"/>
+                <w:color w:val="000000"/>
+              </w:rPr>
+              <w:t xml:space="preserve">______________________________</w:t>
+            </w:r>
           </w:p>
         </w:tc>
         <w:tc>
@@ -4346,12 +4541,77 @@
               </w:rPr>
               <w:t xml:space="preserve">Ask: "What assumption would have to change for this ratio to fall below 1, and what is your evidence for it?"</w:t>
             </w:r>
+            <w:r>
+              <w:rPr>
+                <w:rFonts w:ascii="Arial" w:hAnsi="Arial" w:eastAsia="Arial" w:cs="Arial"/>
+                <w:i w:val="false"/>
+                <w:b w:val="false"/>
+                <w:u w:val="none"/>
+                <w:strike w:val="false"/>
+                <w:sz w:val="21"/>
+                <w:szCs w:val="21"/>
+                <w:color w:val="000000"/>
+              </w:rPr>
+              <w:br/>
+            </w:r>
+            <w:r>
+              <w:rPr>
+                <w:rFonts w:ascii="Arial" w:hAnsi="Arial" w:eastAsia="Arial" w:cs="Arial"/>
+                <w:i w:val="false"/>
+                <w:b w:val="false"/>
+                <w:u w:val="none"/>
+                <w:strike w:val="false"/>
+                <w:sz w:val="21"/>
+                <w:szCs w:val="21"/>
+                <w:color w:val="000000"/>
+              </w:rPr>
+              <w:br/>
+            </w:r>
+            <w:r>
+              <w:rPr>
+                <w:rFonts w:ascii="Arial" w:hAnsi="Arial" w:eastAsia="Arial" w:cs="Arial"/>
+                <w:i w:val="false"/>
+                <w:b w:val="false"/>
+                <w:u w:val="none"/>
+                <w:strike w:val="false"/>
+                <w:sz w:val="21"/>
+                <w:szCs w:val="21"/>
+                <w:color w:val="000000"/>
+              </w:rPr>
+              <w:t xml:space="preserve">On my desk, I will ask these about:</w:t>
+            </w:r>
+            <w:r>
+              <w:rPr>
+                <w:rFonts w:ascii="Arial" w:hAnsi="Arial" w:eastAsia="Arial" w:cs="Arial"/>
+                <w:i w:val="false"/>
+                <w:b w:val="false"/>
+                <w:u w:val="none"/>
+                <w:strike w:val="false"/>
+                <w:sz w:val="21"/>
+                <w:szCs w:val="21"/>
+                <w:color w:val="000000"/>
+              </w:rPr>
+              <w:br/>
+            </w:r>
+            <w:r>
+              <w:rPr>
+                <w:rFonts w:ascii="Arial" w:hAnsi="Arial" w:eastAsia="Arial" w:cs="Arial"/>
+                <w:i w:val="false"/>
+                <w:b w:val="false"/>
+                <w:u w:val="none"/>
+                <w:strike w:val="false"/>
+                <w:sz w:val="21"/>
+                <w:szCs w:val="21"/>
+                <w:color w:val="000000"/>
+              </w:rPr>
+              <w:t xml:space="preserve">______________________________</w:t>
+            </w:r>
           </w:p>
         </w:tc>
       </w:tr>
       <w:tr>
         <w:trPr>
-          <w:trHeight w:val="2880" w:hRule="atLeast"/>
+          <w:trHeight w:val="3600" w:hRule="atLeast"/>
         </w:trPr>
         body3
         <w:tc>
@@ -4523,6 +4783,71 @@
               </w:rPr>
               <w:t xml:space="preserve">Ask: "What assumption would have to change for this ratio to fall below 1, and what is your evidence for it?"</w:t>
             </w:r>
+            <w:r>
+              <w:rPr>
+                <w:rFonts w:ascii="Arial" w:hAnsi="Arial" w:eastAsia="Arial" w:cs="Arial"/>
+                <w:i w:val="false"/>
+                <w:b w:val="false"/>
+                <w:u w:val="none"/>
+                <w:strike w:val="false"/>
+                <w:sz w:val="21"/>
+                <w:szCs w:val="21"/>
+                <w:color w:val="000000"/>
+              </w:rPr>
+              <w:br/>
+            </w:r>
+            <w:r>
+              <w:rPr>
+                <w:rFonts w:ascii="Arial" w:hAnsi="Arial" w:eastAsia="Arial" w:cs="Arial"/>
+                <w:i w:val="false"/>
+                <w:b w:val="false"/>
+                <w:u w:val="none"/>
+                <w:strike w:val="false"/>
+                <w:sz w:val="21"/>
+                <w:szCs w:val="21"/>
+                <w:color w:val="000000"/>
+              </w:rPr>
+              <w:br/>
+            </w:r>
+            <w:r>
+              <w:rPr>
+                <w:rFonts w:ascii="Arial" w:hAnsi="Arial" w:eastAsia="Arial" w:cs="Arial"/>
+                <w:i w:val="false"/>
+                <w:b w:val="false"/>
+                <w:u w:val="none"/>
+                <w:strike w:val="false"/>
+                <w:sz w:val="21"/>
+                <w:szCs w:val="21"/>
+                <w:color w:val="000000"/>
+              </w:rPr>
+              <w:t xml:space="preserve">On my desk, I will ask these about:</w:t>
+            </w:r>
+            <w:r>
+              <w:rPr>
+                <w:rFonts w:ascii="Arial" w:hAnsi="Arial" w:eastAsia="Arial" w:cs="Arial"/>
+                <w:i w:val="false"/>
+                <w:b w:val="false"/>
+                <w:u w:val="none"/>
+                <w:strike w:val="false"/>
+                <w:sz w:val="21"/>
+                <w:szCs w:val="21"/>
+                <w:color w:val="000000"/>
+              </w:rPr>
+              <w:br/>
+            </w:r>
+            <w:r>
+              <w:rPr>
+                <w:rFonts w:ascii="Arial" w:hAnsi="Arial" w:eastAsia="Arial" w:cs="Arial"/>
+                <w:i w:val="false"/>
+                <w:b w:val="false"/>
+                <w:u w:val="none"/>
+                <w:strike w:val="false"/>
+                <w:sz w:val="21"/>
+                <w:szCs w:val="21"/>
+                <w:color w:val="000000"/>
+              </w:rPr>
+              <w:t xml:space="preserve">______________________________</w:t>
+            </w:r>
           </w:p>
         </w:tc>
         <w:tc>
@@ -4693,6 +5018,71 @@
                 <w:color w:val="000000"/>
               </w:rPr>
               <w:t xml:space="preserve">Ask: "What assumption would have to change for this ratio to fall below 1, and what is your evidence for it?"</w:t>
+            </w:r>
+            <w:r>
+              <w:rPr>
+                <w:rFonts w:ascii="Arial" w:hAnsi="Arial" w:eastAsia="Arial" w:cs="Arial"/>
+                <w:i w:val="false"/>
+                <w:b w:val="false"/>
+                <w:u w:val="none"/>
+                <w:strike w:val="false"/>
+                <w:sz w:val="21"/>
+                <w:szCs w:val="21"/>
+                <w:color w:val="000000"/>
+              </w:rPr>
+              <w:br/>
+            </w:r>
+            <w:r>
+              <w:rPr>
+                <w:rFonts w:ascii="Arial" w:hAnsi="Arial" w:eastAsia="Arial" w:cs="Arial"/>
+                <w:i w:val="false"/>
+                <w:b w:val="false"/>
+                <w:u w:val="none"/>
+                <w:strike w:val="false"/>
+                <w:sz w:val="21"/>
+                <w:szCs w:val="21"/>
+                <w:color w:val="000000"/>
+              </w:rPr>
+              <w:br/>
+            </w:r>
+            <w:r>
+              <w:rPr>
+                <w:rFonts w:ascii="Arial" w:hAnsi="Arial" w:eastAsia="Arial" w:cs="Arial"/>
+                <w:i w:val="false"/>
+                <w:b w:val="false"/>
+                <w:u w:val="none"/>
+                <w:strike w:val="false"/>
+                <w:sz w:val="21"/>
+                <w:szCs w:val="21"/>
+                <w:color w:val="000000"/>
+              </w:rPr>
+              <w:t xml:space="preserve">On my desk, I will ask these about:</w:t>
+            </w:r>
+            <w:r>
+              <w:rPr>
+                <w:rFonts w:ascii="Arial" w:hAnsi="Arial" w:eastAsia="Arial" w:cs="Arial"/>
+                <w:i w:val="false"/>
+                <w:b w:val="false"/>
+                <w:u w:val="none"/>
+                <w:strike w:val="false"/>
+                <w:sz w:val="21"/>
+                <w:szCs w:val="21"/>
+                <w:color w:val="000000"/>
+              </w:rPr>
+              <w:br/>
+            </w:r>
+            <w:r>
+              <w:rPr>
+                <w:rFonts w:ascii="Arial" w:hAnsi="Arial" w:eastAsia="Arial" w:cs="Arial"/>
+                <w:i w:val="false"/>
+                <w:b w:val="false"/>
+                <w:u w:val="none"/>
+                <w:strike w:val="false"/>
+                <w:sz w:val="21"/>
+                <w:szCs w:val="21"/>
+                <w:color w:val="000000"/>
+              </w:rPr>
+              <w:t xml:space="preserve">______________________________</w:t>
             </w:r>
           </w:p>
         </w:tc>

--- a/Module_2_Oct_2026_v2/Oct14_session1_materials.docx
+++ b/Module_2_Oct_2026_v2/Oct14_session1_materials.docx
@@ -99,7 +99,6 @@
           <w:trHeight w:val="360" w:hRule="auto"/>
           <w:tblHeader/>
         </w:trPr>
-        header1
         <w:tc>
           <w:tcPr>
             <w:tcBorders>
@@ -119,6 +118,7 @@
           </w:tcPr>
           <w:p>
             <w:pPr>
+              <w:pStyle w:val="Normal"/>
               <w:jc w:val="left"/>
               <w:pBdr>
                 <w:bottom w:val="none" w:sz="0" w:space="0" w:color="000000"/>
@@ -173,6 +173,7 @@
           </w:tcPr>
           <w:p>
             <w:pPr>
+              <w:pStyle w:val="Normal"/>
               <w:jc w:val="left"/>
               <w:pBdr>
                 <w:bottom w:val="none" w:sz="0" w:space="0" w:color="000000"/>
@@ -227,6 +228,7 @@
           </w:tcPr>
           <w:p>
             <w:pPr>
+              <w:pStyle w:val="Normal"/>
               <w:jc w:val="left"/>
               <w:pBdr>
                 <w:bottom w:val="none" w:sz="0" w:space="0" w:color="000000"/>
@@ -267,7 +269,6 @@
         <w:trPr>
           <w:trHeight w:val="360" w:hRule="auto"/>
         </w:trPr>
-        body1
         <w:tc>
           <w:tcPr>
             <w:tcBorders>
@@ -287,6 +288,7 @@
           </w:tcPr>
           <w:p>
             <w:pPr>
+              <w:pStyle w:val="Normal"/>
               <w:jc w:val="left"/>
               <w:pBdr>
                 <w:bottom w:val="none" w:sz="0" w:space="0" w:color="000000"/>
@@ -341,6 +343,7 @@
           </w:tcPr>
           <w:p>
             <w:pPr>
+              <w:pStyle w:val="Normal"/>
               <w:jc w:val="left"/>
               <w:pBdr>
                 <w:bottom w:val="none" w:sz="0" w:space="0" w:color="000000"/>
@@ -395,6 +398,7 @@
           </w:tcPr>
           <w:p>
             <w:pPr>
+              <w:pStyle w:val="Normal"/>
               <w:jc w:val="left"/>
               <w:pBdr>
                 <w:bottom w:val="none" w:sz="0" w:space="0" w:color="000000"/>
@@ -435,7 +439,6 @@
         <w:trPr>
           <w:trHeight w:val="360" w:hRule="auto"/>
         </w:trPr>
-        body2
         <w:tc>
           <w:tcPr>
             <w:tcBorders>
@@ -455,6 +458,7 @@
           </w:tcPr>
           <w:p>
             <w:pPr>
+              <w:pStyle w:val="Normal"/>
               <w:jc w:val="left"/>
               <w:pBdr>
                 <w:bottom w:val="none" w:sz="0" w:space="0" w:color="000000"/>
@@ -509,6 +513,7 @@
           </w:tcPr>
           <w:p>
             <w:pPr>
+              <w:pStyle w:val="Normal"/>
               <w:jc w:val="left"/>
               <w:pBdr>
                 <w:bottom w:val="none" w:sz="0" w:space="0" w:color="000000"/>
@@ -563,6 +568,7 @@
           </w:tcPr>
           <w:p>
             <w:pPr>
+              <w:pStyle w:val="Normal"/>
               <w:jc w:val="left"/>
               <w:pBdr>
                 <w:bottom w:val="none" w:sz="0" w:space="0" w:color="000000"/>
@@ -603,7 +609,6 @@
         <w:trPr>
           <w:trHeight w:val="360" w:hRule="auto"/>
         </w:trPr>
-        body3
         <w:tc>
           <w:tcPr>
             <w:tcBorders>
@@ -623,6 +628,7 @@
           </w:tcPr>
           <w:p>
             <w:pPr>
+              <w:pStyle w:val="Normal"/>
               <w:jc w:val="left"/>
               <w:pBdr>
                 <w:bottom w:val="none" w:sz="0" w:space="0" w:color="000000"/>
@@ -677,6 +683,7 @@
           </w:tcPr>
           <w:p>
             <w:pPr>
+              <w:pStyle w:val="Normal"/>
               <w:jc w:val="left"/>
               <w:pBdr>
                 <w:bottom w:val="none" w:sz="0" w:space="0" w:color="000000"/>
@@ -731,6 +738,7 @@
           </w:tcPr>
           <w:p>
             <w:pPr>
+              <w:pStyle w:val="Normal"/>
               <w:jc w:val="left"/>
               <w:pBdr>
                 <w:bottom w:val="none" w:sz="0" w:space="0" w:color="000000"/>
@@ -771,7 +779,6 @@
         <w:trPr>
           <w:trHeight w:val="360" w:hRule="auto"/>
         </w:trPr>
-        body4
         <w:tc>
           <w:tcPr>
             <w:tcBorders>
@@ -791,6 +798,7 @@
           </w:tcPr>
           <w:p>
             <w:pPr>
+              <w:pStyle w:val="Normal"/>
               <w:jc w:val="left"/>
               <w:pBdr>
                 <w:bottom w:val="none" w:sz="0" w:space="0" w:color="000000"/>
@@ -845,6 +853,7 @@
           </w:tcPr>
           <w:p>
             <w:pPr>
+              <w:pStyle w:val="Normal"/>
               <w:jc w:val="left"/>
               <w:pBdr>
                 <w:bottom w:val="none" w:sz="0" w:space="0" w:color="000000"/>
@@ -899,6 +908,7 @@
           </w:tcPr>
           <w:p>
             <w:pPr>
+              <w:pStyle w:val="Normal"/>
               <w:jc w:val="left"/>
               <w:pBdr>
                 <w:bottom w:val="none" w:sz="0" w:space="0" w:color="000000"/>
@@ -939,7 +949,6 @@
         <w:trPr>
           <w:trHeight w:val="360" w:hRule="auto"/>
         </w:trPr>
-        body5
         <w:tc>
           <w:tcPr>
             <w:tcBorders>
@@ -959,6 +968,7 @@
           </w:tcPr>
           <w:p>
             <w:pPr>
+              <w:pStyle w:val="Normal"/>
               <w:jc w:val="left"/>
               <w:pBdr>
                 <w:bottom w:val="none" w:sz="0" w:space="0" w:color="000000"/>
@@ -1013,6 +1023,7 @@
           </w:tcPr>
           <w:p>
             <w:pPr>
+              <w:pStyle w:val="Normal"/>
               <w:jc w:val="left"/>
               <w:pBdr>
                 <w:bottom w:val="none" w:sz="0" w:space="0" w:color="000000"/>
@@ -1044,7 +1055,7 @@
                 <w:szCs w:val="21"/>
                 <w:color w:val="000000"/>
               </w:rPr>
-              <w:t xml:space="preserve">3,365</w:t>
+              <w:t xml:space="preserve">3,365 AED</w:t>
             </w:r>
           </w:p>
         </w:tc>
@@ -1067,6 +1078,7 @@
           </w:tcPr>
           <w:p>
             <w:pPr>
+              <w:pStyle w:val="Normal"/>
               <w:jc w:val="left"/>
               <w:pBdr>
                 <w:bottom w:val="none" w:sz="0" w:space="0" w:color="000000"/>
@@ -1107,7 +1119,6 @@
         <w:trPr>
           <w:trHeight w:val="360" w:hRule="auto"/>
         </w:trPr>
-        body6
         <w:tc>
           <w:tcPr>
             <w:tcBorders>
@@ -1127,6 +1138,7 @@
           </w:tcPr>
           <w:p>
             <w:pPr>
+              <w:pStyle w:val="Normal"/>
               <w:jc w:val="left"/>
               <w:pBdr>
                 <w:bottom w:val="none" w:sz="0" w:space="0" w:color="000000"/>
@@ -1181,6 +1193,7 @@
           </w:tcPr>
           <w:p>
             <w:pPr>
+              <w:pStyle w:val="Normal"/>
               <w:jc w:val="left"/>
               <w:pBdr>
                 <w:bottom w:val="none" w:sz="0" w:space="0" w:color="000000"/>
@@ -1235,6 +1248,7 @@
           </w:tcPr>
           <w:p>
             <w:pPr>
+              <w:pStyle w:val="Normal"/>
               <w:jc w:val="left"/>
               <w:pBdr>
                 <w:bottom w:val="none" w:sz="0" w:space="0" w:color="000000"/>
@@ -1404,7 +1418,7 @@
           <w:szCs w:val="22"/>
           <w:color w:val="000000"/>
         </w:rPr>
-        <w:t xml:space="preserve">Run both. Which one ranks the assumptions before choosing one? Which one gives you a number you can act on?</w:t>
+        <w:t xml:space="preserve">Run both prompts. Which answer compares all the assumptions before picking one? Which answer gives you a number you could use to make a decision?</w:t>
       </w:r>
     </w:p>
     <w:p>
@@ -1508,7 +1522,6 @@
         <w:trPr>
           <w:trHeight w:val="3168" w:hRule="atLeast"/>
         </w:trPr>
-        body1
         <w:tc>
           <w:tcPr>
             <w:tcBorders>
@@ -1528,6 +1541,7 @@
           </w:tcPr>
           <w:p>
             <w:pPr>
+              <w:pStyle w:val="Normal"/>
               <w:jc w:val="left"/>
               <w:pBdr>
                 <w:bottom w:val="none" w:sz="0" w:space="0" w:color="000000"/>
@@ -1663,7 +1677,7 @@
                 <w:szCs w:val="21"/>
                 <w:color w:val="000000"/>
               </w:rPr>
-              <w:t xml:space="preserve">Is this plausible for a waste-cost programme?</w:t>
+              <w:t xml:space="preserve">Could this realistically happen in a programme like GreenWaste?</w:t>
             </w:r>
             <w:r>
               <w:rPr>
@@ -1689,7 +1703,7 @@
                 <w:szCs w:val="21"/>
                 <w:color w:val="000000"/>
               </w:rPr>
-              <w:t xml:space="preserve">Your verdict:</w:t>
+              <w:t xml:space="preserve">Your verdict: does the programme still pay for itself (ratio above 1)?</w:t>
             </w:r>
           </w:p>
         </w:tc>
@@ -1712,6 +1726,7 @@
           </w:tcPr>
           <w:p>
             <w:pPr>
+              <w:pStyle w:val="Normal"/>
               <w:jc w:val="left"/>
               <w:pBdr>
                 <w:bottom w:val="none" w:sz="0" w:space="0" w:color="000000"/>
@@ -1847,7 +1862,7 @@
                 <w:szCs w:val="21"/>
                 <w:color w:val="000000"/>
               </w:rPr>
-              <w:t xml:space="preserve">Is this plausible for a waste-cost programme?</w:t>
+              <w:t xml:space="preserve">Could this realistically happen in a programme like GreenWaste?</w:t>
             </w:r>
             <w:r>
               <w:rPr>
@@ -1873,7 +1888,7 @@
                 <w:szCs w:val="21"/>
                 <w:color w:val="000000"/>
               </w:rPr>
-              <w:t xml:space="preserve">Your verdict:</w:t>
+              <w:t xml:space="preserve">Your verdict: does the programme still pay for itself (ratio above 1)?</w:t>
             </w:r>
           </w:p>
         </w:tc>
@@ -1882,7 +1897,6 @@
         <w:trPr>
           <w:trHeight w:val="3168" w:hRule="atLeast"/>
         </w:trPr>
-        body2
         <w:tc>
           <w:tcPr>
             <w:tcBorders>
@@ -1902,6 +1916,7 @@
           </w:tcPr>
           <w:p>
             <w:pPr>
+              <w:pStyle w:val="Normal"/>
               <w:jc w:val="left"/>
               <w:pBdr>
                 <w:bottom w:val="none" w:sz="0" w:space="0" w:color="000000"/>
@@ -2037,7 +2052,7 @@
                 <w:szCs w:val="21"/>
                 <w:color w:val="000000"/>
               </w:rPr>
-              <w:t xml:space="preserve">Is this plausible for a waste-cost programme?</w:t>
+              <w:t xml:space="preserve">Could this realistically happen in a programme like GreenWaste?</w:t>
             </w:r>
             <w:r>
               <w:rPr>
@@ -2063,7 +2078,7 @@
                 <w:szCs w:val="21"/>
                 <w:color w:val="000000"/>
               </w:rPr>
-              <w:t xml:space="preserve">Your verdict:</w:t>
+              <w:t xml:space="preserve">Your verdict: does the programme still pay for itself (ratio above 1)?</w:t>
             </w:r>
           </w:p>
         </w:tc>
@@ -2086,6 +2101,7 @@
           </w:tcPr>
           <w:p>
             <w:pPr>
+              <w:pStyle w:val="Normal"/>
               <w:jc w:val="left"/>
               <w:pBdr>
                 <w:bottom w:val="none" w:sz="0" w:space="0" w:color="000000"/>
@@ -2221,7 +2237,7 @@
                 <w:szCs w:val="21"/>
                 <w:color w:val="000000"/>
               </w:rPr>
-              <w:t xml:space="preserve">Is this plausible for a waste-cost programme?</w:t>
+              <w:t xml:space="preserve">Could this realistically happen in a programme like GreenWaste?</w:t>
             </w:r>
             <w:r>
               <w:rPr>
@@ -2247,7 +2263,7 @@
                 <w:szCs w:val="21"/>
                 <w:color w:val="000000"/>
               </w:rPr>
-              <w:t xml:space="preserve">Your verdict:</w:t>
+              <w:t xml:space="preserve">Your verdict: does the programme still pay for itself (ratio above 1)?</w:t>
             </w:r>
           </w:p>
         </w:tc>
@@ -2256,7 +2272,6 @@
         <w:trPr>
           <w:trHeight w:val="3168" w:hRule="atLeast"/>
         </w:trPr>
-        body3
         <w:tc>
           <w:tcPr>
             <w:tcBorders>
@@ -2276,6 +2291,7 @@
           </w:tcPr>
           <w:p>
             <w:pPr>
+              <w:pStyle w:val="Normal"/>
               <w:jc w:val="left"/>
               <w:pBdr>
                 <w:bottom w:val="none" w:sz="0" w:space="0" w:color="000000"/>
@@ -2411,7 +2427,7 @@
                 <w:szCs w:val="21"/>
                 <w:color w:val="000000"/>
               </w:rPr>
-              <w:t xml:space="preserve">Is this plausible for a waste-cost programme?</w:t>
+              <w:t xml:space="preserve">Could this realistically happen in a programme like GreenWaste?</w:t>
             </w:r>
             <w:r>
               <w:rPr>
@@ -2437,7 +2453,7 @@
                 <w:szCs w:val="21"/>
                 <w:color w:val="000000"/>
               </w:rPr>
-              <w:t xml:space="preserve">Your verdict:</w:t>
+              <w:t xml:space="preserve">Your verdict: does the programme still pay for itself (ratio above 1)?</w:t>
             </w:r>
           </w:p>
         </w:tc>
@@ -2460,6 +2476,7 @@
           </w:tcPr>
           <w:p>
             <w:pPr>
+              <w:pStyle w:val="Normal"/>
               <w:jc w:val="left"/>
               <w:pBdr>
                 <w:bottom w:val="none" w:sz="0" w:space="0" w:color="000000"/>
@@ -2599,7 +2616,6 @@
           <w:trHeight w:val="360" w:hRule="auto"/>
           <w:tblHeader/>
         </w:trPr>
-        header1
         <w:tc>
           <w:tcPr>
             <w:tcBorders>
@@ -2619,6 +2635,7 @@
           </w:tcPr>
           <w:p>
             <w:pPr>
+              <w:pStyle w:val="Normal"/>
               <w:jc w:val="left"/>
               <w:pBdr>
                 <w:bottom w:val="none" w:sz="0" w:space="0" w:color="000000"/>
@@ -2673,6 +2690,7 @@
           </w:tcPr>
           <w:p>
             <w:pPr>
+              <w:pStyle w:val="Normal"/>
               <w:jc w:val="left"/>
               <w:pBdr>
                 <w:bottom w:val="none" w:sz="0" w:space="0" w:color="000000"/>
@@ -2713,7 +2731,6 @@
         <w:trPr>
           <w:trHeight w:val="1008" w:hRule="atLeast"/>
         </w:trPr>
-        body1
         <w:tc>
           <w:tcPr>
             <w:tcBorders>
@@ -2733,6 +2750,7 @@
           </w:tcPr>
           <w:p>
             <w:pPr>
+              <w:pStyle w:val="Normal"/>
               <w:jc w:val="left"/>
               <w:pBdr>
                 <w:bottom w:val="none" w:sz="0" w:space="0" w:color="000000"/>
@@ -2787,6 +2805,7 @@
           </w:tcPr>
           <w:p>
             <w:pPr>
+              <w:pStyle w:val="Normal"/>
               <w:jc w:val="left"/>
               <w:pBdr>
                 <w:bottom w:val="none" w:sz="0" w:space="0" w:color="000000"/>
@@ -2827,7 +2846,6 @@
         <w:trPr>
           <w:trHeight w:val="1008" w:hRule="atLeast"/>
         </w:trPr>
-        body2
         <w:tc>
           <w:tcPr>
             <w:tcBorders>
@@ -2847,6 +2865,7 @@
           </w:tcPr>
           <w:p>
             <w:pPr>
+              <w:pStyle w:val="Normal"/>
               <w:jc w:val="left"/>
               <w:pBdr>
                 <w:bottom w:val="none" w:sz="0" w:space="0" w:color="000000"/>
@@ -2878,7 +2897,7 @@
                 <w:szCs w:val="21"/>
                 <w:color w:val="000000"/>
               </w:rPr>
-              <w:t xml:space="preserve">Settings we called</w:t>
+              <w:t xml:space="preserve">Settings we gave the trainer</w:t>
             </w:r>
           </w:p>
         </w:tc>
@@ -2901,6 +2920,7 @@
           </w:tcPr>
           <w:p>
             <w:pPr>
+              <w:pStyle w:val="Normal"/>
               <w:jc w:val="left"/>
               <w:pBdr>
                 <w:bottom w:val="none" w:sz="0" w:space="0" w:color="000000"/>
@@ -2941,7 +2961,6 @@
         <w:trPr>
           <w:trHeight w:val="1008" w:hRule="atLeast"/>
         </w:trPr>
-        body3
         <w:tc>
           <w:tcPr>
             <w:tcBorders>
@@ -2961,6 +2980,7 @@
           </w:tcPr>
           <w:p>
             <w:pPr>
+              <w:pStyle w:val="Normal"/>
               <w:jc w:val="left"/>
               <w:pBdr>
                 <w:bottom w:val="none" w:sz="0" w:space="0" w:color="000000"/>
@@ -2992,7 +3012,7 @@
                 <w:szCs w:val="21"/>
                 <w:color w:val="000000"/>
               </w:rPr>
-              <w:t xml:space="preserve">Ratio on the screen</w:t>
+              <w:t xml:space="preserve">Benefit-cost ratio shown on screen</w:t>
             </w:r>
           </w:p>
         </w:tc>
@@ -3015,6 +3035,7 @@
           </w:tcPr>
           <w:p>
             <w:pPr>
+              <w:pStyle w:val="Normal"/>
               <w:jc w:val="left"/>
               <w:pBdr>
                 <w:bottom w:val="none" w:sz="0" w:space="0" w:color="000000"/>
@@ -3055,7 +3076,6 @@
         <w:trPr>
           <w:trHeight w:val="1008" w:hRule="atLeast"/>
         </w:trPr>
-        body4
         <w:tc>
           <w:tcPr>
             <w:tcBorders>
@@ -3075,6 +3095,7 @@
           </w:tcPr>
           <w:p>
             <w:pPr>
+              <w:pStyle w:val="Normal"/>
               <w:jc w:val="left"/>
               <w:pBdr>
                 <w:bottom w:val="none" w:sz="0" w:space="0" w:color="000000"/>
@@ -3106,7 +3127,7 @@
                 <w:szCs w:val="21"/>
                 <w:color w:val="000000"/>
               </w:rPr>
-              <w:t xml:space="preserve">Plausible? Why?</w:t>
+              <w:t xml:space="preserve">Realistic? Why or why not?</w:t>
             </w:r>
           </w:p>
         </w:tc>
@@ -3129,6 +3150,7 @@
           </w:tcPr>
           <w:p>
             <w:pPr>
+              <w:pStyle w:val="Normal"/>
               <w:jc w:val="left"/>
               <w:pBdr>
                 <w:bottom w:val="none" w:sz="0" w:space="0" w:color="000000"/>
@@ -3169,7 +3191,6 @@
         <w:trPr>
           <w:trHeight w:val="1008" w:hRule="atLeast"/>
         </w:trPr>
-        body5
         <w:tc>
           <w:tcPr>
             <w:tcBorders>
@@ -3189,6 +3210,7 @@
           </w:tcPr>
           <w:p>
             <w:pPr>
+              <w:pStyle w:val="Normal"/>
               <w:jc w:val="left"/>
               <w:pBdr>
                 <w:bottom w:val="none" w:sz="0" w:space="0" w:color="000000"/>
@@ -3220,7 +3242,7 @@
                 <w:szCs w:val="21"/>
                 <w:color w:val="000000"/>
               </w:rPr>
-              <w:t xml:space="preserve">Verdict: pays for itself?</w:t>
+              <w:t xml:space="preserve">Does the programme still pay for itself (ratio above 1)?</w:t>
             </w:r>
           </w:p>
         </w:tc>
@@ -3243,6 +3265,7 @@
           </w:tcPr>
           <w:p>
             <w:pPr>
+              <w:pStyle w:val="Normal"/>
               <w:jc w:val="left"/>
               <w:pBdr>
                 <w:bottom w:val="none" w:sz="0" w:space="0" w:color="000000"/>
@@ -3283,7 +3306,6 @@
         <w:trPr>
           <w:trHeight w:val="1008" w:hRule="atLeast"/>
         </w:trPr>
-        body6
         <w:tc>
           <w:tcPr>
             <w:tcBorders>
@@ -3303,6 +3325,7 @@
           </w:tcPr>
           <w:p>
             <w:pPr>
+              <w:pStyle w:val="Normal"/>
               <w:jc w:val="left"/>
               <w:pBdr>
                 <w:bottom w:val="none" w:sz="0" w:space="0" w:color="000000"/>
@@ -3357,6 +3380,7 @@
           </w:tcPr>
           <w:p>
             <w:pPr>
+              <w:pStyle w:val="Normal"/>
               <w:jc w:val="left"/>
               <w:pBdr>
                 <w:bottom w:val="none" w:sz="0" w:space="0" w:color="000000"/>
@@ -3445,7 +3469,7 @@
           <w:szCs w:val="22"/>
           <w:color w:val="000000"/>
         </w:rPr>
-        <w:t xml:space="preserve">1. Are the benefits plausible?  Measured  /  Modelled  /  Assumed</w:t>
+        <w:t xml:space="preserve">1. Are the benefits realistic? Circle where the benefit figure comes from:  Measured  /  Modelled  /  Assumed</w:t>
       </w:r>
     </w:p>
     <w:p>
@@ -3526,7 +3550,7 @@
           <w:szCs w:val="22"/>
           <w:color w:val="000000"/>
         </w:rPr>
-        <w:t xml:space="preserve">3. What would flip the result?</w:t>
+        <w:t xml:space="preserve">3. What change would make the benefit-cost ratio fall below 1?</w:t>
       </w:r>
     </w:p>
     <w:p>
@@ -3657,7 +3681,6 @@
         <w:trPr>
           <w:trHeight w:val="3600" w:hRule="atLeast"/>
         </w:trPr>
-        body1
         <w:tc>
           <w:tcPr>
             <w:tcBorders>
@@ -3677,6 +3700,7 @@
           </w:tcPr>
           <w:p>
             <w:pPr>
+              <w:pStyle w:val="Normal"/>
               <w:jc w:val="left"/>
               <w:pBdr>
                 <w:bottom w:val="none" w:sz="0" w:space="0" w:color="000000"/>
@@ -3734,7 +3758,7 @@
                 <w:szCs w:val="21"/>
                 <w:color w:val="000000"/>
               </w:rPr>
-              <w:t xml:space="preserve">1. Are the benefits plausible? Measured, modelled or assumed?</w:t>
+              <w:t xml:space="preserve">1. Are the benefits realistic? Were they measured, modelled or assumed?</w:t>
             </w:r>
             <w:r>
               <w:rPr>
@@ -3786,7 +3810,7 @@
                 <w:szCs w:val="21"/>
                 <w:color w:val="000000"/>
               </w:rPr>
-              <w:t xml:space="preserve">3. What would flip the result? Which assumption, and by how much?</w:t>
+              <w:t xml:space="preserve">3. What would make the ratio fall below 1? Which assumption, and by how much?</w:t>
             </w:r>
             <w:r>
               <w:rPr>
@@ -3864,7 +3888,7 @@
                 <w:szCs w:val="21"/>
                 <w:color w:val="000000"/>
               </w:rPr>
-              <w:t xml:space="preserve">On my desk, I will ask these about:</w:t>
+              <w:t xml:space="preserve">Back at work, I will ask these questions about:</w:t>
             </w:r>
             <w:r>
               <w:rPr>
@@ -3913,6 +3937,7 @@
           </w:tcPr>
           <w:p>
             <w:pPr>
+              <w:pStyle w:val="Normal"/>
               <w:jc w:val="left"/>
               <w:pBdr>
                 <w:bottom w:val="none" w:sz="0" w:space="0" w:color="000000"/>
@@ -3970,7 +3995,7 @@
                 <w:szCs w:val="21"/>
                 <w:color w:val="000000"/>
               </w:rPr>
-              <w:t xml:space="preserve">1. Are the benefits plausible? Measured, modelled or assumed?</w:t>
+              <w:t xml:space="preserve">1. Are the benefits realistic? Were they measured, modelled or assumed?</w:t>
             </w:r>
             <w:r>
               <w:rPr>
@@ -4022,7 +4047,7 @@
                 <w:szCs w:val="21"/>
                 <w:color w:val="000000"/>
               </w:rPr>
-              <w:t xml:space="preserve">3. What would flip the result? Which assumption, and by how much?</w:t>
+              <w:t xml:space="preserve">3. What would make the ratio fall below 1? Which assumption, and by how much?</w:t>
             </w:r>
             <w:r>
               <w:rPr>
@@ -4100,7 +4125,7 @@
                 <w:szCs w:val="21"/>
                 <w:color w:val="000000"/>
               </w:rPr>
-              <w:t xml:space="preserve">On my desk, I will ask these about:</w:t>
+              <w:t xml:space="preserve">Back at work, I will ask these questions about:</w:t>
             </w:r>
             <w:r>
               <w:rPr>
@@ -4135,7 +4160,6 @@
         <w:trPr>
           <w:trHeight w:val="3600" w:hRule="atLeast"/>
         </w:trPr>
-        body2
         <w:tc>
           <w:tcPr>
             <w:tcBorders>
@@ -4155,6 +4179,7 @@
           </w:tcPr>
           <w:p>
             <w:pPr>
+              <w:pStyle w:val="Normal"/>
               <w:jc w:val="left"/>
               <w:pBdr>
                 <w:bottom w:val="none" w:sz="0" w:space="0" w:color="000000"/>
@@ -4212,7 +4237,7 @@
                 <w:szCs w:val="21"/>
                 <w:color w:val="000000"/>
               </w:rPr>
-              <w:t xml:space="preserve">1. Are the benefits plausible? Measured, modelled or assumed?</w:t>
+              <w:t xml:space="preserve">1. Are the benefits realistic? Were they measured, modelled or assumed?</w:t>
             </w:r>
             <w:r>
               <w:rPr>
@@ -4264,7 +4289,7 @@
                 <w:szCs w:val="21"/>
                 <w:color w:val="000000"/>
               </w:rPr>
-              <w:t xml:space="preserve">3. What would flip the result? Which assumption, and by how much?</w:t>
+              <w:t xml:space="preserve">3. What would make the ratio fall below 1? Which assumption, and by how much?</w:t>
             </w:r>
             <w:r>
               <w:rPr>
@@ -4342,7 +4367,7 @@
                 <w:szCs w:val="21"/>
                 <w:color w:val="000000"/>
               </w:rPr>
-              <w:t xml:space="preserve">On my desk, I will ask these about:</w:t>
+              <w:t xml:space="preserve">Back at work, I will ask these questions about:</w:t>
             </w:r>
             <w:r>
               <w:rPr>
@@ -4391,6 +4416,7 @@
           </w:tcPr>
           <w:p>
             <w:pPr>
+              <w:pStyle w:val="Normal"/>
               <w:jc w:val="left"/>
               <w:pBdr>
                 <w:bottom w:val="none" w:sz="0" w:space="0" w:color="000000"/>
@@ -4448,7 +4474,7 @@
                 <w:szCs w:val="21"/>
                 <w:color w:val="000000"/>
               </w:rPr>
-              <w:t xml:space="preserve">1. Are the benefits plausible? Measured, modelled or assumed?</w:t>
+              <w:t xml:space="preserve">1. Are the benefits realistic? Were they measured, modelled or assumed?</w:t>
             </w:r>
             <w:r>
               <w:rPr>
@@ -4500,7 +4526,7 @@
                 <w:szCs w:val="21"/>
                 <w:color w:val="000000"/>
               </w:rPr>
-              <w:t xml:space="preserve">3. What would flip the result? Which assumption, and by how much?</w:t>
+              <w:t xml:space="preserve">3. What would make the ratio fall below 1? Which assumption, and by how much?</w:t>
             </w:r>
             <w:r>
               <w:rPr>
@@ -4578,7 +4604,7 @@
                 <w:szCs w:val="21"/>
                 <w:color w:val="000000"/>
               </w:rPr>
-              <w:t xml:space="preserve">On my desk, I will ask these about:</w:t>
+              <w:t xml:space="preserve">Back at work, I will ask these questions about:</w:t>
             </w:r>
             <w:r>
               <w:rPr>
@@ -4613,7 +4639,6 @@
         <w:trPr>
           <w:trHeight w:val="3600" w:hRule="atLeast"/>
         </w:trPr>
-        body3
         <w:tc>
           <w:tcPr>
             <w:tcBorders>
@@ -4633,6 +4658,7 @@
           </w:tcPr>
           <w:p>
             <w:pPr>
+              <w:pStyle w:val="Normal"/>
               <w:jc w:val="left"/>
               <w:pBdr>
                 <w:bottom w:val="none" w:sz="0" w:space="0" w:color="000000"/>
@@ -4690,7 +4716,7 @@
                 <w:szCs w:val="21"/>
                 <w:color w:val="000000"/>
               </w:rPr>
-              <w:t xml:space="preserve">1. Are the benefits plausible? Measured, modelled or assumed?</w:t>
+              <w:t xml:space="preserve">1. Are the benefits realistic? Were they measured, modelled or assumed?</w:t>
             </w:r>
             <w:r>
               <w:rPr>
@@ -4742,7 +4768,7 @@
                 <w:szCs w:val="21"/>
                 <w:color w:val="000000"/>
               </w:rPr>
-              <w:t xml:space="preserve">3. What would flip the result? Which assumption, and by how much?</w:t>
+              <w:t xml:space="preserve">3. What would make the ratio fall below 1? Which assumption, and by how much?</w:t>
             </w:r>
             <w:r>
               <w:rPr>
@@ -4820,7 +4846,7 @@
                 <w:szCs w:val="21"/>
                 <w:color w:val="000000"/>
               </w:rPr>
-              <w:t xml:space="preserve">On my desk, I will ask these about:</w:t>
+              <w:t xml:space="preserve">Back at work, I will ask these questions about:</w:t>
             </w:r>
             <w:r>
               <w:rPr>
@@ -4869,6 +4895,7 @@
           </w:tcPr>
           <w:p>
             <w:pPr>
+              <w:pStyle w:val="Normal"/>
               <w:jc w:val="left"/>
               <w:pBdr>
                 <w:bottom w:val="none" w:sz="0" w:space="0" w:color="000000"/>
@@ -4926,7 +4953,7 @@
                 <w:szCs w:val="21"/>
                 <w:color w:val="000000"/>
               </w:rPr>
-              <w:t xml:space="preserve">1. Are the benefits plausible? Measured, modelled or assumed?</w:t>
+              <w:t xml:space="preserve">1. Are the benefits realistic? Were they measured, modelled or assumed?</w:t>
             </w:r>
             <w:r>
               <w:rPr>
@@ -4978,7 +5005,7 @@
                 <w:szCs w:val="21"/>
                 <w:color w:val="000000"/>
               </w:rPr>
-              <w:t xml:space="preserve">3. What would flip the result? Which assumption, and by how much?</w:t>
+              <w:t xml:space="preserve">3. What would make the ratio fall below 1? Which assumption, and by how much?</w:t>
             </w:r>
             <w:r>
               <w:rPr>
@@ -5056,7 +5083,7 @@
                 <w:szCs w:val="21"/>
                 <w:color w:val="000000"/>
               </w:rPr>
-              <w:t xml:space="preserve">On my desk, I will ask these about:</w:t>
+              <w:t xml:space="preserve">Back at work, I will ask these questions about:</w:t>
             </w:r>
             <w:r>
               <w:rPr>
@@ -5192,7 +5219,6 @@
           <w:trHeight w:val="360" w:hRule="auto"/>
           <w:tblHeader/>
         </w:trPr>
-        header1
         <w:tc>
           <w:tcPr>
             <w:tcBorders>
@@ -5212,6 +5238,7 @@
           </w:tcPr>
           <w:p>
             <w:pPr>
+              <w:pStyle w:val="Normal"/>
               <w:jc w:val="left"/>
               <w:pBdr>
                 <w:bottom w:val="none" w:sz="0" w:space="0" w:color="000000"/>
@@ -5266,6 +5293,7 @@
           </w:tcPr>
           <w:p>
             <w:pPr>
+              <w:pStyle w:val="Normal"/>
               <w:jc w:val="left"/>
               <w:pBdr>
                 <w:bottom w:val="none" w:sz="0" w:space="0" w:color="000000"/>
@@ -5320,6 +5348,7 @@
           </w:tcPr>
           <w:p>
             <w:pPr>
+              <w:pStyle w:val="Normal"/>
               <w:jc w:val="left"/>
               <w:pBdr>
                 <w:bottom w:val="none" w:sz="0" w:space="0" w:color="000000"/>
@@ -5374,6 +5403,7 @@
           </w:tcPr>
           <w:p>
             <w:pPr>
+              <w:pStyle w:val="Normal"/>
               <w:jc w:val="left"/>
               <w:pBdr>
                 <w:bottom w:val="none" w:sz="0" w:space="0" w:color="000000"/>
@@ -5414,7 +5444,6 @@
         <w:trPr>
           <w:trHeight w:val="360" w:hRule="auto"/>
         </w:trPr>
-        body1
         <w:tc>
           <w:tcPr>
             <w:tcBorders>
@@ -5434,6 +5463,7 @@
           </w:tcPr>
           <w:p>
             <w:pPr>
+              <w:pStyle w:val="Normal"/>
               <w:jc w:val="left"/>
               <w:pBdr>
                 <w:bottom w:val="none" w:sz="0" w:space="0" w:color="000000"/>
@@ -5488,6 +5518,7 @@
           </w:tcPr>
           <w:p>
             <w:pPr>
+              <w:pStyle w:val="Normal"/>
               <w:jc w:val="left"/>
               <w:pBdr>
                 <w:bottom w:val="none" w:sz="0" w:space="0" w:color="000000"/>
@@ -5542,6 +5573,7 @@
           </w:tcPr>
           <w:p>
             <w:pPr>
+              <w:pStyle w:val="Normal"/>
               <w:jc w:val="left"/>
               <w:pBdr>
                 <w:bottom w:val="none" w:sz="0" w:space="0" w:color="000000"/>
@@ -5596,6 +5628,7 @@
           </w:tcPr>
           <w:p>
             <w:pPr>
+              <w:pStyle w:val="Normal"/>
               <w:jc w:val="left"/>
               <w:pBdr>
                 <w:bottom w:val="none" w:sz="0" w:space="0" w:color="000000"/>
@@ -5636,7 +5669,6 @@
         <w:trPr>
           <w:trHeight w:val="360" w:hRule="auto"/>
         </w:trPr>
-        body2
         <w:tc>
           <w:tcPr>
             <w:tcBorders>
@@ -5656,6 +5688,7 @@
           </w:tcPr>
           <w:p>
             <w:pPr>
+              <w:pStyle w:val="Normal"/>
               <w:jc w:val="left"/>
               <w:pBdr>
                 <w:bottom w:val="none" w:sz="0" w:space="0" w:color="000000"/>
@@ -5710,6 +5743,7 @@
           </w:tcPr>
           <w:p>
             <w:pPr>
+              <w:pStyle w:val="Normal"/>
               <w:jc w:val="left"/>
               <w:pBdr>
                 <w:bottom w:val="none" w:sz="0" w:space="0" w:color="000000"/>
@@ -5764,6 +5798,7 @@
           </w:tcPr>
           <w:p>
             <w:pPr>
+              <w:pStyle w:val="Normal"/>
               <w:jc w:val="left"/>
               <w:pBdr>
                 <w:bottom w:val="none" w:sz="0" w:space="0" w:color="000000"/>
@@ -5818,6 +5853,7 @@
           </w:tcPr>
           <w:p>
             <w:pPr>
+              <w:pStyle w:val="Normal"/>
               <w:jc w:val="left"/>
               <w:pBdr>
                 <w:bottom w:val="none" w:sz="0" w:space="0" w:color="000000"/>
@@ -5858,7 +5894,6 @@
         <w:trPr>
           <w:trHeight w:val="360" w:hRule="auto"/>
         </w:trPr>
-        body3
         <w:tc>
           <w:tcPr>
             <w:tcBorders>
@@ -5878,6 +5913,7 @@
           </w:tcPr>
           <w:p>
             <w:pPr>
+              <w:pStyle w:val="Normal"/>
               <w:jc w:val="left"/>
               <w:pBdr>
                 <w:bottom w:val="none" w:sz="0" w:space="0" w:color="000000"/>
@@ -5932,6 +5968,7 @@
           </w:tcPr>
           <w:p>
             <w:pPr>
+              <w:pStyle w:val="Normal"/>
               <w:jc w:val="left"/>
               <w:pBdr>
                 <w:bottom w:val="none" w:sz="0" w:space="0" w:color="000000"/>
@@ -5986,6 +6023,7 @@
           </w:tcPr>
           <w:p>
             <w:pPr>
+              <w:pStyle w:val="Normal"/>
               <w:jc w:val="left"/>
               <w:pBdr>
                 <w:bottom w:val="none" w:sz="0" w:space="0" w:color="000000"/>
@@ -6040,6 +6078,7 @@
           </w:tcPr>
           <w:p>
             <w:pPr>
+              <w:pStyle w:val="Normal"/>
               <w:jc w:val="left"/>
               <w:pBdr>
                 <w:bottom w:val="none" w:sz="0" w:space="0" w:color="000000"/>
@@ -6080,7 +6119,6 @@
         <w:trPr>
           <w:trHeight w:val="360" w:hRule="auto"/>
         </w:trPr>
-        body4
         <w:tc>
           <w:tcPr>
             <w:tcBorders>
@@ -6100,6 +6138,7 @@
           </w:tcPr>
           <w:p>
             <w:pPr>
+              <w:pStyle w:val="Normal"/>
               <w:jc w:val="left"/>
               <w:pBdr>
                 <w:bottom w:val="none" w:sz="0" w:space="0" w:color="000000"/>
@@ -6154,6 +6193,7 @@
           </w:tcPr>
           <w:p>
             <w:pPr>
+              <w:pStyle w:val="Normal"/>
               <w:jc w:val="left"/>
               <w:pBdr>
                 <w:bottom w:val="none" w:sz="0" w:space="0" w:color="000000"/>
@@ -6208,6 +6248,7 @@
           </w:tcPr>
           <w:p>
             <w:pPr>
+              <w:pStyle w:val="Normal"/>
               <w:jc w:val="left"/>
               <w:pBdr>
                 <w:bottom w:val="none" w:sz="0" w:space="0" w:color="000000"/>
@@ -6262,6 +6303,7 @@
           </w:tcPr>
           <w:p>
             <w:pPr>
+              <w:pStyle w:val="Normal"/>
               <w:jc w:val="left"/>
               <w:pBdr>
                 <w:bottom w:val="none" w:sz="0" w:space="0" w:color="000000"/>
@@ -6302,7 +6344,6 @@
         <w:trPr>
           <w:trHeight w:val="360" w:hRule="auto"/>
         </w:trPr>
-        body5
         <w:tc>
           <w:tcPr>
             <w:tcBorders>
@@ -6322,6 +6363,7 @@
           </w:tcPr>
           <w:p>
             <w:pPr>
+              <w:pStyle w:val="Normal"/>
               <w:jc w:val="left"/>
               <w:pBdr>
                 <w:bottom w:val="none" w:sz="0" w:space="0" w:color="000000"/>
@@ -6376,6 +6418,7 @@
           </w:tcPr>
           <w:p>
             <w:pPr>
+              <w:pStyle w:val="Normal"/>
               <w:jc w:val="left"/>
               <w:pBdr>
                 <w:bottom w:val="none" w:sz="0" w:space="0" w:color="000000"/>
@@ -6430,6 +6473,7 @@
           </w:tcPr>
           <w:p>
             <w:pPr>
+              <w:pStyle w:val="Normal"/>
               <w:jc w:val="left"/>
               <w:pBdr>
                 <w:bottom w:val="none" w:sz="0" w:space="0" w:color="000000"/>
@@ -6484,6 +6528,7 @@
           </w:tcPr>
           <w:p>
             <w:pPr>
+              <w:pStyle w:val="Normal"/>
               <w:jc w:val="left"/>
               <w:pBdr>
                 <w:bottom w:val="none" w:sz="0" w:space="0" w:color="000000"/>

--- a/Module_2_Oct_2026_v2/Oct14_session1_materials.docx
+++ b/Module_2_Oct_2026_v2/Oct14_session1_materials.docx
@@ -21,7 +21,6 @@
           <w:i w:val="false"/>
           <w:b w:val="false"/>
           <w:u w:val="none"/>
-          <w:strike w:val="false"/>
           <w:sz w:val="18"/>
           <w:szCs w:val="18"/>
           <w:color w:val="545860"/>
@@ -48,7 +47,6 @@
           <w:i w:val="false"/>
           <w:b w:val="true"/>
           <w:u w:val="none"/>
-          <w:strike w:val="false"/>
           <w:sz w:val="36"/>
           <w:szCs w:val="36"/>
           <w:color w:val="063360"/>
@@ -75,7 +73,6 @@
           <w:i w:val="true"/>
           <w:b w:val="false"/>
           <w:u w:val="none"/>
-          <w:strike w:val="false"/>
           <w:sz w:val="18"/>
           <w:szCs w:val="18"/>
           <w:color w:val="215A9E"/>
@@ -99,6 +96,7 @@
           <w:trHeight w:val="360" w:hRule="auto"/>
           <w:tblHeader/>
         </w:trPr>
+        header1
         <w:tc>
           <w:tcPr>
             <w:tcBorders>
@@ -128,24 +126,13 @@
               </w:pBdr>
               <w:spacing w:after="80" w:before="80" w:line="240"/>
               <w:ind w:left="80" w:right="80" w:firstLine="0" w:firstLineChars="0"/>
-              <w:rPr>
-                <w:rFonts w:ascii="Arial" w:hAnsi="Arial" w:eastAsia="Arial" w:cs="Arial"/>
+            </w:pPr>
+            <w:r>
+              <w:rPr>
+                <w:rFonts w:ascii="Arial" w:hAnsi="DejaVu Sans" w:eastAsia="DejaVu Sans" w:cs="DejaVu Sans"/>
                 <w:i w:val="false"/>
                 <w:b w:val="true"/>
                 <w:u w:val="none"/>
-                <w:strike w:val="false"/>
-                <w:sz w:val="21"/>
-                <w:szCs w:val="21"/>
-                <w:color w:val="063360"/>
-              </w:rPr>
-            </w:pPr>
-            <w:r>
-              <w:rPr>
-                <w:rFonts w:ascii="Arial" w:hAnsi="Arial" w:eastAsia="Arial" w:cs="Arial"/>
-                <w:i w:val="false"/>
-                <w:b w:val="true"/>
-                <w:u w:val="none"/>
-                <w:strike w:val="false"/>
                 <w:sz w:val="21"/>
                 <w:szCs w:val="21"/>
                 <w:color w:val="063360"/>
@@ -183,24 +170,13 @@
               </w:pBdr>
               <w:spacing w:after="80" w:before="80" w:line="240"/>
               <w:ind w:left="80" w:right="80" w:firstLine="0" w:firstLineChars="0"/>
-              <w:rPr>
-                <w:rFonts w:ascii="Arial" w:hAnsi="Arial" w:eastAsia="Arial" w:cs="Arial"/>
+            </w:pPr>
+            <w:r>
+              <w:rPr>
+                <w:rFonts w:ascii="Arial" w:hAnsi="DejaVu Sans" w:eastAsia="DejaVu Sans" w:cs="DejaVu Sans"/>
                 <w:i w:val="false"/>
                 <w:b w:val="true"/>
                 <w:u w:val="none"/>
-                <w:strike w:val="false"/>
-                <w:sz w:val="21"/>
-                <w:szCs w:val="21"/>
-                <w:color w:val="063360"/>
-              </w:rPr>
-            </w:pPr>
-            <w:r>
-              <w:rPr>
-                <w:rFonts w:ascii="Arial" w:hAnsi="Arial" w:eastAsia="Arial" w:cs="Arial"/>
-                <w:i w:val="false"/>
-                <w:b w:val="true"/>
-                <w:u w:val="none"/>
-                <w:strike w:val="false"/>
                 <w:sz w:val="21"/>
                 <w:szCs w:val="21"/>
                 <w:color w:val="063360"/>
@@ -238,24 +214,13 @@
               </w:pBdr>
               <w:spacing w:after="80" w:before="80" w:line="240"/>
               <w:ind w:left="80" w:right="80" w:firstLine="0" w:firstLineChars="0"/>
-              <w:rPr>
-                <w:rFonts w:ascii="Arial" w:hAnsi="Arial" w:eastAsia="Arial" w:cs="Arial"/>
+            </w:pPr>
+            <w:r>
+              <w:rPr>
+                <w:rFonts w:ascii="Arial" w:hAnsi="DejaVu Sans" w:eastAsia="DejaVu Sans" w:cs="DejaVu Sans"/>
                 <w:i w:val="false"/>
                 <w:b w:val="true"/>
                 <w:u w:val="none"/>
-                <w:strike w:val="false"/>
-                <w:sz w:val="21"/>
-                <w:szCs w:val="21"/>
-                <w:color w:val="063360"/>
-              </w:rPr>
-            </w:pPr>
-            <w:r>
-              <w:rPr>
-                <w:rFonts w:ascii="Arial" w:hAnsi="Arial" w:eastAsia="Arial" w:cs="Arial"/>
-                <w:i w:val="false"/>
-                <w:b w:val="true"/>
-                <w:u w:val="none"/>
-                <w:strike w:val="false"/>
                 <w:sz w:val="21"/>
                 <w:szCs w:val="21"/>
                 <w:color w:val="063360"/>
@@ -269,6 +234,7 @@
         <w:trPr>
           <w:trHeight w:val="360" w:hRule="auto"/>
         </w:trPr>
+        body1
         <w:tc>
           <w:tcPr>
             <w:tcBorders>
@@ -298,24 +264,13 @@
               </w:pBdr>
               <w:spacing w:after="80" w:before="80" w:line="240"/>
               <w:ind w:left="80" w:right="80" w:firstLine="0" w:firstLineChars="0"/>
-              <w:rPr>
-                <w:rFonts w:ascii="Arial" w:hAnsi="Arial" w:eastAsia="Arial" w:cs="Arial"/>
-                <w:i w:val="false"/>
-                <w:b w:val="false"/>
-                <w:u w:val="none"/>
-                <w:strike w:val="false"/>
-                <w:sz w:val="21"/>
-                <w:szCs w:val="21"/>
-                <w:color w:val="000000"/>
-              </w:rPr>
             </w:pPr>
             <w:r>
               <w:rPr>
-                <w:rFonts w:ascii="Arial" w:hAnsi="Arial" w:eastAsia="Arial" w:cs="Arial"/>
-                <w:i w:val="false"/>
-                <w:b w:val="false"/>
-                <w:u w:val="none"/>
-                <w:strike w:val="false"/>
+                <w:rFonts w:ascii="Arial" w:hAnsi="DejaVu Sans" w:eastAsia="DejaVu Sans" w:cs="DejaVu Sans"/>
+                <w:i w:val="false"/>
+                <w:b w:val="false"/>
+                <w:u w:val="none"/>
                 <w:sz w:val="21"/>
                 <w:szCs w:val="21"/>
                 <w:color w:val="000000"/>
@@ -353,24 +308,13 @@
               </w:pBdr>
               <w:spacing w:after="80" w:before="80" w:line="240"/>
               <w:ind w:left="80" w:right="80" w:firstLine="0" w:firstLineChars="0"/>
-              <w:rPr>
-                <w:rFonts w:ascii="Arial" w:hAnsi="Arial" w:eastAsia="Arial" w:cs="Arial"/>
-                <w:i w:val="false"/>
-                <w:b w:val="false"/>
-                <w:u w:val="none"/>
-                <w:strike w:val="false"/>
-                <w:sz w:val="21"/>
-                <w:szCs w:val="21"/>
-                <w:color w:val="000000"/>
-              </w:rPr>
             </w:pPr>
             <w:r>
               <w:rPr>
-                <w:rFonts w:ascii="Arial" w:hAnsi="Arial" w:eastAsia="Arial" w:cs="Arial"/>
-                <w:i w:val="false"/>
-                <w:b w:val="false"/>
-                <w:u w:val="none"/>
-                <w:strike w:val="false"/>
+                <w:rFonts w:ascii="Arial" w:hAnsi="DejaVu Sans" w:eastAsia="DejaVu Sans" w:cs="DejaVu Sans"/>
+                <w:i w:val="false"/>
+                <w:b w:val="false"/>
+                <w:u w:val="none"/>
                 <w:sz w:val="21"/>
                 <w:szCs w:val="21"/>
                 <w:color w:val="000000"/>
@@ -408,24 +352,13 @@
               </w:pBdr>
               <w:spacing w:after="80" w:before="80" w:line="240"/>
               <w:ind w:left="80" w:right="80" w:firstLine="0" w:firstLineChars="0"/>
-              <w:rPr>
-                <w:rFonts w:ascii="Arial" w:hAnsi="Arial" w:eastAsia="Arial" w:cs="Arial"/>
-                <w:i w:val="false"/>
-                <w:b w:val="false"/>
-                <w:u w:val="none"/>
-                <w:strike w:val="false"/>
-                <w:sz w:val="21"/>
-                <w:szCs w:val="21"/>
-                <w:color w:val="000000"/>
-              </w:rPr>
             </w:pPr>
             <w:r>
               <w:rPr>
-                <w:rFonts w:ascii="Arial" w:hAnsi="Arial" w:eastAsia="Arial" w:cs="Arial"/>
-                <w:i w:val="false"/>
-                <w:b w:val="false"/>
-                <w:u w:val="none"/>
-                <w:strike w:val="false"/>
+                <w:rFonts w:ascii="Arial" w:hAnsi="DejaVu Sans" w:eastAsia="DejaVu Sans" w:cs="DejaVu Sans"/>
+                <w:i w:val="false"/>
+                <w:b w:val="false"/>
+                <w:u w:val="none"/>
                 <w:sz w:val="21"/>
                 <w:szCs w:val="21"/>
                 <w:color w:val="000000"/>
@@ -439,6 +372,7 @@
         <w:trPr>
           <w:trHeight w:val="360" w:hRule="auto"/>
         </w:trPr>
+        body2
         <w:tc>
           <w:tcPr>
             <w:tcBorders>
@@ -468,24 +402,13 @@
               </w:pBdr>
               <w:spacing w:after="80" w:before="80" w:line="240"/>
               <w:ind w:left="80" w:right="80" w:firstLine="0" w:firstLineChars="0"/>
-              <w:rPr>
-                <w:rFonts w:ascii="Arial" w:hAnsi="Arial" w:eastAsia="Arial" w:cs="Arial"/>
-                <w:i w:val="false"/>
-                <w:b w:val="false"/>
-                <w:u w:val="none"/>
-                <w:strike w:val="false"/>
-                <w:sz w:val="21"/>
-                <w:szCs w:val="21"/>
-                <w:color w:val="000000"/>
-              </w:rPr>
             </w:pPr>
             <w:r>
               <w:rPr>
-                <w:rFonts w:ascii="Arial" w:hAnsi="Arial" w:eastAsia="Arial" w:cs="Arial"/>
-                <w:i w:val="false"/>
-                <w:b w:val="false"/>
-                <w:u w:val="none"/>
-                <w:strike w:val="false"/>
+                <w:rFonts w:ascii="Arial" w:hAnsi="DejaVu Sans" w:eastAsia="DejaVu Sans" w:cs="DejaVu Sans"/>
+                <w:i w:val="false"/>
+                <w:b w:val="false"/>
+                <w:u w:val="none"/>
                 <w:sz w:val="21"/>
                 <w:szCs w:val="21"/>
                 <w:color w:val="000000"/>
@@ -523,24 +446,13 @@
               </w:pBdr>
               <w:spacing w:after="80" w:before="80" w:line="240"/>
               <w:ind w:left="80" w:right="80" w:firstLine="0" w:firstLineChars="0"/>
-              <w:rPr>
-                <w:rFonts w:ascii="Arial" w:hAnsi="Arial" w:eastAsia="Arial" w:cs="Arial"/>
-                <w:i w:val="false"/>
-                <w:b w:val="false"/>
-                <w:u w:val="none"/>
-                <w:strike w:val="false"/>
-                <w:sz w:val="21"/>
-                <w:szCs w:val="21"/>
-                <w:color w:val="000000"/>
-              </w:rPr>
             </w:pPr>
             <w:r>
               <w:rPr>
-                <w:rFonts w:ascii="Arial" w:hAnsi="Arial" w:eastAsia="Arial" w:cs="Arial"/>
-                <w:i w:val="false"/>
-                <w:b w:val="false"/>
-                <w:u w:val="none"/>
-                <w:strike w:val="false"/>
+                <w:rFonts w:ascii="Arial" w:hAnsi="DejaVu Sans" w:eastAsia="DejaVu Sans" w:cs="DejaVu Sans"/>
+                <w:i w:val="false"/>
+                <w:b w:val="false"/>
+                <w:u w:val="none"/>
                 <w:sz w:val="21"/>
                 <w:szCs w:val="21"/>
                 <w:color w:val="000000"/>
@@ -578,24 +490,13 @@
               </w:pBdr>
               <w:spacing w:after="80" w:before="80" w:line="240"/>
               <w:ind w:left="80" w:right="80" w:firstLine="0" w:firstLineChars="0"/>
-              <w:rPr>
-                <w:rFonts w:ascii="Arial" w:hAnsi="Arial" w:eastAsia="Arial" w:cs="Arial"/>
-                <w:i w:val="false"/>
-                <w:b w:val="false"/>
-                <w:u w:val="none"/>
-                <w:strike w:val="false"/>
-                <w:sz w:val="21"/>
-                <w:szCs w:val="21"/>
-                <w:color w:val="000000"/>
-              </w:rPr>
             </w:pPr>
             <w:r>
               <w:rPr>
-                <w:rFonts w:ascii="Arial" w:hAnsi="Arial" w:eastAsia="Arial" w:cs="Arial"/>
-                <w:i w:val="false"/>
-                <w:b w:val="false"/>
-                <w:u w:val="none"/>
-                <w:strike w:val="false"/>
+                <w:rFonts w:ascii="Arial" w:hAnsi="DejaVu Sans" w:eastAsia="DejaVu Sans" w:cs="DejaVu Sans"/>
+                <w:i w:val="false"/>
+                <w:b w:val="false"/>
+                <w:u w:val="none"/>
                 <w:sz w:val="21"/>
                 <w:szCs w:val="21"/>
                 <w:color w:val="000000"/>
@@ -609,6 +510,7 @@
         <w:trPr>
           <w:trHeight w:val="360" w:hRule="auto"/>
         </w:trPr>
+        body3
         <w:tc>
           <w:tcPr>
             <w:tcBorders>
@@ -638,24 +540,13 @@
               </w:pBdr>
               <w:spacing w:after="80" w:before="80" w:line="240"/>
               <w:ind w:left="80" w:right="80" w:firstLine="0" w:firstLineChars="0"/>
-              <w:rPr>
-                <w:rFonts w:ascii="Arial" w:hAnsi="Arial" w:eastAsia="Arial" w:cs="Arial"/>
-                <w:i w:val="false"/>
-                <w:b w:val="false"/>
-                <w:u w:val="none"/>
-                <w:strike w:val="false"/>
-                <w:sz w:val="21"/>
-                <w:szCs w:val="21"/>
-                <w:color w:val="000000"/>
-              </w:rPr>
             </w:pPr>
             <w:r>
               <w:rPr>
-                <w:rFonts w:ascii="Arial" w:hAnsi="Arial" w:eastAsia="Arial" w:cs="Arial"/>
-                <w:i w:val="false"/>
-                <w:b w:val="false"/>
-                <w:u w:val="none"/>
-                <w:strike w:val="false"/>
+                <w:rFonts w:ascii="Arial" w:hAnsi="DejaVu Sans" w:eastAsia="DejaVu Sans" w:cs="DejaVu Sans"/>
+                <w:i w:val="false"/>
+                <w:b w:val="false"/>
+                <w:u w:val="none"/>
                 <w:sz w:val="21"/>
                 <w:szCs w:val="21"/>
                 <w:color w:val="000000"/>
@@ -693,24 +584,13 @@
               </w:pBdr>
               <w:spacing w:after="80" w:before="80" w:line="240"/>
               <w:ind w:left="80" w:right="80" w:firstLine="0" w:firstLineChars="0"/>
-              <w:rPr>
-                <w:rFonts w:ascii="Arial" w:hAnsi="Arial" w:eastAsia="Arial" w:cs="Arial"/>
-                <w:i w:val="false"/>
-                <w:b w:val="false"/>
-                <w:u w:val="none"/>
-                <w:strike w:val="false"/>
-                <w:sz w:val="21"/>
-                <w:szCs w:val="21"/>
-                <w:color w:val="000000"/>
-              </w:rPr>
             </w:pPr>
             <w:r>
               <w:rPr>
-                <w:rFonts w:ascii="Arial" w:hAnsi="Arial" w:eastAsia="Arial" w:cs="Arial"/>
-                <w:i w:val="false"/>
-                <w:b w:val="false"/>
-                <w:u w:val="none"/>
-                <w:strike w:val="false"/>
+                <w:rFonts w:ascii="Arial" w:hAnsi="DejaVu Sans" w:eastAsia="DejaVu Sans" w:cs="DejaVu Sans"/>
+                <w:i w:val="false"/>
+                <w:b w:val="false"/>
+                <w:u w:val="none"/>
                 <w:sz w:val="21"/>
                 <w:szCs w:val="21"/>
                 <w:color w:val="000000"/>
@@ -748,24 +628,13 @@
               </w:pBdr>
               <w:spacing w:after="80" w:before="80" w:line="240"/>
               <w:ind w:left="80" w:right="80" w:firstLine="0" w:firstLineChars="0"/>
-              <w:rPr>
-                <w:rFonts w:ascii="Arial" w:hAnsi="Arial" w:eastAsia="Arial" w:cs="Arial"/>
-                <w:i w:val="false"/>
-                <w:b w:val="false"/>
-                <w:u w:val="none"/>
-                <w:strike w:val="false"/>
-                <w:sz w:val="21"/>
-                <w:szCs w:val="21"/>
-                <w:color w:val="000000"/>
-              </w:rPr>
             </w:pPr>
             <w:r>
               <w:rPr>
-                <w:rFonts w:ascii="Arial" w:hAnsi="Arial" w:eastAsia="Arial" w:cs="Arial"/>
-                <w:i w:val="false"/>
-                <w:b w:val="false"/>
-                <w:u w:val="none"/>
-                <w:strike w:val="false"/>
+                <w:rFonts w:ascii="Arial" w:hAnsi="DejaVu Sans" w:eastAsia="DejaVu Sans" w:cs="DejaVu Sans"/>
+                <w:i w:val="false"/>
+                <w:b w:val="false"/>
+                <w:u w:val="none"/>
                 <w:sz w:val="21"/>
                 <w:szCs w:val="21"/>
                 <w:color w:val="000000"/>
@@ -779,6 +648,7 @@
         <w:trPr>
           <w:trHeight w:val="360" w:hRule="auto"/>
         </w:trPr>
+        body4
         <w:tc>
           <w:tcPr>
             <w:tcBorders>
@@ -808,24 +678,13 @@
               </w:pBdr>
               <w:spacing w:after="80" w:before="80" w:line="240"/>
               <w:ind w:left="80" w:right="80" w:firstLine="0" w:firstLineChars="0"/>
-              <w:rPr>
-                <w:rFonts w:ascii="Arial" w:hAnsi="Arial" w:eastAsia="Arial" w:cs="Arial"/>
-                <w:i w:val="false"/>
-                <w:b w:val="false"/>
-                <w:u w:val="none"/>
-                <w:strike w:val="false"/>
-                <w:sz w:val="21"/>
-                <w:szCs w:val="21"/>
-                <w:color w:val="000000"/>
-              </w:rPr>
             </w:pPr>
             <w:r>
               <w:rPr>
-                <w:rFonts w:ascii="Arial" w:hAnsi="Arial" w:eastAsia="Arial" w:cs="Arial"/>
-                <w:i w:val="false"/>
-                <w:b w:val="false"/>
-                <w:u w:val="none"/>
-                <w:strike w:val="false"/>
+                <w:rFonts w:ascii="Arial" w:hAnsi="DejaVu Sans" w:eastAsia="DejaVu Sans" w:cs="DejaVu Sans"/>
+                <w:i w:val="false"/>
+                <w:b w:val="false"/>
+                <w:u w:val="none"/>
                 <w:sz w:val="21"/>
                 <w:szCs w:val="21"/>
                 <w:color w:val="000000"/>
@@ -863,24 +722,13 @@
               </w:pBdr>
               <w:spacing w:after="80" w:before="80" w:line="240"/>
               <w:ind w:left="80" w:right="80" w:firstLine="0" w:firstLineChars="0"/>
-              <w:rPr>
-                <w:rFonts w:ascii="Arial" w:hAnsi="Arial" w:eastAsia="Arial" w:cs="Arial"/>
-                <w:i w:val="false"/>
-                <w:b w:val="false"/>
-                <w:u w:val="none"/>
-                <w:strike w:val="false"/>
-                <w:sz w:val="21"/>
-                <w:szCs w:val="21"/>
-                <w:color w:val="000000"/>
-              </w:rPr>
             </w:pPr>
             <w:r>
               <w:rPr>
-                <w:rFonts w:ascii="Arial" w:hAnsi="Arial" w:eastAsia="Arial" w:cs="Arial"/>
-                <w:i w:val="false"/>
-                <w:b w:val="false"/>
-                <w:u w:val="none"/>
-                <w:strike w:val="false"/>
+                <w:rFonts w:ascii="Arial" w:hAnsi="DejaVu Sans" w:eastAsia="DejaVu Sans" w:cs="DejaVu Sans"/>
+                <w:i w:val="false"/>
+                <w:b w:val="false"/>
+                <w:u w:val="none"/>
                 <w:sz w:val="21"/>
                 <w:szCs w:val="21"/>
                 <w:color w:val="000000"/>
@@ -918,24 +766,13 @@
               </w:pBdr>
               <w:spacing w:after="80" w:before="80" w:line="240"/>
               <w:ind w:left="80" w:right="80" w:firstLine="0" w:firstLineChars="0"/>
-              <w:rPr>
-                <w:rFonts w:ascii="Arial" w:hAnsi="Arial" w:eastAsia="Arial" w:cs="Arial"/>
-                <w:i w:val="false"/>
-                <w:b w:val="false"/>
-                <w:u w:val="none"/>
-                <w:strike w:val="false"/>
-                <w:sz w:val="21"/>
-                <w:szCs w:val="21"/>
-                <w:color w:val="000000"/>
-              </w:rPr>
             </w:pPr>
             <w:r>
               <w:rPr>
-                <w:rFonts w:ascii="Arial" w:hAnsi="Arial" w:eastAsia="Arial" w:cs="Arial"/>
-                <w:i w:val="false"/>
-                <w:b w:val="false"/>
-                <w:u w:val="none"/>
-                <w:strike w:val="false"/>
+                <w:rFonts w:ascii="Arial" w:hAnsi="DejaVu Sans" w:eastAsia="DejaVu Sans" w:cs="DejaVu Sans"/>
+                <w:i w:val="false"/>
+                <w:b w:val="false"/>
+                <w:u w:val="none"/>
                 <w:sz w:val="21"/>
                 <w:szCs w:val="21"/>
                 <w:color w:val="000000"/>
@@ -949,6 +786,7 @@
         <w:trPr>
           <w:trHeight w:val="360" w:hRule="auto"/>
         </w:trPr>
+        body5
         <w:tc>
           <w:tcPr>
             <w:tcBorders>
@@ -978,24 +816,13 @@
               </w:pBdr>
               <w:spacing w:after="80" w:before="80" w:line="240"/>
               <w:ind w:left="80" w:right="80" w:firstLine="0" w:firstLineChars="0"/>
-              <w:rPr>
-                <w:rFonts w:ascii="Arial" w:hAnsi="Arial" w:eastAsia="Arial" w:cs="Arial"/>
-                <w:i w:val="false"/>
-                <w:b w:val="false"/>
-                <w:u w:val="none"/>
-                <w:strike w:val="false"/>
-                <w:sz w:val="21"/>
-                <w:szCs w:val="21"/>
-                <w:color w:val="000000"/>
-              </w:rPr>
             </w:pPr>
             <w:r>
               <w:rPr>
-                <w:rFonts w:ascii="Arial" w:hAnsi="Arial" w:eastAsia="Arial" w:cs="Arial"/>
-                <w:i w:val="false"/>
-                <w:b w:val="false"/>
-                <w:u w:val="none"/>
-                <w:strike w:val="false"/>
+                <w:rFonts w:ascii="Arial" w:hAnsi="DejaVu Sans" w:eastAsia="DejaVu Sans" w:cs="DejaVu Sans"/>
+                <w:i w:val="false"/>
+                <w:b w:val="false"/>
+                <w:u w:val="none"/>
                 <w:sz w:val="21"/>
                 <w:szCs w:val="21"/>
                 <w:color w:val="000000"/>
@@ -1033,24 +860,13 @@
               </w:pBdr>
               <w:spacing w:after="80" w:before="80" w:line="240"/>
               <w:ind w:left="80" w:right="80" w:firstLine="0" w:firstLineChars="0"/>
-              <w:rPr>
-                <w:rFonts w:ascii="Arial" w:hAnsi="Arial" w:eastAsia="Arial" w:cs="Arial"/>
-                <w:i w:val="false"/>
-                <w:b w:val="false"/>
-                <w:u w:val="none"/>
-                <w:strike w:val="false"/>
-                <w:sz w:val="21"/>
-                <w:szCs w:val="21"/>
-                <w:color w:val="000000"/>
-              </w:rPr>
             </w:pPr>
             <w:r>
               <w:rPr>
-                <w:rFonts w:ascii="Arial" w:hAnsi="Arial" w:eastAsia="Arial" w:cs="Arial"/>
-                <w:i w:val="false"/>
-                <w:b w:val="false"/>
-                <w:u w:val="none"/>
-                <w:strike w:val="false"/>
+                <w:rFonts w:ascii="Arial" w:hAnsi="DejaVu Sans" w:eastAsia="DejaVu Sans" w:cs="DejaVu Sans"/>
+                <w:i w:val="false"/>
+                <w:b w:val="false"/>
+                <w:u w:val="none"/>
                 <w:sz w:val="21"/>
                 <w:szCs w:val="21"/>
                 <w:color w:val="000000"/>
@@ -1088,24 +904,13 @@
               </w:pBdr>
               <w:spacing w:after="80" w:before="80" w:line="240"/>
               <w:ind w:left="80" w:right="80" w:firstLine="0" w:firstLineChars="0"/>
-              <w:rPr>
-                <w:rFonts w:ascii="Arial" w:hAnsi="Arial" w:eastAsia="Arial" w:cs="Arial"/>
-                <w:i w:val="false"/>
-                <w:b w:val="false"/>
-                <w:u w:val="none"/>
-                <w:strike w:val="false"/>
-                <w:sz w:val="21"/>
-                <w:szCs w:val="21"/>
-                <w:color w:val="000000"/>
-              </w:rPr>
             </w:pPr>
             <w:r>
               <w:rPr>
-                <w:rFonts w:ascii="Arial" w:hAnsi="Arial" w:eastAsia="Arial" w:cs="Arial"/>
-                <w:i w:val="false"/>
-                <w:b w:val="false"/>
-                <w:u w:val="none"/>
-                <w:strike w:val="false"/>
+                <w:rFonts w:ascii="Arial" w:hAnsi="DejaVu Sans" w:eastAsia="DejaVu Sans" w:cs="DejaVu Sans"/>
+                <w:i w:val="false"/>
+                <w:b w:val="false"/>
+                <w:u w:val="none"/>
                 <w:sz w:val="21"/>
                 <w:szCs w:val="21"/>
                 <w:color w:val="000000"/>
@@ -1119,6 +924,7 @@
         <w:trPr>
           <w:trHeight w:val="360" w:hRule="auto"/>
         </w:trPr>
+        body6
         <w:tc>
           <w:tcPr>
             <w:tcBorders>
@@ -1148,24 +954,13 @@
               </w:pBdr>
               <w:spacing w:after="80" w:before="80" w:line="240"/>
               <w:ind w:left="80" w:right="80" w:firstLine="0" w:firstLineChars="0"/>
-              <w:rPr>
-                <w:rFonts w:ascii="Arial" w:hAnsi="Arial" w:eastAsia="Arial" w:cs="Arial"/>
-                <w:i w:val="false"/>
-                <w:b w:val="false"/>
-                <w:u w:val="none"/>
-                <w:strike w:val="false"/>
-                <w:sz w:val="21"/>
-                <w:szCs w:val="21"/>
-                <w:color w:val="000000"/>
-              </w:rPr>
             </w:pPr>
             <w:r>
               <w:rPr>
-                <w:rFonts w:ascii="Arial" w:hAnsi="Arial" w:eastAsia="Arial" w:cs="Arial"/>
-                <w:i w:val="false"/>
-                <w:b w:val="false"/>
-                <w:u w:val="none"/>
-                <w:strike w:val="false"/>
+                <w:rFonts w:ascii="Arial" w:hAnsi="DejaVu Sans" w:eastAsia="DejaVu Sans" w:cs="DejaVu Sans"/>
+                <w:i w:val="false"/>
+                <w:b w:val="false"/>
+                <w:u w:val="none"/>
                 <w:sz w:val="21"/>
                 <w:szCs w:val="21"/>
                 <w:color w:val="000000"/>
@@ -1203,24 +998,13 @@
               </w:pBdr>
               <w:spacing w:after="80" w:before="80" w:line="240"/>
               <w:ind w:left="80" w:right="80" w:firstLine="0" w:firstLineChars="0"/>
-              <w:rPr>
-                <w:rFonts w:ascii="Arial" w:hAnsi="Arial" w:eastAsia="Arial" w:cs="Arial"/>
-                <w:i w:val="false"/>
-                <w:b w:val="false"/>
-                <w:u w:val="none"/>
-                <w:strike w:val="false"/>
-                <w:sz w:val="21"/>
-                <w:szCs w:val="21"/>
-                <w:color w:val="000000"/>
-              </w:rPr>
             </w:pPr>
             <w:r>
               <w:rPr>
-                <w:rFonts w:ascii="Arial" w:hAnsi="Arial" w:eastAsia="Arial" w:cs="Arial"/>
-                <w:i w:val="false"/>
-                <w:b w:val="false"/>
-                <w:u w:val="none"/>
-                <w:strike w:val="false"/>
+                <w:rFonts w:ascii="Arial" w:hAnsi="DejaVu Sans" w:eastAsia="DejaVu Sans" w:cs="DejaVu Sans"/>
+                <w:i w:val="false"/>
+                <w:b w:val="false"/>
+                <w:u w:val="none"/>
                 <w:sz w:val="21"/>
                 <w:szCs w:val="21"/>
                 <w:color w:val="000000"/>
@@ -1258,24 +1042,13 @@
               </w:pBdr>
               <w:spacing w:after="80" w:before="80" w:line="240"/>
               <w:ind w:left="80" w:right="80" w:firstLine="0" w:firstLineChars="0"/>
-              <w:rPr>
-                <w:rFonts w:ascii="Arial" w:hAnsi="Arial" w:eastAsia="Arial" w:cs="Arial"/>
-                <w:i w:val="false"/>
-                <w:b w:val="false"/>
-                <w:u w:val="none"/>
-                <w:strike w:val="false"/>
-                <w:sz w:val="21"/>
-                <w:szCs w:val="21"/>
-                <w:color w:val="000000"/>
-              </w:rPr>
             </w:pPr>
             <w:r>
               <w:rPr>
-                <w:rFonts w:ascii="Arial" w:hAnsi="Arial" w:eastAsia="Arial" w:cs="Arial"/>
-                <w:i w:val="false"/>
-                <w:b w:val="false"/>
-                <w:u w:val="none"/>
-                <w:strike w:val="false"/>
+                <w:rFonts w:ascii="Arial" w:hAnsi="DejaVu Sans" w:eastAsia="DejaVu Sans" w:cs="DejaVu Sans"/>
+                <w:i w:val="false"/>
+                <w:b w:val="false"/>
+                <w:u w:val="none"/>
                 <w:sz w:val="21"/>
                 <w:szCs w:val="21"/>
                 <w:color w:val="000000"/>
@@ -1305,7 +1078,6 @@
           <w:i w:val="false"/>
           <w:b w:val="true"/>
           <w:u w:val="none"/>
-          <w:strike w:val="false"/>
           <w:sz w:val="26"/>
           <w:szCs w:val="26"/>
           <w:color w:val="215A9E"/>
@@ -1332,7 +1104,6 @@
           <w:i w:val="true"/>
           <w:b w:val="false"/>
           <w:u w:val="none"/>
-          <w:strike w:val="false"/>
           <w:sz w:val="22"/>
           <w:szCs w:val="22"/>
           <w:color w:val="000000"/>
@@ -1359,7 +1130,6 @@
           <w:i w:val="false"/>
           <w:b w:val="true"/>
           <w:u w:val="none"/>
-          <w:strike w:val="false"/>
           <w:sz w:val="26"/>
           <w:szCs w:val="26"/>
           <w:color w:val="215A9E"/>
@@ -1386,7 +1156,6 @@
           <w:i w:val="true"/>
           <w:b w:val="false"/>
           <w:u w:val="none"/>
-          <w:strike w:val="false"/>
           <w:sz w:val="22"/>
           <w:szCs w:val="22"/>
           <w:color w:val="000000"/>
@@ -1413,7 +1182,6 @@
           <w:i w:val="false"/>
           <w:b w:val="false"/>
           <w:u w:val="none"/>
-          <w:strike w:val="false"/>
           <w:sz w:val="22"/>
           <w:szCs w:val="22"/>
           <w:color w:val="000000"/>
@@ -1446,7 +1214,6 @@
           <w:i w:val="false"/>
           <w:b w:val="false"/>
           <w:u w:val="none"/>
-          <w:strike w:val="false"/>
           <w:sz w:val="18"/>
           <w:szCs w:val="18"/>
           <w:color w:val="545860"/>
@@ -1473,7 +1240,6 @@
           <w:i w:val="false"/>
           <w:b w:val="true"/>
           <w:u w:val="none"/>
-          <w:strike w:val="false"/>
           <w:sz w:val="36"/>
           <w:szCs w:val="36"/>
           <w:color w:val="063360"/>
@@ -1500,12 +1266,11 @@
           <w:i w:val="true"/>
           <w:b w:val="false"/>
           <w:u w:val="none"/>
-          <w:strike w:val="false"/>
           <w:sz w:val="18"/>
           <w:szCs w:val="18"/>
           <w:color w:val="215A9E"/>
         </w:rPr>
-        <w:t xml:space="preserve">Print: 1 set, cut; each group takes one card</w:t>
+        <w:t xml:space="preserve">Print: 2 sets, cut; hand out cards 1 to 5, then cards 1 to 3 again, so each of the 8 groups holds one card</w:t>
       </w:r>
     </w:p>
     <w:tbl xmlns:a="http://schemas.openxmlformats.org/drawingml/2006/main" xmlns:pic="http://schemas.openxmlformats.org/drawingml/2006/picture">
@@ -1520,8 +1285,9 @@
       </w:tblGrid>
       <w:tr>
         <w:trPr>
-          <w:trHeight w:val="3168" w:hRule="atLeast"/>
+          <w:trHeight w:val="3456" w:hRule="atLeast"/>
         </w:trPr>
+        body1
         <w:tc>
           <w:tcPr>
             <w:tcBorders>
@@ -1551,16 +1317,6 @@
               </w:pBdr>
               <w:spacing w:after="200" w:before="200" w:line="240"/>
               <w:ind w:left="200" w:right="200" w:firstLine="0" w:firstLineChars="0"/>
-              <w:rPr>
-                <w:rFonts w:ascii="Arial" w:hAnsi="Arial" w:eastAsia="Arial" w:cs="Arial"/>
-                <w:i w:val="false"/>
-                <w:b w:val="false"/>
-                <w:u w:val="none"/>
-                <w:strike w:val="false"/>
-                <w:sz w:val="21"/>
-                <w:szCs w:val="21"/>
-                <w:color w:val="000000"/>
-              </w:rPr>
             </w:pPr>
             <w:r>
               <w:rPr>
@@ -1568,7 +1324,6 @@
                 <w:i w:val="false"/>
                 <w:b w:val="true"/>
                 <w:u w:val="none"/>
-                <w:strike w:val="false"/>
                 <w:sz w:val="22"/>
                 <w:szCs w:val="22"/>
                 <w:color w:val="063360"/>
@@ -1581,20 +1336,18 @@
                 <w:i w:val="false"/>
                 <w:b w:val="false"/>
                 <w:u w:val="none"/>
-                <w:strike w:val="false"/>
-                <w:sz w:val="21"/>
-                <w:szCs w:val="21"/>
-                <w:color w:val="000000"/>
-              </w:rPr>
-              <w:br/>
-            </w:r>
-            <w:r>
-              <w:rPr>
-                <w:rFonts w:ascii="Arial" w:hAnsi="Arial" w:eastAsia="Arial" w:cs="Arial"/>
-                <w:i w:val="false"/>
-                <w:b w:val="false"/>
-                <w:u w:val="none"/>
-                <w:strike w:val="false"/>
+                <w:sz w:val="21"/>
+                <w:szCs w:val="21"/>
+                <w:color w:val="000000"/>
+              </w:rPr>
+              <w:br/>
+            </w:r>
+            <w:r>
+              <w:rPr>
+                <w:rFonts w:ascii="Arial" w:hAnsi="Arial" w:eastAsia="Arial" w:cs="Arial"/>
+                <w:i w:val="false"/>
+                <w:b w:val="false"/>
+                <w:u w:val="none"/>
                 <w:sz w:val="21"/>
                 <w:szCs w:val="21"/>
                 <w:color w:val="000000"/>
@@ -1607,33 +1360,54 @@
                 <w:i w:val="false"/>
                 <w:b w:val="false"/>
                 <w:u w:val="none"/>
-                <w:strike w:val="false"/>
-                <w:sz w:val="21"/>
-                <w:szCs w:val="21"/>
-                <w:color w:val="000000"/>
-              </w:rPr>
-              <w:br/>
-            </w:r>
-            <w:r>
-              <w:rPr>
-                <w:rFonts w:ascii="Arial" w:hAnsi="Arial" w:eastAsia="Arial" w:cs="Arial"/>
-                <w:i w:val="false"/>
-                <w:b w:val="false"/>
-                <w:u w:val="none"/>
-                <w:strike w:val="false"/>
-                <w:sz w:val="21"/>
-                <w:szCs w:val="21"/>
-                <w:color w:val="000000"/>
-              </w:rPr>
-              <w:br/>
-            </w:r>
-            <w:r>
-              <w:rPr>
-                <w:rFonts w:ascii="Arial" w:hAnsi="Arial" w:eastAsia="Arial" w:cs="Arial"/>
-                <w:i w:val="false"/>
-                <w:b w:val="false"/>
-                <w:u w:val="none"/>
-                <w:strike w:val="false"/>
+                <w:sz w:val="21"/>
+                <w:szCs w:val="21"/>
+                <w:color w:val="000000"/>
+              </w:rPr>
+              <w:br/>
+            </w:r>
+            <w:r>
+              <w:rPr>
+                <w:rFonts w:ascii="Arial" w:hAnsi="Arial" w:eastAsia="Arial" w:cs="Arial"/>
+                <w:i w:val="false"/>
+                <w:b w:val="false"/>
+                <w:u w:val="none"/>
+                <w:sz w:val="21"/>
+                <w:szCs w:val="21"/>
+                <w:color w:val="000000"/>
+              </w:rPr>
+              <w:br/>
+            </w:r>
+            <w:r>
+              <w:rPr>
+                <w:rFonts w:ascii="Arial" w:hAnsi="Arial" w:eastAsia="Arial" w:cs="Arial"/>
+                <w:i w:val="false"/>
+                <w:b w:val="false"/>
+                <w:u w:val="none"/>
+                <w:sz w:val="21"/>
+                <w:szCs w:val="21"/>
+                <w:color w:val="000000"/>
+              </w:rPr>
+              <w:t xml:space="preserve">Predict the ratio: ______  Post a sticky note with your card number and prediction on the ratio wall.</w:t>
+            </w:r>
+            <w:r>
+              <w:rPr>
+                <w:rFonts w:ascii="Arial" w:hAnsi="Arial" w:eastAsia="Arial" w:cs="Arial"/>
+                <w:i w:val="false"/>
+                <w:b w:val="false"/>
+                <w:u w:val="none"/>
+                <w:sz w:val="21"/>
+                <w:szCs w:val="21"/>
+                <w:color w:val="000000"/>
+              </w:rPr>
+              <w:br/>
+            </w:r>
+            <w:r>
+              <w:rPr>
+                <w:rFonts w:ascii="Arial" w:hAnsi="Arial" w:eastAsia="Arial" w:cs="Arial"/>
+                <w:i w:val="false"/>
+                <w:b w:val="false"/>
+                <w:u w:val="none"/>
                 <w:sz w:val="21"/>
                 <w:szCs w:val="21"/>
                 <w:color w:val="000000"/>
@@ -1646,33 +1420,54 @@
                 <w:i w:val="false"/>
                 <w:b w:val="false"/>
                 <w:u w:val="none"/>
-                <w:strike w:val="false"/>
-                <w:sz w:val="21"/>
-                <w:szCs w:val="21"/>
-                <w:color w:val="000000"/>
-              </w:rPr>
-              <w:br/>
-            </w:r>
-            <w:r>
-              <w:rPr>
-                <w:rFonts w:ascii="Arial" w:hAnsi="Arial" w:eastAsia="Arial" w:cs="Arial"/>
-                <w:i w:val="false"/>
-                <w:b w:val="false"/>
-                <w:u w:val="none"/>
-                <w:strike w:val="false"/>
-                <w:sz w:val="21"/>
-                <w:szCs w:val="21"/>
-                <w:color w:val="000000"/>
-              </w:rPr>
-              <w:br/>
-            </w:r>
-            <w:r>
-              <w:rPr>
-                <w:rFonts w:ascii="Arial" w:hAnsi="Arial" w:eastAsia="Arial" w:cs="Arial"/>
-                <w:i w:val="false"/>
-                <w:b w:val="false"/>
-                <w:u w:val="none"/>
-                <w:strike w:val="false"/>
+                <w:sz w:val="21"/>
+                <w:szCs w:val="21"/>
+                <w:color w:val="000000"/>
+              </w:rPr>
+              <w:br/>
+            </w:r>
+            <w:r>
+              <w:rPr>
+                <w:rFonts w:ascii="Arial" w:hAnsi="Arial" w:eastAsia="Arial" w:cs="Arial"/>
+                <w:i w:val="false"/>
+                <w:b w:val="false"/>
+                <w:u w:val="none"/>
+                <w:sz w:val="21"/>
+                <w:szCs w:val="21"/>
+                <w:color w:val="000000"/>
+              </w:rPr>
+              <w:t xml:space="preserve">Then put this card on the wall at the ratio shown on screen.</w:t>
+            </w:r>
+            <w:r>
+              <w:rPr>
+                <w:rFonts w:ascii="Arial" w:hAnsi="Arial" w:eastAsia="Arial" w:cs="Arial"/>
+                <w:i w:val="false"/>
+                <w:b w:val="false"/>
+                <w:u w:val="none"/>
+                <w:sz w:val="21"/>
+                <w:szCs w:val="21"/>
+                <w:color w:val="000000"/>
+              </w:rPr>
+              <w:br/>
+            </w:r>
+            <w:r>
+              <w:rPr>
+                <w:rFonts w:ascii="Arial" w:hAnsi="Arial" w:eastAsia="Arial" w:cs="Arial"/>
+                <w:i w:val="false"/>
+                <w:b w:val="false"/>
+                <w:u w:val="none"/>
+                <w:sz w:val="21"/>
+                <w:szCs w:val="21"/>
+                <w:color w:val="000000"/>
+              </w:rPr>
+              <w:br/>
+            </w:r>
+            <w:r>
+              <w:rPr>
+                <w:rFonts w:ascii="Arial" w:hAnsi="Arial" w:eastAsia="Arial" w:cs="Arial"/>
+                <w:i w:val="false"/>
+                <w:b w:val="false"/>
+                <w:u w:val="none"/>
                 <w:sz w:val="21"/>
                 <w:szCs w:val="21"/>
                 <w:color w:val="000000"/>
@@ -1685,20 +1480,18 @@
                 <w:i w:val="false"/>
                 <w:b w:val="false"/>
                 <w:u w:val="none"/>
-                <w:strike w:val="false"/>
-                <w:sz w:val="21"/>
-                <w:szCs w:val="21"/>
-                <w:color w:val="000000"/>
-              </w:rPr>
-              <w:br/>
-            </w:r>
-            <w:r>
-              <w:rPr>
-                <w:rFonts w:ascii="Arial" w:hAnsi="Arial" w:eastAsia="Arial" w:cs="Arial"/>
-                <w:i w:val="false"/>
-                <w:b w:val="false"/>
-                <w:u w:val="none"/>
-                <w:strike w:val="false"/>
+                <w:sz w:val="21"/>
+                <w:szCs w:val="21"/>
+                <w:color w:val="000000"/>
+              </w:rPr>
+              <w:br/>
+            </w:r>
+            <w:r>
+              <w:rPr>
+                <w:rFonts w:ascii="Arial" w:hAnsi="Arial" w:eastAsia="Arial" w:cs="Arial"/>
+                <w:i w:val="false"/>
+                <w:b w:val="false"/>
+                <w:u w:val="none"/>
                 <w:sz w:val="21"/>
                 <w:szCs w:val="21"/>
                 <w:color w:val="000000"/>
@@ -1736,16 +1529,6 @@
               </w:pBdr>
               <w:spacing w:after="200" w:before="200" w:line="240"/>
               <w:ind w:left="200" w:right="200" w:firstLine="0" w:firstLineChars="0"/>
-              <w:rPr>
-                <w:rFonts w:ascii="Arial" w:hAnsi="Arial" w:eastAsia="Arial" w:cs="Arial"/>
-                <w:i w:val="false"/>
-                <w:b w:val="false"/>
-                <w:u w:val="none"/>
-                <w:strike w:val="false"/>
-                <w:sz w:val="21"/>
-                <w:szCs w:val="21"/>
-                <w:color w:val="000000"/>
-              </w:rPr>
             </w:pPr>
             <w:r>
               <w:rPr>
@@ -1753,7 +1536,6 @@
                 <w:i w:val="false"/>
                 <w:b w:val="true"/>
                 <w:u w:val="none"/>
-                <w:strike w:val="false"/>
                 <w:sz w:val="22"/>
                 <w:szCs w:val="22"/>
                 <w:color w:val="063360"/>
@@ -1766,20 +1548,18 @@
                 <w:i w:val="false"/>
                 <w:b w:val="false"/>
                 <w:u w:val="none"/>
-                <w:strike w:val="false"/>
-                <w:sz w:val="21"/>
-                <w:szCs w:val="21"/>
-                <w:color w:val="000000"/>
-              </w:rPr>
-              <w:br/>
-            </w:r>
-            <w:r>
-              <w:rPr>
-                <w:rFonts w:ascii="Arial" w:hAnsi="Arial" w:eastAsia="Arial" w:cs="Arial"/>
-                <w:i w:val="false"/>
-                <w:b w:val="false"/>
-                <w:u w:val="none"/>
-                <w:strike w:val="false"/>
+                <w:sz w:val="21"/>
+                <w:szCs w:val="21"/>
+                <w:color w:val="000000"/>
+              </w:rPr>
+              <w:br/>
+            </w:r>
+            <w:r>
+              <w:rPr>
+                <w:rFonts w:ascii="Arial" w:hAnsi="Arial" w:eastAsia="Arial" w:cs="Arial"/>
+                <w:i w:val="false"/>
+                <w:b w:val="false"/>
+                <w:u w:val="none"/>
                 <w:sz w:val="21"/>
                 <w:szCs w:val="21"/>
                 <w:color w:val="000000"/>
@@ -1792,33 +1572,54 @@
                 <w:i w:val="false"/>
                 <w:b w:val="false"/>
                 <w:u w:val="none"/>
-                <w:strike w:val="false"/>
-                <w:sz w:val="21"/>
-                <w:szCs w:val="21"/>
-                <w:color w:val="000000"/>
-              </w:rPr>
-              <w:br/>
-            </w:r>
-            <w:r>
-              <w:rPr>
-                <w:rFonts w:ascii="Arial" w:hAnsi="Arial" w:eastAsia="Arial" w:cs="Arial"/>
-                <w:i w:val="false"/>
-                <w:b w:val="false"/>
-                <w:u w:val="none"/>
-                <w:strike w:val="false"/>
-                <w:sz w:val="21"/>
-                <w:szCs w:val="21"/>
-                <w:color w:val="000000"/>
-              </w:rPr>
-              <w:br/>
-            </w:r>
-            <w:r>
-              <w:rPr>
-                <w:rFonts w:ascii="Arial" w:hAnsi="Arial" w:eastAsia="Arial" w:cs="Arial"/>
-                <w:i w:val="false"/>
-                <w:b w:val="false"/>
-                <w:u w:val="none"/>
-                <w:strike w:val="false"/>
+                <w:sz w:val="21"/>
+                <w:szCs w:val="21"/>
+                <w:color w:val="000000"/>
+              </w:rPr>
+              <w:br/>
+            </w:r>
+            <w:r>
+              <w:rPr>
+                <w:rFonts w:ascii="Arial" w:hAnsi="Arial" w:eastAsia="Arial" w:cs="Arial"/>
+                <w:i w:val="false"/>
+                <w:b w:val="false"/>
+                <w:u w:val="none"/>
+                <w:sz w:val="21"/>
+                <w:szCs w:val="21"/>
+                <w:color w:val="000000"/>
+              </w:rPr>
+              <w:br/>
+            </w:r>
+            <w:r>
+              <w:rPr>
+                <w:rFonts w:ascii="Arial" w:hAnsi="Arial" w:eastAsia="Arial" w:cs="Arial"/>
+                <w:i w:val="false"/>
+                <w:b w:val="false"/>
+                <w:u w:val="none"/>
+                <w:sz w:val="21"/>
+                <w:szCs w:val="21"/>
+                <w:color w:val="000000"/>
+              </w:rPr>
+              <w:t xml:space="preserve">Predict the ratio: ______  Post a sticky note with your card number and prediction on the ratio wall.</w:t>
+            </w:r>
+            <w:r>
+              <w:rPr>
+                <w:rFonts w:ascii="Arial" w:hAnsi="Arial" w:eastAsia="Arial" w:cs="Arial"/>
+                <w:i w:val="false"/>
+                <w:b w:val="false"/>
+                <w:u w:val="none"/>
+                <w:sz w:val="21"/>
+                <w:szCs w:val="21"/>
+                <w:color w:val="000000"/>
+              </w:rPr>
+              <w:br/>
+            </w:r>
+            <w:r>
+              <w:rPr>
+                <w:rFonts w:ascii="Arial" w:hAnsi="Arial" w:eastAsia="Arial" w:cs="Arial"/>
+                <w:i w:val="false"/>
+                <w:b w:val="false"/>
+                <w:u w:val="none"/>
                 <w:sz w:val="21"/>
                 <w:szCs w:val="21"/>
                 <w:color w:val="000000"/>
@@ -1831,33 +1632,54 @@
                 <w:i w:val="false"/>
                 <w:b w:val="false"/>
                 <w:u w:val="none"/>
-                <w:strike w:val="false"/>
-                <w:sz w:val="21"/>
-                <w:szCs w:val="21"/>
-                <w:color w:val="000000"/>
-              </w:rPr>
-              <w:br/>
-            </w:r>
-            <w:r>
-              <w:rPr>
-                <w:rFonts w:ascii="Arial" w:hAnsi="Arial" w:eastAsia="Arial" w:cs="Arial"/>
-                <w:i w:val="false"/>
-                <w:b w:val="false"/>
-                <w:u w:val="none"/>
-                <w:strike w:val="false"/>
-                <w:sz w:val="21"/>
-                <w:szCs w:val="21"/>
-                <w:color w:val="000000"/>
-              </w:rPr>
-              <w:br/>
-            </w:r>
-            <w:r>
-              <w:rPr>
-                <w:rFonts w:ascii="Arial" w:hAnsi="Arial" w:eastAsia="Arial" w:cs="Arial"/>
-                <w:i w:val="false"/>
-                <w:b w:val="false"/>
-                <w:u w:val="none"/>
-                <w:strike w:val="false"/>
+                <w:sz w:val="21"/>
+                <w:szCs w:val="21"/>
+                <w:color w:val="000000"/>
+              </w:rPr>
+              <w:br/>
+            </w:r>
+            <w:r>
+              <w:rPr>
+                <w:rFonts w:ascii="Arial" w:hAnsi="Arial" w:eastAsia="Arial" w:cs="Arial"/>
+                <w:i w:val="false"/>
+                <w:b w:val="false"/>
+                <w:u w:val="none"/>
+                <w:sz w:val="21"/>
+                <w:szCs w:val="21"/>
+                <w:color w:val="000000"/>
+              </w:rPr>
+              <w:t xml:space="preserve">Then put this card on the wall at the ratio shown on screen.</w:t>
+            </w:r>
+            <w:r>
+              <w:rPr>
+                <w:rFonts w:ascii="Arial" w:hAnsi="Arial" w:eastAsia="Arial" w:cs="Arial"/>
+                <w:i w:val="false"/>
+                <w:b w:val="false"/>
+                <w:u w:val="none"/>
+                <w:sz w:val="21"/>
+                <w:szCs w:val="21"/>
+                <w:color w:val="000000"/>
+              </w:rPr>
+              <w:br/>
+            </w:r>
+            <w:r>
+              <w:rPr>
+                <w:rFonts w:ascii="Arial" w:hAnsi="Arial" w:eastAsia="Arial" w:cs="Arial"/>
+                <w:i w:val="false"/>
+                <w:b w:val="false"/>
+                <w:u w:val="none"/>
+                <w:sz w:val="21"/>
+                <w:szCs w:val="21"/>
+                <w:color w:val="000000"/>
+              </w:rPr>
+              <w:br/>
+            </w:r>
+            <w:r>
+              <w:rPr>
+                <w:rFonts w:ascii="Arial" w:hAnsi="Arial" w:eastAsia="Arial" w:cs="Arial"/>
+                <w:i w:val="false"/>
+                <w:b w:val="false"/>
+                <w:u w:val="none"/>
                 <w:sz w:val="21"/>
                 <w:szCs w:val="21"/>
                 <w:color w:val="000000"/>
@@ -1870,20 +1692,18 @@
                 <w:i w:val="false"/>
                 <w:b w:val="false"/>
                 <w:u w:val="none"/>
-                <w:strike w:val="false"/>
-                <w:sz w:val="21"/>
-                <w:szCs w:val="21"/>
-                <w:color w:val="000000"/>
-              </w:rPr>
-              <w:br/>
-            </w:r>
-            <w:r>
-              <w:rPr>
-                <w:rFonts w:ascii="Arial" w:hAnsi="Arial" w:eastAsia="Arial" w:cs="Arial"/>
-                <w:i w:val="false"/>
-                <w:b w:val="false"/>
-                <w:u w:val="none"/>
-                <w:strike w:val="false"/>
+                <w:sz w:val="21"/>
+                <w:szCs w:val="21"/>
+                <w:color w:val="000000"/>
+              </w:rPr>
+              <w:br/>
+            </w:r>
+            <w:r>
+              <w:rPr>
+                <w:rFonts w:ascii="Arial" w:hAnsi="Arial" w:eastAsia="Arial" w:cs="Arial"/>
+                <w:i w:val="false"/>
+                <w:b w:val="false"/>
+                <w:u w:val="none"/>
                 <w:sz w:val="21"/>
                 <w:szCs w:val="21"/>
                 <w:color w:val="000000"/>
@@ -1895,8 +1715,9 @@
       </w:tr>
       <w:tr>
         <w:trPr>
-          <w:trHeight w:val="3168" w:hRule="atLeast"/>
+          <w:trHeight w:val="3456" w:hRule="atLeast"/>
         </w:trPr>
+        body2
         <w:tc>
           <w:tcPr>
             <w:tcBorders>
@@ -1926,16 +1747,6 @@
               </w:pBdr>
               <w:spacing w:after="200" w:before="200" w:line="240"/>
               <w:ind w:left="200" w:right="200" w:firstLine="0" w:firstLineChars="0"/>
-              <w:rPr>
-                <w:rFonts w:ascii="Arial" w:hAnsi="Arial" w:eastAsia="Arial" w:cs="Arial"/>
-                <w:i w:val="false"/>
-                <w:b w:val="false"/>
-                <w:u w:val="none"/>
-                <w:strike w:val="false"/>
-                <w:sz w:val="21"/>
-                <w:szCs w:val="21"/>
-                <w:color w:val="000000"/>
-              </w:rPr>
             </w:pPr>
             <w:r>
               <w:rPr>
@@ -1943,7 +1754,6 @@
                 <w:i w:val="false"/>
                 <w:b w:val="true"/>
                 <w:u w:val="none"/>
-                <w:strike w:val="false"/>
                 <w:sz w:val="22"/>
                 <w:szCs w:val="22"/>
                 <w:color w:val="063360"/>
@@ -1956,20 +1766,18 @@
                 <w:i w:val="false"/>
                 <w:b w:val="false"/>
                 <w:u w:val="none"/>
-                <w:strike w:val="false"/>
-                <w:sz w:val="21"/>
-                <w:szCs w:val="21"/>
-                <w:color w:val="000000"/>
-              </w:rPr>
-              <w:br/>
-            </w:r>
-            <w:r>
-              <w:rPr>
-                <w:rFonts w:ascii="Arial" w:hAnsi="Arial" w:eastAsia="Arial" w:cs="Arial"/>
-                <w:i w:val="false"/>
-                <w:b w:val="false"/>
-                <w:u w:val="none"/>
-                <w:strike w:val="false"/>
+                <w:sz w:val="21"/>
+                <w:szCs w:val="21"/>
+                <w:color w:val="000000"/>
+              </w:rPr>
+              <w:br/>
+            </w:r>
+            <w:r>
+              <w:rPr>
+                <w:rFonts w:ascii="Arial" w:hAnsi="Arial" w:eastAsia="Arial" w:cs="Arial"/>
+                <w:i w:val="false"/>
+                <w:b w:val="false"/>
+                <w:u w:val="none"/>
                 <w:sz w:val="21"/>
                 <w:szCs w:val="21"/>
                 <w:color w:val="000000"/>
@@ -1982,33 +1790,54 @@
                 <w:i w:val="false"/>
                 <w:b w:val="false"/>
                 <w:u w:val="none"/>
-                <w:strike w:val="false"/>
-                <w:sz w:val="21"/>
-                <w:szCs w:val="21"/>
-                <w:color w:val="000000"/>
-              </w:rPr>
-              <w:br/>
-            </w:r>
-            <w:r>
-              <w:rPr>
-                <w:rFonts w:ascii="Arial" w:hAnsi="Arial" w:eastAsia="Arial" w:cs="Arial"/>
-                <w:i w:val="false"/>
-                <w:b w:val="false"/>
-                <w:u w:val="none"/>
-                <w:strike w:val="false"/>
-                <w:sz w:val="21"/>
-                <w:szCs w:val="21"/>
-                <w:color w:val="000000"/>
-              </w:rPr>
-              <w:br/>
-            </w:r>
-            <w:r>
-              <w:rPr>
-                <w:rFonts w:ascii="Arial" w:hAnsi="Arial" w:eastAsia="Arial" w:cs="Arial"/>
-                <w:i w:val="false"/>
-                <w:b w:val="false"/>
-                <w:u w:val="none"/>
-                <w:strike w:val="false"/>
+                <w:sz w:val="21"/>
+                <w:szCs w:val="21"/>
+                <w:color w:val="000000"/>
+              </w:rPr>
+              <w:br/>
+            </w:r>
+            <w:r>
+              <w:rPr>
+                <w:rFonts w:ascii="Arial" w:hAnsi="Arial" w:eastAsia="Arial" w:cs="Arial"/>
+                <w:i w:val="false"/>
+                <w:b w:val="false"/>
+                <w:u w:val="none"/>
+                <w:sz w:val="21"/>
+                <w:szCs w:val="21"/>
+                <w:color w:val="000000"/>
+              </w:rPr>
+              <w:br/>
+            </w:r>
+            <w:r>
+              <w:rPr>
+                <w:rFonts w:ascii="Arial" w:hAnsi="Arial" w:eastAsia="Arial" w:cs="Arial"/>
+                <w:i w:val="false"/>
+                <w:b w:val="false"/>
+                <w:u w:val="none"/>
+                <w:sz w:val="21"/>
+                <w:szCs w:val="21"/>
+                <w:color w:val="000000"/>
+              </w:rPr>
+              <w:t xml:space="preserve">Predict the ratio: ______  Post a sticky note with your card number and prediction on the ratio wall.</w:t>
+            </w:r>
+            <w:r>
+              <w:rPr>
+                <w:rFonts w:ascii="Arial" w:hAnsi="Arial" w:eastAsia="Arial" w:cs="Arial"/>
+                <w:i w:val="false"/>
+                <w:b w:val="false"/>
+                <w:u w:val="none"/>
+                <w:sz w:val="21"/>
+                <w:szCs w:val="21"/>
+                <w:color w:val="000000"/>
+              </w:rPr>
+              <w:br/>
+            </w:r>
+            <w:r>
+              <w:rPr>
+                <w:rFonts w:ascii="Arial" w:hAnsi="Arial" w:eastAsia="Arial" w:cs="Arial"/>
+                <w:i w:val="false"/>
+                <w:b w:val="false"/>
+                <w:u w:val="none"/>
                 <w:sz w:val="21"/>
                 <w:szCs w:val="21"/>
                 <w:color w:val="000000"/>
@@ -2021,33 +1850,54 @@
                 <w:i w:val="false"/>
                 <w:b w:val="false"/>
                 <w:u w:val="none"/>
-                <w:strike w:val="false"/>
-                <w:sz w:val="21"/>
-                <w:szCs w:val="21"/>
-                <w:color w:val="000000"/>
-              </w:rPr>
-              <w:br/>
-            </w:r>
-            <w:r>
-              <w:rPr>
-                <w:rFonts w:ascii="Arial" w:hAnsi="Arial" w:eastAsia="Arial" w:cs="Arial"/>
-                <w:i w:val="false"/>
-                <w:b w:val="false"/>
-                <w:u w:val="none"/>
-                <w:strike w:val="false"/>
-                <w:sz w:val="21"/>
-                <w:szCs w:val="21"/>
-                <w:color w:val="000000"/>
-              </w:rPr>
-              <w:br/>
-            </w:r>
-            <w:r>
-              <w:rPr>
-                <w:rFonts w:ascii="Arial" w:hAnsi="Arial" w:eastAsia="Arial" w:cs="Arial"/>
-                <w:i w:val="false"/>
-                <w:b w:val="false"/>
-                <w:u w:val="none"/>
-                <w:strike w:val="false"/>
+                <w:sz w:val="21"/>
+                <w:szCs w:val="21"/>
+                <w:color w:val="000000"/>
+              </w:rPr>
+              <w:br/>
+            </w:r>
+            <w:r>
+              <w:rPr>
+                <w:rFonts w:ascii="Arial" w:hAnsi="Arial" w:eastAsia="Arial" w:cs="Arial"/>
+                <w:i w:val="false"/>
+                <w:b w:val="false"/>
+                <w:u w:val="none"/>
+                <w:sz w:val="21"/>
+                <w:szCs w:val="21"/>
+                <w:color w:val="000000"/>
+              </w:rPr>
+              <w:t xml:space="preserve">Then put this card on the wall at the ratio shown on screen.</w:t>
+            </w:r>
+            <w:r>
+              <w:rPr>
+                <w:rFonts w:ascii="Arial" w:hAnsi="Arial" w:eastAsia="Arial" w:cs="Arial"/>
+                <w:i w:val="false"/>
+                <w:b w:val="false"/>
+                <w:u w:val="none"/>
+                <w:sz w:val="21"/>
+                <w:szCs w:val="21"/>
+                <w:color w:val="000000"/>
+              </w:rPr>
+              <w:br/>
+            </w:r>
+            <w:r>
+              <w:rPr>
+                <w:rFonts w:ascii="Arial" w:hAnsi="Arial" w:eastAsia="Arial" w:cs="Arial"/>
+                <w:i w:val="false"/>
+                <w:b w:val="false"/>
+                <w:u w:val="none"/>
+                <w:sz w:val="21"/>
+                <w:szCs w:val="21"/>
+                <w:color w:val="000000"/>
+              </w:rPr>
+              <w:br/>
+            </w:r>
+            <w:r>
+              <w:rPr>
+                <w:rFonts w:ascii="Arial" w:hAnsi="Arial" w:eastAsia="Arial" w:cs="Arial"/>
+                <w:i w:val="false"/>
+                <w:b w:val="false"/>
+                <w:u w:val="none"/>
                 <w:sz w:val="21"/>
                 <w:szCs w:val="21"/>
                 <w:color w:val="000000"/>
@@ -2060,20 +1910,18 @@
                 <w:i w:val="false"/>
                 <w:b w:val="false"/>
                 <w:u w:val="none"/>
-                <w:strike w:val="false"/>
-                <w:sz w:val="21"/>
-                <w:szCs w:val="21"/>
-                <w:color w:val="000000"/>
-              </w:rPr>
-              <w:br/>
-            </w:r>
-            <w:r>
-              <w:rPr>
-                <w:rFonts w:ascii="Arial" w:hAnsi="Arial" w:eastAsia="Arial" w:cs="Arial"/>
-                <w:i w:val="false"/>
-                <w:b w:val="false"/>
-                <w:u w:val="none"/>
-                <w:strike w:val="false"/>
+                <w:sz w:val="21"/>
+                <w:szCs w:val="21"/>
+                <w:color w:val="000000"/>
+              </w:rPr>
+              <w:br/>
+            </w:r>
+            <w:r>
+              <w:rPr>
+                <w:rFonts w:ascii="Arial" w:hAnsi="Arial" w:eastAsia="Arial" w:cs="Arial"/>
+                <w:i w:val="false"/>
+                <w:b w:val="false"/>
+                <w:u w:val="none"/>
                 <w:sz w:val="21"/>
                 <w:szCs w:val="21"/>
                 <w:color w:val="000000"/>
@@ -2111,16 +1959,6 @@
               </w:pBdr>
               <w:spacing w:after="200" w:before="200" w:line="240"/>
               <w:ind w:left="200" w:right="200" w:firstLine="0" w:firstLineChars="0"/>
-              <w:rPr>
-                <w:rFonts w:ascii="Arial" w:hAnsi="Arial" w:eastAsia="Arial" w:cs="Arial"/>
-                <w:i w:val="false"/>
-                <w:b w:val="false"/>
-                <w:u w:val="none"/>
-                <w:strike w:val="false"/>
-                <w:sz w:val="21"/>
-                <w:szCs w:val="21"/>
-                <w:color w:val="000000"/>
-              </w:rPr>
             </w:pPr>
             <w:r>
               <w:rPr>
@@ -2128,7 +1966,6 @@
                 <w:i w:val="false"/>
                 <w:b w:val="true"/>
                 <w:u w:val="none"/>
-                <w:strike w:val="false"/>
                 <w:sz w:val="22"/>
                 <w:szCs w:val="22"/>
                 <w:color w:val="063360"/>
@@ -2141,20 +1978,18 @@
                 <w:i w:val="false"/>
                 <w:b w:val="false"/>
                 <w:u w:val="none"/>
-                <w:strike w:val="false"/>
-                <w:sz w:val="21"/>
-                <w:szCs w:val="21"/>
-                <w:color w:val="000000"/>
-              </w:rPr>
-              <w:br/>
-            </w:r>
-            <w:r>
-              <w:rPr>
-                <w:rFonts w:ascii="Arial" w:hAnsi="Arial" w:eastAsia="Arial" w:cs="Arial"/>
-                <w:i w:val="false"/>
-                <w:b w:val="false"/>
-                <w:u w:val="none"/>
-                <w:strike w:val="false"/>
+                <w:sz w:val="21"/>
+                <w:szCs w:val="21"/>
+                <w:color w:val="000000"/>
+              </w:rPr>
+              <w:br/>
+            </w:r>
+            <w:r>
+              <w:rPr>
+                <w:rFonts w:ascii="Arial" w:hAnsi="Arial" w:eastAsia="Arial" w:cs="Arial"/>
+                <w:i w:val="false"/>
+                <w:b w:val="false"/>
+                <w:u w:val="none"/>
                 <w:sz w:val="21"/>
                 <w:szCs w:val="21"/>
                 <w:color w:val="000000"/>
@@ -2167,33 +2002,54 @@
                 <w:i w:val="false"/>
                 <w:b w:val="false"/>
                 <w:u w:val="none"/>
-                <w:strike w:val="false"/>
-                <w:sz w:val="21"/>
-                <w:szCs w:val="21"/>
-                <w:color w:val="000000"/>
-              </w:rPr>
-              <w:br/>
-            </w:r>
-            <w:r>
-              <w:rPr>
-                <w:rFonts w:ascii="Arial" w:hAnsi="Arial" w:eastAsia="Arial" w:cs="Arial"/>
-                <w:i w:val="false"/>
-                <w:b w:val="false"/>
-                <w:u w:val="none"/>
-                <w:strike w:val="false"/>
-                <w:sz w:val="21"/>
-                <w:szCs w:val="21"/>
-                <w:color w:val="000000"/>
-              </w:rPr>
-              <w:br/>
-            </w:r>
-            <w:r>
-              <w:rPr>
-                <w:rFonts w:ascii="Arial" w:hAnsi="Arial" w:eastAsia="Arial" w:cs="Arial"/>
-                <w:i w:val="false"/>
-                <w:b w:val="false"/>
-                <w:u w:val="none"/>
-                <w:strike w:val="false"/>
+                <w:sz w:val="21"/>
+                <w:szCs w:val="21"/>
+                <w:color w:val="000000"/>
+              </w:rPr>
+              <w:br/>
+            </w:r>
+            <w:r>
+              <w:rPr>
+                <w:rFonts w:ascii="Arial" w:hAnsi="Arial" w:eastAsia="Arial" w:cs="Arial"/>
+                <w:i w:val="false"/>
+                <w:b w:val="false"/>
+                <w:u w:val="none"/>
+                <w:sz w:val="21"/>
+                <w:szCs w:val="21"/>
+                <w:color w:val="000000"/>
+              </w:rPr>
+              <w:br/>
+            </w:r>
+            <w:r>
+              <w:rPr>
+                <w:rFonts w:ascii="Arial" w:hAnsi="Arial" w:eastAsia="Arial" w:cs="Arial"/>
+                <w:i w:val="false"/>
+                <w:b w:val="false"/>
+                <w:u w:val="none"/>
+                <w:sz w:val="21"/>
+                <w:szCs w:val="21"/>
+                <w:color w:val="000000"/>
+              </w:rPr>
+              <w:t xml:space="preserve">Predict the ratio: ______  Post a sticky note with your card number and prediction on the ratio wall.</w:t>
+            </w:r>
+            <w:r>
+              <w:rPr>
+                <w:rFonts w:ascii="Arial" w:hAnsi="Arial" w:eastAsia="Arial" w:cs="Arial"/>
+                <w:i w:val="false"/>
+                <w:b w:val="false"/>
+                <w:u w:val="none"/>
+                <w:sz w:val="21"/>
+                <w:szCs w:val="21"/>
+                <w:color w:val="000000"/>
+              </w:rPr>
+              <w:br/>
+            </w:r>
+            <w:r>
+              <w:rPr>
+                <w:rFonts w:ascii="Arial" w:hAnsi="Arial" w:eastAsia="Arial" w:cs="Arial"/>
+                <w:i w:val="false"/>
+                <w:b w:val="false"/>
+                <w:u w:val="none"/>
                 <w:sz w:val="21"/>
                 <w:szCs w:val="21"/>
                 <w:color w:val="000000"/>
@@ -2206,33 +2062,54 @@
                 <w:i w:val="false"/>
                 <w:b w:val="false"/>
                 <w:u w:val="none"/>
-                <w:strike w:val="false"/>
-                <w:sz w:val="21"/>
-                <w:szCs w:val="21"/>
-                <w:color w:val="000000"/>
-              </w:rPr>
-              <w:br/>
-            </w:r>
-            <w:r>
-              <w:rPr>
-                <w:rFonts w:ascii="Arial" w:hAnsi="Arial" w:eastAsia="Arial" w:cs="Arial"/>
-                <w:i w:val="false"/>
-                <w:b w:val="false"/>
-                <w:u w:val="none"/>
-                <w:strike w:val="false"/>
-                <w:sz w:val="21"/>
-                <w:szCs w:val="21"/>
-                <w:color w:val="000000"/>
-              </w:rPr>
-              <w:br/>
-            </w:r>
-            <w:r>
-              <w:rPr>
-                <w:rFonts w:ascii="Arial" w:hAnsi="Arial" w:eastAsia="Arial" w:cs="Arial"/>
-                <w:i w:val="false"/>
-                <w:b w:val="false"/>
-                <w:u w:val="none"/>
-                <w:strike w:val="false"/>
+                <w:sz w:val="21"/>
+                <w:szCs w:val="21"/>
+                <w:color w:val="000000"/>
+              </w:rPr>
+              <w:br/>
+            </w:r>
+            <w:r>
+              <w:rPr>
+                <w:rFonts w:ascii="Arial" w:hAnsi="Arial" w:eastAsia="Arial" w:cs="Arial"/>
+                <w:i w:val="false"/>
+                <w:b w:val="false"/>
+                <w:u w:val="none"/>
+                <w:sz w:val="21"/>
+                <w:szCs w:val="21"/>
+                <w:color w:val="000000"/>
+              </w:rPr>
+              <w:t xml:space="preserve">Then put this card on the wall at the ratio shown on screen.</w:t>
+            </w:r>
+            <w:r>
+              <w:rPr>
+                <w:rFonts w:ascii="Arial" w:hAnsi="Arial" w:eastAsia="Arial" w:cs="Arial"/>
+                <w:i w:val="false"/>
+                <w:b w:val="false"/>
+                <w:u w:val="none"/>
+                <w:sz w:val="21"/>
+                <w:szCs w:val="21"/>
+                <w:color w:val="000000"/>
+              </w:rPr>
+              <w:br/>
+            </w:r>
+            <w:r>
+              <w:rPr>
+                <w:rFonts w:ascii="Arial" w:hAnsi="Arial" w:eastAsia="Arial" w:cs="Arial"/>
+                <w:i w:val="false"/>
+                <w:b w:val="false"/>
+                <w:u w:val="none"/>
+                <w:sz w:val="21"/>
+                <w:szCs w:val="21"/>
+                <w:color w:val="000000"/>
+              </w:rPr>
+              <w:br/>
+            </w:r>
+            <w:r>
+              <w:rPr>
+                <w:rFonts w:ascii="Arial" w:hAnsi="Arial" w:eastAsia="Arial" w:cs="Arial"/>
+                <w:i w:val="false"/>
+                <w:b w:val="false"/>
+                <w:u w:val="none"/>
                 <w:sz w:val="21"/>
                 <w:szCs w:val="21"/>
                 <w:color w:val="000000"/>
@@ -2245,20 +2122,18 @@
                 <w:i w:val="false"/>
                 <w:b w:val="false"/>
                 <w:u w:val="none"/>
-                <w:strike w:val="false"/>
-                <w:sz w:val="21"/>
-                <w:szCs w:val="21"/>
-                <w:color w:val="000000"/>
-              </w:rPr>
-              <w:br/>
-            </w:r>
-            <w:r>
-              <w:rPr>
-                <w:rFonts w:ascii="Arial" w:hAnsi="Arial" w:eastAsia="Arial" w:cs="Arial"/>
-                <w:i w:val="false"/>
-                <w:b w:val="false"/>
-                <w:u w:val="none"/>
-                <w:strike w:val="false"/>
+                <w:sz w:val="21"/>
+                <w:szCs w:val="21"/>
+                <w:color w:val="000000"/>
+              </w:rPr>
+              <w:br/>
+            </w:r>
+            <w:r>
+              <w:rPr>
+                <w:rFonts w:ascii="Arial" w:hAnsi="Arial" w:eastAsia="Arial" w:cs="Arial"/>
+                <w:i w:val="false"/>
+                <w:b w:val="false"/>
+                <w:u w:val="none"/>
                 <w:sz w:val="21"/>
                 <w:szCs w:val="21"/>
                 <w:color w:val="000000"/>
@@ -2270,8 +2145,9 @@
       </w:tr>
       <w:tr>
         <w:trPr>
-          <w:trHeight w:val="3168" w:hRule="atLeast"/>
+          <w:trHeight w:val="3456" w:hRule="atLeast"/>
         </w:trPr>
+        body3
         <w:tc>
           <w:tcPr>
             <w:tcBorders>
@@ -2301,16 +2177,6 @@
               </w:pBdr>
               <w:spacing w:after="200" w:before="200" w:line="240"/>
               <w:ind w:left="200" w:right="200" w:firstLine="0" w:firstLineChars="0"/>
-              <w:rPr>
-                <w:rFonts w:ascii="Arial" w:hAnsi="Arial" w:eastAsia="Arial" w:cs="Arial"/>
-                <w:i w:val="false"/>
-                <w:b w:val="false"/>
-                <w:u w:val="none"/>
-                <w:strike w:val="false"/>
-                <w:sz w:val="21"/>
-                <w:szCs w:val="21"/>
-                <w:color w:val="000000"/>
-              </w:rPr>
             </w:pPr>
             <w:r>
               <w:rPr>
@@ -2318,7 +2184,6 @@
                 <w:i w:val="false"/>
                 <w:b w:val="true"/>
                 <w:u w:val="none"/>
-                <w:strike w:val="false"/>
                 <w:sz w:val="22"/>
                 <w:szCs w:val="22"/>
                 <w:color w:val="063360"/>
@@ -2331,20 +2196,18 @@
                 <w:i w:val="false"/>
                 <w:b w:val="false"/>
                 <w:u w:val="none"/>
-                <w:strike w:val="false"/>
-                <w:sz w:val="21"/>
-                <w:szCs w:val="21"/>
-                <w:color w:val="000000"/>
-              </w:rPr>
-              <w:br/>
-            </w:r>
-            <w:r>
-              <w:rPr>
-                <w:rFonts w:ascii="Arial" w:hAnsi="Arial" w:eastAsia="Arial" w:cs="Arial"/>
-                <w:i w:val="false"/>
-                <w:b w:val="false"/>
-                <w:u w:val="none"/>
-                <w:strike w:val="false"/>
+                <w:sz w:val="21"/>
+                <w:szCs w:val="21"/>
+                <w:color w:val="000000"/>
+              </w:rPr>
+              <w:br/>
+            </w:r>
+            <w:r>
+              <w:rPr>
+                <w:rFonts w:ascii="Arial" w:hAnsi="Arial" w:eastAsia="Arial" w:cs="Arial"/>
+                <w:i w:val="false"/>
+                <w:b w:val="false"/>
+                <w:u w:val="none"/>
                 <w:sz w:val="21"/>
                 <w:szCs w:val="21"/>
                 <w:color w:val="000000"/>
@@ -2357,33 +2220,54 @@
                 <w:i w:val="false"/>
                 <w:b w:val="false"/>
                 <w:u w:val="none"/>
-                <w:strike w:val="false"/>
-                <w:sz w:val="21"/>
-                <w:szCs w:val="21"/>
-                <w:color w:val="000000"/>
-              </w:rPr>
-              <w:br/>
-            </w:r>
-            <w:r>
-              <w:rPr>
-                <w:rFonts w:ascii="Arial" w:hAnsi="Arial" w:eastAsia="Arial" w:cs="Arial"/>
-                <w:i w:val="false"/>
-                <w:b w:val="false"/>
-                <w:u w:val="none"/>
-                <w:strike w:val="false"/>
-                <w:sz w:val="21"/>
-                <w:szCs w:val="21"/>
-                <w:color w:val="000000"/>
-              </w:rPr>
-              <w:br/>
-            </w:r>
-            <w:r>
-              <w:rPr>
-                <w:rFonts w:ascii="Arial" w:hAnsi="Arial" w:eastAsia="Arial" w:cs="Arial"/>
-                <w:i w:val="false"/>
-                <w:b w:val="false"/>
-                <w:u w:val="none"/>
-                <w:strike w:val="false"/>
+                <w:sz w:val="21"/>
+                <w:szCs w:val="21"/>
+                <w:color w:val="000000"/>
+              </w:rPr>
+              <w:br/>
+            </w:r>
+            <w:r>
+              <w:rPr>
+                <w:rFonts w:ascii="Arial" w:hAnsi="Arial" w:eastAsia="Arial" w:cs="Arial"/>
+                <w:i w:val="false"/>
+                <w:b w:val="false"/>
+                <w:u w:val="none"/>
+                <w:sz w:val="21"/>
+                <w:szCs w:val="21"/>
+                <w:color w:val="000000"/>
+              </w:rPr>
+              <w:br/>
+            </w:r>
+            <w:r>
+              <w:rPr>
+                <w:rFonts w:ascii="Arial" w:hAnsi="Arial" w:eastAsia="Arial" w:cs="Arial"/>
+                <w:i w:val="false"/>
+                <w:b w:val="false"/>
+                <w:u w:val="none"/>
+                <w:sz w:val="21"/>
+                <w:szCs w:val="21"/>
+                <w:color w:val="000000"/>
+              </w:rPr>
+              <w:t xml:space="preserve">Predict the ratio: ______  Post a sticky note with your card number and prediction on the ratio wall.</w:t>
+            </w:r>
+            <w:r>
+              <w:rPr>
+                <w:rFonts w:ascii="Arial" w:hAnsi="Arial" w:eastAsia="Arial" w:cs="Arial"/>
+                <w:i w:val="false"/>
+                <w:b w:val="false"/>
+                <w:u w:val="none"/>
+                <w:sz w:val="21"/>
+                <w:szCs w:val="21"/>
+                <w:color w:val="000000"/>
+              </w:rPr>
+              <w:br/>
+            </w:r>
+            <w:r>
+              <w:rPr>
+                <w:rFonts w:ascii="Arial" w:hAnsi="Arial" w:eastAsia="Arial" w:cs="Arial"/>
+                <w:i w:val="false"/>
+                <w:b w:val="false"/>
+                <w:u w:val="none"/>
                 <w:sz w:val="21"/>
                 <w:szCs w:val="21"/>
                 <w:color w:val="000000"/>
@@ -2396,33 +2280,54 @@
                 <w:i w:val="false"/>
                 <w:b w:val="false"/>
                 <w:u w:val="none"/>
-                <w:strike w:val="false"/>
-                <w:sz w:val="21"/>
-                <w:szCs w:val="21"/>
-                <w:color w:val="000000"/>
-              </w:rPr>
-              <w:br/>
-            </w:r>
-            <w:r>
-              <w:rPr>
-                <w:rFonts w:ascii="Arial" w:hAnsi="Arial" w:eastAsia="Arial" w:cs="Arial"/>
-                <w:i w:val="false"/>
-                <w:b w:val="false"/>
-                <w:u w:val="none"/>
-                <w:strike w:val="false"/>
-                <w:sz w:val="21"/>
-                <w:szCs w:val="21"/>
-                <w:color w:val="000000"/>
-              </w:rPr>
-              <w:br/>
-            </w:r>
-            <w:r>
-              <w:rPr>
-                <w:rFonts w:ascii="Arial" w:hAnsi="Arial" w:eastAsia="Arial" w:cs="Arial"/>
-                <w:i w:val="false"/>
-                <w:b w:val="false"/>
-                <w:u w:val="none"/>
-                <w:strike w:val="false"/>
+                <w:sz w:val="21"/>
+                <w:szCs w:val="21"/>
+                <w:color w:val="000000"/>
+              </w:rPr>
+              <w:br/>
+            </w:r>
+            <w:r>
+              <w:rPr>
+                <w:rFonts w:ascii="Arial" w:hAnsi="Arial" w:eastAsia="Arial" w:cs="Arial"/>
+                <w:i w:val="false"/>
+                <w:b w:val="false"/>
+                <w:u w:val="none"/>
+                <w:sz w:val="21"/>
+                <w:szCs w:val="21"/>
+                <w:color w:val="000000"/>
+              </w:rPr>
+              <w:t xml:space="preserve">Then put this card on the wall at the ratio shown on screen.</w:t>
+            </w:r>
+            <w:r>
+              <w:rPr>
+                <w:rFonts w:ascii="Arial" w:hAnsi="Arial" w:eastAsia="Arial" w:cs="Arial"/>
+                <w:i w:val="false"/>
+                <w:b w:val="false"/>
+                <w:u w:val="none"/>
+                <w:sz w:val="21"/>
+                <w:szCs w:val="21"/>
+                <w:color w:val="000000"/>
+              </w:rPr>
+              <w:br/>
+            </w:r>
+            <w:r>
+              <w:rPr>
+                <w:rFonts w:ascii="Arial" w:hAnsi="Arial" w:eastAsia="Arial" w:cs="Arial"/>
+                <w:i w:val="false"/>
+                <w:b w:val="false"/>
+                <w:u w:val="none"/>
+                <w:sz w:val="21"/>
+                <w:szCs w:val="21"/>
+                <w:color w:val="000000"/>
+              </w:rPr>
+              <w:br/>
+            </w:r>
+            <w:r>
+              <w:rPr>
+                <w:rFonts w:ascii="Arial" w:hAnsi="Arial" w:eastAsia="Arial" w:cs="Arial"/>
+                <w:i w:val="false"/>
+                <w:b w:val="false"/>
+                <w:u w:val="none"/>
                 <w:sz w:val="21"/>
                 <w:szCs w:val="21"/>
                 <w:color w:val="000000"/>
@@ -2435,20 +2340,18 @@
                 <w:i w:val="false"/>
                 <w:b w:val="false"/>
                 <w:u w:val="none"/>
-                <w:strike w:val="false"/>
-                <w:sz w:val="21"/>
-                <w:szCs w:val="21"/>
-                <w:color w:val="000000"/>
-              </w:rPr>
-              <w:br/>
-            </w:r>
-            <w:r>
-              <w:rPr>
-                <w:rFonts w:ascii="Arial" w:hAnsi="Arial" w:eastAsia="Arial" w:cs="Arial"/>
-                <w:i w:val="false"/>
-                <w:b w:val="false"/>
-                <w:u w:val="none"/>
-                <w:strike w:val="false"/>
+                <w:sz w:val="21"/>
+                <w:szCs w:val="21"/>
+                <w:color w:val="000000"/>
+              </w:rPr>
+              <w:br/>
+            </w:r>
+            <w:r>
+              <w:rPr>
+                <w:rFonts w:ascii="Arial" w:hAnsi="Arial" w:eastAsia="Arial" w:cs="Arial"/>
+                <w:i w:val="false"/>
+                <w:b w:val="false"/>
+                <w:u w:val="none"/>
                 <w:sz w:val="21"/>
                 <w:szCs w:val="21"/>
                 <w:color w:val="000000"/>
@@ -2486,24 +2389,13 @@
               </w:pBdr>
               <w:spacing w:after="200" w:before="200" w:line="240"/>
               <w:ind w:left="200" w:right="200" w:firstLine="0" w:firstLineChars="0"/>
-              <w:rPr>
-                <w:rFonts w:ascii="Arial" w:hAnsi="Arial" w:eastAsia="Arial" w:cs="Arial"/>
-                <w:i w:val="false"/>
-                <w:b w:val="false"/>
-                <w:u w:val="none"/>
-                <w:strike w:val="false"/>
-                <w:sz w:val="21"/>
-                <w:szCs w:val="21"/>
-                <w:color w:val="000000"/>
-              </w:rPr>
             </w:pPr>
             <w:r>
               <w:rPr>
-                <w:rFonts w:ascii="Arial" w:hAnsi="Arial" w:eastAsia="Arial" w:cs="Arial"/>
-                <w:i w:val="false"/>
-                <w:b w:val="false"/>
-                <w:u w:val="none"/>
-                <w:strike w:val="false"/>
+                <w:rFonts w:ascii="Arial" w:hAnsi="DejaVu Sans" w:eastAsia="DejaVu Sans" w:cs="DejaVu Sans"/>
+                <w:i w:val="false"/>
+                <w:b w:val="false"/>
+                <w:u w:val="none"/>
                 <w:sz w:val="21"/>
                 <w:szCs w:val="21"/>
                 <w:color w:val="000000"/>
@@ -2539,7 +2431,6 @@
           <w:i w:val="false"/>
           <w:b w:val="false"/>
           <w:u w:val="none"/>
-          <w:strike w:val="false"/>
           <w:sz w:val="18"/>
           <w:szCs w:val="18"/>
           <w:color w:val="545860"/>
@@ -2566,7 +2457,6 @@
           <w:i w:val="false"/>
           <w:b w:val="true"/>
           <w:u w:val="none"/>
-          <w:strike w:val="false"/>
           <w:sz w:val="36"/>
           <w:szCs w:val="36"/>
           <w:color w:val="063360"/>
@@ -2593,7 +2483,6 @@
           <w:i w:val="true"/>
           <w:b w:val="false"/>
           <w:u w:val="none"/>
-          <w:strike w:val="false"/>
           <w:sz w:val="18"/>
           <w:szCs w:val="18"/>
           <w:color w:val="215A9E"/>
@@ -2616,6 +2505,7 @@
           <w:trHeight w:val="360" w:hRule="auto"/>
           <w:tblHeader/>
         </w:trPr>
+        header1
         <w:tc>
           <w:tcPr>
             <w:tcBorders>
@@ -2645,24 +2535,13 @@
               </w:pBdr>
               <w:spacing w:after="80" w:before="80" w:line="240"/>
               <w:ind w:left="80" w:right="80" w:firstLine="0" w:firstLineChars="0"/>
-              <w:rPr>
-                <w:rFonts w:ascii="Arial" w:hAnsi="Arial" w:eastAsia="Arial" w:cs="Arial"/>
+            </w:pPr>
+            <w:r>
+              <w:rPr>
+                <w:rFonts w:ascii="Arial" w:hAnsi="DejaVu Sans" w:eastAsia="DejaVu Sans" w:cs="DejaVu Sans"/>
                 <w:i w:val="false"/>
                 <w:b w:val="true"/>
                 <w:u w:val="none"/>
-                <w:strike w:val="false"/>
-                <w:sz w:val="21"/>
-                <w:szCs w:val="21"/>
-                <w:color w:val="063360"/>
-              </w:rPr>
-            </w:pPr>
-            <w:r>
-              <w:rPr>
-                <w:rFonts w:ascii="Arial" w:hAnsi="Arial" w:eastAsia="Arial" w:cs="Arial"/>
-                <w:i w:val="false"/>
-                <w:b w:val="true"/>
-                <w:u w:val="none"/>
-                <w:strike w:val="false"/>
                 <w:sz w:val="21"/>
                 <w:szCs w:val="21"/>
                 <w:color w:val="063360"/>
@@ -2700,24 +2579,13 @@
               </w:pBdr>
               <w:spacing w:after="80" w:before="80" w:line="240"/>
               <w:ind w:left="80" w:right="80" w:firstLine="0" w:firstLineChars="0"/>
-              <w:rPr>
-                <w:rFonts w:ascii="Arial" w:hAnsi="Arial" w:eastAsia="Arial" w:cs="Arial"/>
+            </w:pPr>
+            <w:r>
+              <w:rPr>
+                <w:rFonts w:ascii="Arial" w:hAnsi="DejaVu Sans" w:eastAsia="DejaVu Sans" w:cs="DejaVu Sans"/>
                 <w:i w:val="false"/>
                 <w:b w:val="true"/>
                 <w:u w:val="none"/>
-                <w:strike w:val="false"/>
-                <w:sz w:val="21"/>
-                <w:szCs w:val="21"/>
-                <w:color w:val="063360"/>
-              </w:rPr>
-            </w:pPr>
-            <w:r>
-              <w:rPr>
-                <w:rFonts w:ascii="Arial" w:hAnsi="Arial" w:eastAsia="Arial" w:cs="Arial"/>
-                <w:i w:val="false"/>
-                <w:b w:val="true"/>
-                <w:u w:val="none"/>
-                <w:strike w:val="false"/>
                 <w:sz w:val="21"/>
                 <w:szCs w:val="21"/>
                 <w:color w:val="063360"/>
@@ -2729,8 +2597,9 @@
       </w:tr>
       <w:tr>
         <w:trPr>
-          <w:trHeight w:val="1008" w:hRule="atLeast"/>
+          <w:trHeight w:val="864" w:hRule="atLeast"/>
         </w:trPr>
+        body1
         <w:tc>
           <w:tcPr>
             <w:tcBorders>
@@ -2760,24 +2629,13 @@
               </w:pBdr>
               <w:spacing w:after="80" w:before="80" w:line="240"/>
               <w:ind w:left="80" w:right="80" w:firstLine="0" w:firstLineChars="0"/>
-              <w:rPr>
-                <w:rFonts w:ascii="Arial" w:hAnsi="Arial" w:eastAsia="Arial" w:cs="Arial"/>
-                <w:i w:val="false"/>
-                <w:b w:val="false"/>
-                <w:u w:val="none"/>
-                <w:strike w:val="false"/>
-                <w:sz w:val="21"/>
-                <w:szCs w:val="21"/>
-                <w:color w:val="000000"/>
-              </w:rPr>
             </w:pPr>
             <w:r>
               <w:rPr>
-                <w:rFonts w:ascii="Arial" w:hAnsi="Arial" w:eastAsia="Arial" w:cs="Arial"/>
-                <w:i w:val="false"/>
-                <w:b w:val="false"/>
-                <w:u w:val="none"/>
-                <w:strike w:val="false"/>
+                <w:rFonts w:ascii="Arial" w:hAnsi="DejaVu Sans" w:eastAsia="DejaVu Sans" w:cs="DejaVu Sans"/>
+                <w:i w:val="false"/>
+                <w:b w:val="false"/>
+                <w:u w:val="none"/>
                 <w:sz w:val="21"/>
                 <w:szCs w:val="21"/>
                 <w:color w:val="000000"/>
@@ -2815,24 +2673,13 @@
               </w:pBdr>
               <w:spacing w:after="80" w:before="80" w:line="240"/>
               <w:ind w:left="80" w:right="80" w:firstLine="0" w:firstLineChars="0"/>
-              <w:rPr>
-                <w:rFonts w:ascii="Arial" w:hAnsi="Arial" w:eastAsia="Arial" w:cs="Arial"/>
-                <w:i w:val="false"/>
-                <w:b w:val="false"/>
-                <w:u w:val="none"/>
-                <w:strike w:val="false"/>
-                <w:sz w:val="21"/>
-                <w:szCs w:val="21"/>
-                <w:color w:val="000000"/>
-              </w:rPr>
             </w:pPr>
             <w:r>
               <w:rPr>
-                <w:rFonts w:ascii="Arial" w:hAnsi="Arial" w:eastAsia="Arial" w:cs="Arial"/>
-                <w:i w:val="false"/>
-                <w:b w:val="false"/>
-                <w:u w:val="none"/>
-                <w:strike w:val="false"/>
+                <w:rFonts w:ascii="Arial" w:hAnsi="DejaVu Sans" w:eastAsia="DejaVu Sans" w:cs="DejaVu Sans"/>
+                <w:i w:val="false"/>
+                <w:b w:val="false"/>
+                <w:u w:val="none"/>
                 <w:sz w:val="21"/>
                 <w:szCs w:val="21"/>
                 <w:color w:val="000000"/>
@@ -2844,8 +2691,9 @@
       </w:tr>
       <w:tr>
         <w:trPr>
-          <w:trHeight w:val="1008" w:hRule="atLeast"/>
+          <w:trHeight w:val="864" w:hRule="atLeast"/>
         </w:trPr>
+        body2
         <w:tc>
           <w:tcPr>
             <w:tcBorders>
@@ -2875,24 +2723,13 @@
               </w:pBdr>
               <w:spacing w:after="80" w:before="80" w:line="240"/>
               <w:ind w:left="80" w:right="80" w:firstLine="0" w:firstLineChars="0"/>
-              <w:rPr>
-                <w:rFonts w:ascii="Arial" w:hAnsi="Arial" w:eastAsia="Arial" w:cs="Arial"/>
-                <w:i w:val="false"/>
-                <w:b w:val="false"/>
-                <w:u w:val="none"/>
-                <w:strike w:val="false"/>
-                <w:sz w:val="21"/>
-                <w:szCs w:val="21"/>
-                <w:color w:val="000000"/>
-              </w:rPr>
             </w:pPr>
             <w:r>
               <w:rPr>
-                <w:rFonts w:ascii="Arial" w:hAnsi="Arial" w:eastAsia="Arial" w:cs="Arial"/>
-                <w:i w:val="false"/>
-                <w:b w:val="false"/>
-                <w:u w:val="none"/>
-                <w:strike w:val="false"/>
+                <w:rFonts w:ascii="Arial" w:hAnsi="DejaVu Sans" w:eastAsia="DejaVu Sans" w:cs="DejaVu Sans"/>
+                <w:i w:val="false"/>
+                <w:b w:val="false"/>
+                <w:u w:val="none"/>
                 <w:sz w:val="21"/>
                 <w:szCs w:val="21"/>
                 <w:color w:val="000000"/>
@@ -2930,24 +2767,13 @@
               </w:pBdr>
               <w:spacing w:after="80" w:before="80" w:line="240"/>
               <w:ind w:left="80" w:right="80" w:firstLine="0" w:firstLineChars="0"/>
-              <w:rPr>
-                <w:rFonts w:ascii="Arial" w:hAnsi="Arial" w:eastAsia="Arial" w:cs="Arial"/>
-                <w:i w:val="false"/>
-                <w:b w:val="false"/>
-                <w:u w:val="none"/>
-                <w:strike w:val="false"/>
-                <w:sz w:val="21"/>
-                <w:szCs w:val="21"/>
-                <w:color w:val="000000"/>
-              </w:rPr>
             </w:pPr>
             <w:r>
               <w:rPr>
-                <w:rFonts w:ascii="Arial" w:hAnsi="Arial" w:eastAsia="Arial" w:cs="Arial"/>
-                <w:i w:val="false"/>
-                <w:b w:val="false"/>
-                <w:u w:val="none"/>
-                <w:strike w:val="false"/>
+                <w:rFonts w:ascii="Arial" w:hAnsi="DejaVu Sans" w:eastAsia="DejaVu Sans" w:cs="DejaVu Sans"/>
+                <w:i w:val="false"/>
+                <w:b w:val="false"/>
+                <w:u w:val="none"/>
                 <w:sz w:val="21"/>
                 <w:szCs w:val="21"/>
                 <w:color w:val="000000"/>
@@ -2959,8 +2785,9 @@
       </w:tr>
       <w:tr>
         <w:trPr>
-          <w:trHeight w:val="1008" w:hRule="atLeast"/>
+          <w:trHeight w:val="864" w:hRule="atLeast"/>
         </w:trPr>
+        body3
         <w:tc>
           <w:tcPr>
             <w:tcBorders>
@@ -2990,29 +2817,18 @@
               </w:pBdr>
               <w:spacing w:after="80" w:before="80" w:line="240"/>
               <w:ind w:left="80" w:right="80" w:firstLine="0" w:firstLineChars="0"/>
-              <w:rPr>
-                <w:rFonts w:ascii="Arial" w:hAnsi="Arial" w:eastAsia="Arial" w:cs="Arial"/>
-                <w:i w:val="false"/>
-                <w:b w:val="false"/>
-                <w:u w:val="none"/>
-                <w:strike w:val="false"/>
-                <w:sz w:val="21"/>
-                <w:szCs w:val="21"/>
-                <w:color w:val="000000"/>
-              </w:rPr>
             </w:pPr>
             <w:r>
               <w:rPr>
-                <w:rFonts w:ascii="Arial" w:hAnsi="Arial" w:eastAsia="Arial" w:cs="Arial"/>
-                <w:i w:val="false"/>
-                <w:b w:val="false"/>
-                <w:u w:val="none"/>
-                <w:strike w:val="false"/>
-                <w:sz w:val="21"/>
-                <w:szCs w:val="21"/>
-                <w:color w:val="000000"/>
-              </w:rPr>
-              <w:t xml:space="preserve">Benefit-cost ratio shown on screen</w:t>
+                <w:rFonts w:ascii="Arial" w:hAnsi="DejaVu Sans" w:eastAsia="DejaVu Sans" w:cs="DejaVu Sans"/>
+                <w:i w:val="false"/>
+                <w:b w:val="false"/>
+                <w:u w:val="none"/>
+                <w:sz w:val="21"/>
+                <w:szCs w:val="21"/>
+                <w:color w:val="000000"/>
+              </w:rPr>
+              <w:t xml:space="preserve">Our prediction (before the trainer ran it)</w:t>
             </w:r>
           </w:p>
         </w:tc>
@@ -3045,24 +2861,13 @@
               </w:pBdr>
               <w:spacing w:after="80" w:before="80" w:line="240"/>
               <w:ind w:left="80" w:right="80" w:firstLine="0" w:firstLineChars="0"/>
-              <w:rPr>
-                <w:rFonts w:ascii="Arial" w:hAnsi="Arial" w:eastAsia="Arial" w:cs="Arial"/>
-                <w:i w:val="false"/>
-                <w:b w:val="false"/>
-                <w:u w:val="none"/>
-                <w:strike w:val="false"/>
-                <w:sz w:val="21"/>
-                <w:szCs w:val="21"/>
-                <w:color w:val="000000"/>
-              </w:rPr>
             </w:pPr>
             <w:r>
               <w:rPr>
-                <w:rFonts w:ascii="Arial" w:hAnsi="Arial" w:eastAsia="Arial" w:cs="Arial"/>
-                <w:i w:val="false"/>
-                <w:b w:val="false"/>
-                <w:u w:val="none"/>
-                <w:strike w:val="false"/>
+                <w:rFonts w:ascii="Arial" w:hAnsi="DejaVu Sans" w:eastAsia="DejaVu Sans" w:cs="DejaVu Sans"/>
+                <w:i w:val="false"/>
+                <w:b w:val="false"/>
+                <w:u w:val="none"/>
                 <w:sz w:val="21"/>
                 <w:szCs w:val="21"/>
                 <w:color w:val="000000"/>
@@ -3074,8 +2879,9 @@
       </w:tr>
       <w:tr>
         <w:trPr>
-          <w:trHeight w:val="1008" w:hRule="atLeast"/>
+          <w:trHeight w:val="864" w:hRule="atLeast"/>
         </w:trPr>
+        body4
         <w:tc>
           <w:tcPr>
             <w:tcBorders>
@@ -3105,29 +2911,18 @@
               </w:pBdr>
               <w:spacing w:after="80" w:before="80" w:line="240"/>
               <w:ind w:left="80" w:right="80" w:firstLine="0" w:firstLineChars="0"/>
-              <w:rPr>
-                <w:rFonts w:ascii="Arial" w:hAnsi="Arial" w:eastAsia="Arial" w:cs="Arial"/>
-                <w:i w:val="false"/>
-                <w:b w:val="false"/>
-                <w:u w:val="none"/>
-                <w:strike w:val="false"/>
-                <w:sz w:val="21"/>
-                <w:szCs w:val="21"/>
-                <w:color w:val="000000"/>
-              </w:rPr>
             </w:pPr>
             <w:r>
               <w:rPr>
-                <w:rFonts w:ascii="Arial" w:hAnsi="Arial" w:eastAsia="Arial" w:cs="Arial"/>
-                <w:i w:val="false"/>
-                <w:b w:val="false"/>
-                <w:u w:val="none"/>
-                <w:strike w:val="false"/>
-                <w:sz w:val="21"/>
-                <w:szCs w:val="21"/>
-                <w:color w:val="000000"/>
-              </w:rPr>
-              <w:t xml:space="preserve">Realistic? Why or why not?</w:t>
+                <w:rFonts w:ascii="Arial" w:hAnsi="DejaVu Sans" w:eastAsia="DejaVu Sans" w:cs="DejaVu Sans"/>
+                <w:i w:val="false"/>
+                <w:b w:val="false"/>
+                <w:u w:val="none"/>
+                <w:sz w:val="21"/>
+                <w:szCs w:val="21"/>
+                <w:color w:val="000000"/>
+              </w:rPr>
+              <w:t xml:space="preserve">Benefit-cost ratio shown on screen</w:t>
             </w:r>
           </w:p>
         </w:tc>
@@ -3160,24 +2955,13 @@
               </w:pBdr>
               <w:spacing w:after="80" w:before="80" w:line="240"/>
               <w:ind w:left="80" w:right="80" w:firstLine="0" w:firstLineChars="0"/>
-              <w:rPr>
-                <w:rFonts w:ascii="Arial" w:hAnsi="Arial" w:eastAsia="Arial" w:cs="Arial"/>
-                <w:i w:val="false"/>
-                <w:b w:val="false"/>
-                <w:u w:val="none"/>
-                <w:strike w:val="false"/>
-                <w:sz w:val="21"/>
-                <w:szCs w:val="21"/>
-                <w:color w:val="000000"/>
-              </w:rPr>
             </w:pPr>
             <w:r>
               <w:rPr>
-                <w:rFonts w:ascii="Arial" w:hAnsi="Arial" w:eastAsia="Arial" w:cs="Arial"/>
-                <w:i w:val="false"/>
-                <w:b w:val="false"/>
-                <w:u w:val="none"/>
-                <w:strike w:val="false"/>
+                <w:rFonts w:ascii="Arial" w:hAnsi="DejaVu Sans" w:eastAsia="DejaVu Sans" w:cs="DejaVu Sans"/>
+                <w:i w:val="false"/>
+                <w:b w:val="false"/>
+                <w:u w:val="none"/>
                 <w:sz w:val="21"/>
                 <w:szCs w:val="21"/>
                 <w:color w:val="000000"/>
@@ -3189,8 +2973,9 @@
       </w:tr>
       <w:tr>
         <w:trPr>
-          <w:trHeight w:val="1008" w:hRule="atLeast"/>
+          <w:trHeight w:val="864" w:hRule="atLeast"/>
         </w:trPr>
+        body5
         <w:tc>
           <w:tcPr>
             <w:tcBorders>
@@ -3220,29 +3005,18 @@
               </w:pBdr>
               <w:spacing w:after="80" w:before="80" w:line="240"/>
               <w:ind w:left="80" w:right="80" w:firstLine="0" w:firstLineChars="0"/>
-              <w:rPr>
-                <w:rFonts w:ascii="Arial" w:hAnsi="Arial" w:eastAsia="Arial" w:cs="Arial"/>
-                <w:i w:val="false"/>
-                <w:b w:val="false"/>
-                <w:u w:val="none"/>
-                <w:strike w:val="false"/>
-                <w:sz w:val="21"/>
-                <w:szCs w:val="21"/>
-                <w:color w:val="000000"/>
-              </w:rPr>
             </w:pPr>
             <w:r>
               <w:rPr>
-                <w:rFonts w:ascii="Arial" w:hAnsi="Arial" w:eastAsia="Arial" w:cs="Arial"/>
-                <w:i w:val="false"/>
-                <w:b w:val="false"/>
-                <w:u w:val="none"/>
-                <w:strike w:val="false"/>
-                <w:sz w:val="21"/>
-                <w:szCs w:val="21"/>
-                <w:color w:val="000000"/>
-              </w:rPr>
-              <w:t xml:space="preserve">Does the programme still pay for itself (ratio above 1)?</w:t>
+                <w:rFonts w:ascii="Arial" w:hAnsi="DejaVu Sans" w:eastAsia="DejaVu Sans" w:cs="DejaVu Sans"/>
+                <w:i w:val="false"/>
+                <w:b w:val="false"/>
+                <w:u w:val="none"/>
+                <w:sz w:val="21"/>
+                <w:szCs w:val="21"/>
+                <w:color w:val="000000"/>
+              </w:rPr>
+              <w:t xml:space="preserve">Realistic? Why or why not?</w:t>
             </w:r>
           </w:p>
         </w:tc>
@@ -3275,24 +3049,13 @@
               </w:pBdr>
               <w:spacing w:after="80" w:before="80" w:line="240"/>
               <w:ind w:left="80" w:right="80" w:firstLine="0" w:firstLineChars="0"/>
-              <w:rPr>
-                <w:rFonts w:ascii="Arial" w:hAnsi="Arial" w:eastAsia="Arial" w:cs="Arial"/>
-                <w:i w:val="false"/>
-                <w:b w:val="false"/>
-                <w:u w:val="none"/>
-                <w:strike w:val="false"/>
-                <w:sz w:val="21"/>
-                <w:szCs w:val="21"/>
-                <w:color w:val="000000"/>
-              </w:rPr>
             </w:pPr>
             <w:r>
               <w:rPr>
-                <w:rFonts w:ascii="Arial" w:hAnsi="Arial" w:eastAsia="Arial" w:cs="Arial"/>
-                <w:i w:val="false"/>
-                <w:b w:val="false"/>
-                <w:u w:val="none"/>
-                <w:strike w:val="false"/>
+                <w:rFonts w:ascii="Arial" w:hAnsi="DejaVu Sans" w:eastAsia="DejaVu Sans" w:cs="DejaVu Sans"/>
+                <w:i w:val="false"/>
+                <w:b w:val="false"/>
+                <w:u w:val="none"/>
                 <w:sz w:val="21"/>
                 <w:szCs w:val="21"/>
                 <w:color w:val="000000"/>
@@ -3304,8 +3067,9 @@
       </w:tr>
       <w:tr>
         <w:trPr>
-          <w:trHeight w:val="1008" w:hRule="atLeast"/>
+          <w:trHeight w:val="864" w:hRule="atLeast"/>
         </w:trPr>
+        body6
         <w:tc>
           <w:tcPr>
             <w:tcBorders>
@@ -3335,29 +3099,18 @@
               </w:pBdr>
               <w:spacing w:after="80" w:before="80" w:line="240"/>
               <w:ind w:left="80" w:right="80" w:firstLine="0" w:firstLineChars="0"/>
-              <w:rPr>
-                <w:rFonts w:ascii="Arial" w:hAnsi="Arial" w:eastAsia="Arial" w:cs="Arial"/>
-                <w:i w:val="false"/>
-                <w:b w:val="false"/>
-                <w:u w:val="none"/>
-                <w:strike w:val="false"/>
-                <w:sz w:val="21"/>
-                <w:szCs w:val="21"/>
-                <w:color w:val="000000"/>
-              </w:rPr>
             </w:pPr>
             <w:r>
               <w:rPr>
-                <w:rFonts w:ascii="Arial" w:hAnsi="Arial" w:eastAsia="Arial" w:cs="Arial"/>
-                <w:i w:val="false"/>
-                <w:b w:val="false"/>
-                <w:u w:val="none"/>
-                <w:strike w:val="false"/>
-                <w:sz w:val="21"/>
-                <w:szCs w:val="21"/>
-                <w:color w:val="000000"/>
-              </w:rPr>
-              <w:t xml:space="preserve">One question for the evaluator</w:t>
+                <w:rFonts w:ascii="Arial" w:hAnsi="DejaVu Sans" w:eastAsia="DejaVu Sans" w:cs="DejaVu Sans"/>
+                <w:i w:val="false"/>
+                <w:b w:val="false"/>
+                <w:u w:val="none"/>
+                <w:sz w:val="21"/>
+                <w:szCs w:val="21"/>
+                <w:color w:val="000000"/>
+              </w:rPr>
+              <w:t xml:space="preserve">Does the programme still pay for itself (ratio above 1)?</w:t>
             </w:r>
           </w:p>
         </w:tc>
@@ -3390,24 +3143,107 @@
               </w:pBdr>
               <w:spacing w:after="80" w:before="80" w:line="240"/>
               <w:ind w:left="80" w:right="80" w:firstLine="0" w:firstLineChars="0"/>
-              <w:rPr>
-                <w:rFonts w:ascii="Arial" w:hAnsi="Arial" w:eastAsia="Arial" w:cs="Arial"/>
-                <w:i w:val="false"/>
-                <w:b w:val="false"/>
-                <w:u w:val="none"/>
-                <w:strike w:val="false"/>
-                <w:sz w:val="21"/>
-                <w:szCs w:val="21"/>
-                <w:color w:val="000000"/>
-              </w:rPr>
             </w:pPr>
             <w:r>
               <w:rPr>
-                <w:rFonts w:ascii="Arial" w:hAnsi="Arial" w:eastAsia="Arial" w:cs="Arial"/>
-                <w:i w:val="false"/>
-                <w:b w:val="false"/>
-                <w:u w:val="none"/>
-                <w:strike w:val="false"/>
+                <w:rFonts w:ascii="Arial" w:hAnsi="DejaVu Sans" w:eastAsia="DejaVu Sans" w:cs="DejaVu Sans"/>
+                <w:i w:val="false"/>
+                <w:b w:val="false"/>
+                <w:u w:val="none"/>
+                <w:sz w:val="21"/>
+                <w:szCs w:val="21"/>
+                <w:color w:val="000000"/>
+              </w:rPr>
+              <w:t xml:space="preserve"/>
+            </w:r>
+          </w:p>
+        </w:tc>
+      </w:tr>
+      <w:tr>
+        <w:trPr>
+          <w:trHeight w:val="864" w:hRule="atLeast"/>
+        </w:trPr>
+        body7
+        <w:tc>
+          <w:tcPr>
+            <w:tcBorders>
+              <w:bottom w:val="single" w:sz="6" w:space="0" w:color="9AA8B8"/>
+              <w:top w:val="single" w:sz="6" w:space="0" w:color="9AA8B8"/>
+              <w:left w:val="none" w:sz="0" w:space="0" w:color="000000"/>
+              <w:right w:val="none" w:sz="0" w:space="0" w:color="000000"/>
+            </w:tcBorders>
+            <w:shd w:val="clear" w:color="auto" w:fill="FFFFFF"/>
+            <w:tcMar>
+              <w:top w:w="0" w:type="dxa"/>
+              <w:bottom w:w="0" w:type="dxa"/>
+              <w:left w:w="0" w:type="dxa"/>
+              <w:right w:w="0" w:type="dxa"/>
+            </w:tcMar>
+            <w:vAlign w:val="center"/>
+          </w:tcPr>
+          <w:p>
+            <w:pPr>
+              <w:pStyle w:val="Normal"/>
+              <w:jc w:val="left"/>
+              <w:pBdr>
+                <w:bottom w:val="none" w:sz="0" w:space="0" w:color="000000"/>
+                <w:top w:val="none" w:sz="0" w:space="0" w:color="000000"/>
+                <w:left w:val="none" w:sz="0" w:space="0" w:color="000000"/>
+                <w:right w:val="none" w:sz="0" w:space="0" w:color="000000"/>
+              </w:pBdr>
+              <w:spacing w:after="80" w:before="80" w:line="240"/>
+              <w:ind w:left="80" w:right="80" w:firstLine="0" w:firstLineChars="0"/>
+            </w:pPr>
+            <w:r>
+              <w:rPr>
+                <w:rFonts w:ascii="Arial" w:hAnsi="DejaVu Sans" w:eastAsia="DejaVu Sans" w:cs="DejaVu Sans"/>
+                <w:i w:val="false"/>
+                <w:b w:val="false"/>
+                <w:u w:val="none"/>
+                <w:sz w:val="21"/>
+                <w:szCs w:val="21"/>
+                <w:color w:val="000000"/>
+              </w:rPr>
+              <w:t xml:space="preserve">One question for the evaluator</w:t>
+            </w:r>
+          </w:p>
+        </w:tc>
+        <w:tc>
+          <w:tcPr>
+            <w:tcBorders>
+              <w:bottom w:val="single" w:sz="6" w:space="0" w:color="9AA8B8"/>
+              <w:top w:val="single" w:sz="6" w:space="0" w:color="9AA8B8"/>
+              <w:left w:val="none" w:sz="0" w:space="0" w:color="000000"/>
+              <w:right w:val="none" w:sz="0" w:space="0" w:color="000000"/>
+            </w:tcBorders>
+            <w:shd w:val="clear" w:color="auto" w:fill="FFFFFF"/>
+            <w:tcMar>
+              <w:top w:w="0" w:type="dxa"/>
+              <w:bottom w:w="0" w:type="dxa"/>
+              <w:left w:w="0" w:type="dxa"/>
+              <w:right w:w="0" w:type="dxa"/>
+            </w:tcMar>
+            <w:vAlign w:val="center"/>
+          </w:tcPr>
+          <w:p>
+            <w:pPr>
+              <w:pStyle w:val="Normal"/>
+              <w:jc w:val="left"/>
+              <w:pBdr>
+                <w:bottom w:val="none" w:sz="0" w:space="0" w:color="000000"/>
+                <w:top w:val="none" w:sz="0" w:space="0" w:color="000000"/>
+                <w:left w:val="none" w:sz="0" w:space="0" w:color="000000"/>
+                <w:right w:val="none" w:sz="0" w:space="0" w:color="000000"/>
+              </w:pBdr>
+              <w:spacing w:after="80" w:before="80" w:line="240"/>
+              <w:ind w:left="80" w:right="80" w:firstLine="0" w:firstLineChars="0"/>
+            </w:pPr>
+            <w:r>
+              <w:rPr>
+                <w:rFonts w:ascii="Arial" w:hAnsi="DejaVu Sans" w:eastAsia="DejaVu Sans" w:cs="DejaVu Sans"/>
+                <w:i w:val="false"/>
+                <w:b w:val="false"/>
+                <w:u w:val="none"/>
                 <w:sz w:val="21"/>
                 <w:szCs w:val="21"/>
                 <w:color w:val="000000"/>
@@ -3437,7 +3273,6 @@
           <w:i w:val="false"/>
           <w:b w:val="true"/>
           <w:u w:val="none"/>
-          <w:strike w:val="false"/>
           <w:sz w:val="26"/>
           <w:szCs w:val="26"/>
           <w:color w:val="215A9E"/>
@@ -3464,7 +3299,6 @@
           <w:i w:val="false"/>
           <w:b w:val="false"/>
           <w:u w:val="none"/>
-          <w:strike w:val="false"/>
           <w:sz w:val="22"/>
           <w:szCs w:val="22"/>
           <w:color w:val="000000"/>
@@ -3491,7 +3325,6 @@
           <w:i w:val="false"/>
           <w:b w:val="false"/>
           <w:u w:val="none"/>
-          <w:strike w:val="false"/>
           <w:sz w:val="22"/>
           <w:szCs w:val="22"/>
           <w:color w:val="000000"/>
@@ -3518,7 +3351,6 @@
           <w:i w:val="false"/>
           <w:b w:val="false"/>
           <w:u w:val="none"/>
-          <w:strike w:val="false"/>
           <w:sz w:val="22"/>
           <w:szCs w:val="22"/>
           <w:color w:val="B5BEC9"/>
@@ -3545,7 +3377,6 @@
           <w:i w:val="false"/>
           <w:b w:val="false"/>
           <w:u w:val="none"/>
-          <w:strike w:val="false"/>
           <w:sz w:val="22"/>
           <w:szCs w:val="22"/>
           <w:color w:val="000000"/>
@@ -3572,7 +3403,6 @@
           <w:i w:val="false"/>
           <w:b w:val="false"/>
           <w:u w:val="none"/>
-          <w:strike w:val="false"/>
           <w:sz w:val="22"/>
           <w:szCs w:val="22"/>
           <w:color w:val="B5BEC9"/>
@@ -3605,7 +3435,6 @@
           <w:i w:val="false"/>
           <w:b w:val="false"/>
           <w:u w:val="none"/>
-          <w:strike w:val="false"/>
           <w:sz w:val="18"/>
           <w:szCs w:val="18"/>
           <w:color w:val="545860"/>
@@ -3632,7 +3461,6 @@
           <w:i w:val="false"/>
           <w:b w:val="true"/>
           <w:u w:val="none"/>
-          <w:strike w:val="false"/>
           <w:sz w:val="36"/>
           <w:szCs w:val="36"/>
           <w:color w:val="063360"/>
@@ -3659,7 +3487,6 @@
           <w:i w:val="true"/>
           <w:b w:val="false"/>
           <w:u w:val="none"/>
-          <w:strike w:val="false"/>
           <w:sz w:val="18"/>
           <w:szCs w:val="18"/>
           <w:color w:val="215A9E"/>
@@ -3681,6 +3508,7 @@
         <w:trPr>
           <w:trHeight w:val="3600" w:hRule="atLeast"/>
         </w:trPr>
+        body1
         <w:tc>
           <w:tcPr>
             <w:tcBorders>
@@ -3710,16 +3538,6 @@
               </w:pBdr>
               <w:spacing w:after="200" w:before="200" w:line="240"/>
               <w:ind w:left="200" w:right="200" w:firstLine="0" w:firstLineChars="0"/>
-              <w:rPr>
-                <w:rFonts w:ascii="Arial" w:hAnsi="Arial" w:eastAsia="Arial" w:cs="Arial"/>
-                <w:i w:val="false"/>
-                <w:b w:val="false"/>
-                <w:u w:val="none"/>
-                <w:strike w:val="false"/>
-                <w:sz w:val="21"/>
-                <w:szCs w:val="21"/>
-                <w:color w:val="000000"/>
-              </w:rPr>
             </w:pPr>
             <w:r>
               <w:rPr>
@@ -3727,7 +3545,6 @@
                 <w:i w:val="false"/>
                 <w:b w:val="true"/>
                 <w:u w:val="none"/>
-                <w:strike w:val="false"/>
                 <w:sz w:val="22"/>
                 <w:szCs w:val="22"/>
                 <w:color w:val="063360"/>
@@ -3740,20 +3557,18 @@
                 <w:i w:val="false"/>
                 <w:b w:val="false"/>
                 <w:u w:val="none"/>
-                <w:strike w:val="false"/>
-                <w:sz w:val="21"/>
-                <w:szCs w:val="21"/>
-                <w:color w:val="000000"/>
-              </w:rPr>
-              <w:br/>
-            </w:r>
-            <w:r>
-              <w:rPr>
-                <w:rFonts w:ascii="Arial" w:hAnsi="Arial" w:eastAsia="Arial" w:cs="Arial"/>
-                <w:i w:val="false"/>
-                <w:b w:val="false"/>
-                <w:u w:val="none"/>
-                <w:strike w:val="false"/>
+                <w:sz w:val="21"/>
+                <w:szCs w:val="21"/>
+                <w:color w:val="000000"/>
+              </w:rPr>
+              <w:br/>
+            </w:r>
+            <w:r>
+              <w:rPr>
+                <w:rFonts w:ascii="Arial" w:hAnsi="Arial" w:eastAsia="Arial" w:cs="Arial"/>
+                <w:i w:val="false"/>
+                <w:b w:val="false"/>
+                <w:u w:val="none"/>
                 <w:sz w:val="21"/>
                 <w:szCs w:val="21"/>
                 <w:color w:val="000000"/>
@@ -3766,20 +3581,18 @@
                 <w:i w:val="false"/>
                 <w:b w:val="false"/>
                 <w:u w:val="none"/>
-                <w:strike w:val="false"/>
-                <w:sz w:val="21"/>
-                <w:szCs w:val="21"/>
-                <w:color w:val="000000"/>
-              </w:rPr>
-              <w:br/>
-            </w:r>
-            <w:r>
-              <w:rPr>
-                <w:rFonts w:ascii="Arial" w:hAnsi="Arial" w:eastAsia="Arial" w:cs="Arial"/>
-                <w:i w:val="false"/>
-                <w:b w:val="false"/>
-                <w:u w:val="none"/>
-                <w:strike w:val="false"/>
+                <w:sz w:val="21"/>
+                <w:szCs w:val="21"/>
+                <w:color w:val="000000"/>
+              </w:rPr>
+              <w:br/>
+            </w:r>
+            <w:r>
+              <w:rPr>
+                <w:rFonts w:ascii="Arial" w:hAnsi="Arial" w:eastAsia="Arial" w:cs="Arial"/>
+                <w:i w:val="false"/>
+                <w:b w:val="false"/>
+                <w:u w:val="none"/>
                 <w:sz w:val="21"/>
                 <w:szCs w:val="21"/>
                 <w:color w:val="000000"/>
@@ -3792,20 +3605,18 @@
                 <w:i w:val="false"/>
                 <w:b w:val="false"/>
                 <w:u w:val="none"/>
-                <w:strike w:val="false"/>
-                <w:sz w:val="21"/>
-                <w:szCs w:val="21"/>
-                <w:color w:val="000000"/>
-              </w:rPr>
-              <w:br/>
-            </w:r>
-            <w:r>
-              <w:rPr>
-                <w:rFonts w:ascii="Arial" w:hAnsi="Arial" w:eastAsia="Arial" w:cs="Arial"/>
-                <w:i w:val="false"/>
-                <w:b w:val="false"/>
-                <w:u w:val="none"/>
-                <w:strike w:val="false"/>
+                <w:sz w:val="21"/>
+                <w:szCs w:val="21"/>
+                <w:color w:val="000000"/>
+              </w:rPr>
+              <w:br/>
+            </w:r>
+            <w:r>
+              <w:rPr>
+                <w:rFonts w:ascii="Arial" w:hAnsi="Arial" w:eastAsia="Arial" w:cs="Arial"/>
+                <w:i w:val="false"/>
+                <w:b w:val="false"/>
+                <w:u w:val="none"/>
                 <w:sz w:val="21"/>
                 <w:szCs w:val="21"/>
                 <w:color w:val="000000"/>
@@ -3818,33 +3629,30 @@
                 <w:i w:val="false"/>
                 <w:b w:val="false"/>
                 <w:u w:val="none"/>
-                <w:strike w:val="false"/>
-                <w:sz w:val="21"/>
-                <w:szCs w:val="21"/>
-                <w:color w:val="000000"/>
-              </w:rPr>
-              <w:br/>
-            </w:r>
-            <w:r>
-              <w:rPr>
-                <w:rFonts w:ascii="Arial" w:hAnsi="Arial" w:eastAsia="Arial" w:cs="Arial"/>
-                <w:i w:val="false"/>
-                <w:b w:val="false"/>
-                <w:u w:val="none"/>
-                <w:strike w:val="false"/>
-                <w:sz w:val="21"/>
-                <w:szCs w:val="21"/>
-                <w:color w:val="000000"/>
-              </w:rPr>
-              <w:br/>
-            </w:r>
-            <w:r>
-              <w:rPr>
-                <w:rFonts w:ascii="Arial" w:hAnsi="Arial" w:eastAsia="Arial" w:cs="Arial"/>
-                <w:i w:val="false"/>
-                <w:b w:val="false"/>
-                <w:u w:val="none"/>
-                <w:strike w:val="false"/>
+                <w:sz w:val="21"/>
+                <w:szCs w:val="21"/>
+                <w:color w:val="000000"/>
+              </w:rPr>
+              <w:br/>
+            </w:r>
+            <w:r>
+              <w:rPr>
+                <w:rFonts w:ascii="Arial" w:hAnsi="Arial" w:eastAsia="Arial" w:cs="Arial"/>
+                <w:i w:val="false"/>
+                <w:b w:val="false"/>
+                <w:u w:val="none"/>
+                <w:sz w:val="21"/>
+                <w:szCs w:val="21"/>
+                <w:color w:val="000000"/>
+              </w:rPr>
+              <w:br/>
+            </w:r>
+            <w:r>
+              <w:rPr>
+                <w:rFonts w:ascii="Arial" w:hAnsi="Arial" w:eastAsia="Arial" w:cs="Arial"/>
+                <w:i w:val="false"/>
+                <w:b w:val="false"/>
+                <w:u w:val="none"/>
                 <w:sz w:val="21"/>
                 <w:szCs w:val="21"/>
                 <w:color w:val="000000"/>
@@ -3857,33 +3665,30 @@
                 <w:i w:val="false"/>
                 <w:b w:val="false"/>
                 <w:u w:val="none"/>
-                <w:strike w:val="false"/>
-                <w:sz w:val="21"/>
-                <w:szCs w:val="21"/>
-                <w:color w:val="000000"/>
-              </w:rPr>
-              <w:br/>
-            </w:r>
-            <w:r>
-              <w:rPr>
-                <w:rFonts w:ascii="Arial" w:hAnsi="Arial" w:eastAsia="Arial" w:cs="Arial"/>
-                <w:i w:val="false"/>
-                <w:b w:val="false"/>
-                <w:u w:val="none"/>
-                <w:strike w:val="false"/>
-                <w:sz w:val="21"/>
-                <w:szCs w:val="21"/>
-                <w:color w:val="000000"/>
-              </w:rPr>
-              <w:br/>
-            </w:r>
-            <w:r>
-              <w:rPr>
-                <w:rFonts w:ascii="Arial" w:hAnsi="Arial" w:eastAsia="Arial" w:cs="Arial"/>
-                <w:i w:val="false"/>
-                <w:b w:val="false"/>
-                <w:u w:val="none"/>
-                <w:strike w:val="false"/>
+                <w:sz w:val="21"/>
+                <w:szCs w:val="21"/>
+                <w:color w:val="000000"/>
+              </w:rPr>
+              <w:br/>
+            </w:r>
+            <w:r>
+              <w:rPr>
+                <w:rFonts w:ascii="Arial" w:hAnsi="Arial" w:eastAsia="Arial" w:cs="Arial"/>
+                <w:i w:val="false"/>
+                <w:b w:val="false"/>
+                <w:u w:val="none"/>
+                <w:sz w:val="21"/>
+                <w:szCs w:val="21"/>
+                <w:color w:val="000000"/>
+              </w:rPr>
+              <w:br/>
+            </w:r>
+            <w:r>
+              <w:rPr>
+                <w:rFonts w:ascii="Arial" w:hAnsi="Arial" w:eastAsia="Arial" w:cs="Arial"/>
+                <w:i w:val="false"/>
+                <w:b w:val="false"/>
+                <w:u w:val="none"/>
                 <w:sz w:val="21"/>
                 <w:szCs w:val="21"/>
                 <w:color w:val="000000"/>
@@ -3896,20 +3701,18 @@
                 <w:i w:val="false"/>
                 <w:b w:val="false"/>
                 <w:u w:val="none"/>
-                <w:strike w:val="false"/>
-                <w:sz w:val="21"/>
-                <w:szCs w:val="21"/>
-                <w:color w:val="000000"/>
-              </w:rPr>
-              <w:br/>
-            </w:r>
-            <w:r>
-              <w:rPr>
-                <w:rFonts w:ascii="Arial" w:hAnsi="Arial" w:eastAsia="Arial" w:cs="Arial"/>
-                <w:i w:val="false"/>
-                <w:b w:val="false"/>
-                <w:u w:val="none"/>
-                <w:strike w:val="false"/>
+                <w:sz w:val="21"/>
+                <w:szCs w:val="21"/>
+                <w:color w:val="000000"/>
+              </w:rPr>
+              <w:br/>
+            </w:r>
+            <w:r>
+              <w:rPr>
+                <w:rFonts w:ascii="Arial" w:hAnsi="Arial" w:eastAsia="Arial" w:cs="Arial"/>
+                <w:i w:val="false"/>
+                <w:b w:val="false"/>
+                <w:u w:val="none"/>
                 <w:sz w:val="21"/>
                 <w:szCs w:val="21"/>
                 <w:color w:val="000000"/>
@@ -3947,16 +3750,6 @@
               </w:pBdr>
               <w:spacing w:after="200" w:before="200" w:line="240"/>
               <w:ind w:left="200" w:right="200" w:firstLine="0" w:firstLineChars="0"/>
-              <w:rPr>
-                <w:rFonts w:ascii="Arial" w:hAnsi="Arial" w:eastAsia="Arial" w:cs="Arial"/>
-                <w:i w:val="false"/>
-                <w:b w:val="false"/>
-                <w:u w:val="none"/>
-                <w:strike w:val="false"/>
-                <w:sz w:val="21"/>
-                <w:szCs w:val="21"/>
-                <w:color w:val="000000"/>
-              </w:rPr>
             </w:pPr>
             <w:r>
               <w:rPr>
@@ -3964,7 +3757,6 @@
                 <w:i w:val="false"/>
                 <w:b w:val="true"/>
                 <w:u w:val="none"/>
-                <w:strike w:val="false"/>
                 <w:sz w:val="22"/>
                 <w:szCs w:val="22"/>
                 <w:color w:val="063360"/>
@@ -3977,20 +3769,18 @@
                 <w:i w:val="false"/>
                 <w:b w:val="false"/>
                 <w:u w:val="none"/>
-                <w:strike w:val="false"/>
-                <w:sz w:val="21"/>
-                <w:szCs w:val="21"/>
-                <w:color w:val="000000"/>
-              </w:rPr>
-              <w:br/>
-            </w:r>
-            <w:r>
-              <w:rPr>
-                <w:rFonts w:ascii="Arial" w:hAnsi="Arial" w:eastAsia="Arial" w:cs="Arial"/>
-                <w:i w:val="false"/>
-                <w:b w:val="false"/>
-                <w:u w:val="none"/>
-                <w:strike w:val="false"/>
+                <w:sz w:val="21"/>
+                <w:szCs w:val="21"/>
+                <w:color w:val="000000"/>
+              </w:rPr>
+              <w:br/>
+            </w:r>
+            <w:r>
+              <w:rPr>
+                <w:rFonts w:ascii="Arial" w:hAnsi="Arial" w:eastAsia="Arial" w:cs="Arial"/>
+                <w:i w:val="false"/>
+                <w:b w:val="false"/>
+                <w:u w:val="none"/>
                 <w:sz w:val="21"/>
                 <w:szCs w:val="21"/>
                 <w:color w:val="000000"/>
@@ -4003,20 +3793,18 @@
                 <w:i w:val="false"/>
                 <w:b w:val="false"/>
                 <w:u w:val="none"/>
-                <w:strike w:val="false"/>
-                <w:sz w:val="21"/>
-                <w:szCs w:val="21"/>
-                <w:color w:val="000000"/>
-              </w:rPr>
-              <w:br/>
-            </w:r>
-            <w:r>
-              <w:rPr>
-                <w:rFonts w:ascii="Arial" w:hAnsi="Arial" w:eastAsia="Arial" w:cs="Arial"/>
-                <w:i w:val="false"/>
-                <w:b w:val="false"/>
-                <w:u w:val="none"/>
-                <w:strike w:val="false"/>
+                <w:sz w:val="21"/>
+                <w:szCs w:val="21"/>
+                <w:color w:val="000000"/>
+              </w:rPr>
+              <w:br/>
+            </w:r>
+            <w:r>
+              <w:rPr>
+                <w:rFonts w:ascii="Arial" w:hAnsi="Arial" w:eastAsia="Arial" w:cs="Arial"/>
+                <w:i w:val="false"/>
+                <w:b w:val="false"/>
+                <w:u w:val="none"/>
                 <w:sz w:val="21"/>
                 <w:szCs w:val="21"/>
                 <w:color w:val="000000"/>
@@ -4029,20 +3817,18 @@
                 <w:i w:val="false"/>
                 <w:b w:val="false"/>
                 <w:u w:val="none"/>
-                <w:strike w:val="false"/>
-                <w:sz w:val="21"/>
-                <w:szCs w:val="21"/>
-                <w:color w:val="000000"/>
-              </w:rPr>
-              <w:br/>
-            </w:r>
-            <w:r>
-              <w:rPr>
-                <w:rFonts w:ascii="Arial" w:hAnsi="Arial" w:eastAsia="Arial" w:cs="Arial"/>
-                <w:i w:val="false"/>
-                <w:b w:val="false"/>
-                <w:u w:val="none"/>
-                <w:strike w:val="false"/>
+                <w:sz w:val="21"/>
+                <w:szCs w:val="21"/>
+                <w:color w:val="000000"/>
+              </w:rPr>
+              <w:br/>
+            </w:r>
+            <w:r>
+              <w:rPr>
+                <w:rFonts w:ascii="Arial" w:hAnsi="Arial" w:eastAsia="Arial" w:cs="Arial"/>
+                <w:i w:val="false"/>
+                <w:b w:val="false"/>
+                <w:u w:val="none"/>
                 <w:sz w:val="21"/>
                 <w:szCs w:val="21"/>
                 <w:color w:val="000000"/>
@@ -4055,33 +3841,30 @@
                 <w:i w:val="false"/>
                 <w:b w:val="false"/>
                 <w:u w:val="none"/>
-                <w:strike w:val="false"/>
-                <w:sz w:val="21"/>
-                <w:szCs w:val="21"/>
-                <w:color w:val="000000"/>
-              </w:rPr>
-              <w:br/>
-            </w:r>
-            <w:r>
-              <w:rPr>
-                <w:rFonts w:ascii="Arial" w:hAnsi="Arial" w:eastAsia="Arial" w:cs="Arial"/>
-                <w:i w:val="false"/>
-                <w:b w:val="false"/>
-                <w:u w:val="none"/>
-                <w:strike w:val="false"/>
-                <w:sz w:val="21"/>
-                <w:szCs w:val="21"/>
-                <w:color w:val="000000"/>
-              </w:rPr>
-              <w:br/>
-            </w:r>
-            <w:r>
-              <w:rPr>
-                <w:rFonts w:ascii="Arial" w:hAnsi="Arial" w:eastAsia="Arial" w:cs="Arial"/>
-                <w:i w:val="false"/>
-                <w:b w:val="false"/>
-                <w:u w:val="none"/>
-                <w:strike w:val="false"/>
+                <w:sz w:val="21"/>
+                <w:szCs w:val="21"/>
+                <w:color w:val="000000"/>
+              </w:rPr>
+              <w:br/>
+            </w:r>
+            <w:r>
+              <w:rPr>
+                <w:rFonts w:ascii="Arial" w:hAnsi="Arial" w:eastAsia="Arial" w:cs="Arial"/>
+                <w:i w:val="false"/>
+                <w:b w:val="false"/>
+                <w:u w:val="none"/>
+                <w:sz w:val="21"/>
+                <w:szCs w:val="21"/>
+                <w:color w:val="000000"/>
+              </w:rPr>
+              <w:br/>
+            </w:r>
+            <w:r>
+              <w:rPr>
+                <w:rFonts w:ascii="Arial" w:hAnsi="Arial" w:eastAsia="Arial" w:cs="Arial"/>
+                <w:i w:val="false"/>
+                <w:b w:val="false"/>
+                <w:u w:val="none"/>
                 <w:sz w:val="21"/>
                 <w:szCs w:val="21"/>
                 <w:color w:val="000000"/>
@@ -4094,33 +3877,30 @@
                 <w:i w:val="false"/>
                 <w:b w:val="false"/>
                 <w:u w:val="none"/>
-                <w:strike w:val="false"/>
-                <w:sz w:val="21"/>
-                <w:szCs w:val="21"/>
-                <w:color w:val="000000"/>
-              </w:rPr>
-              <w:br/>
-            </w:r>
-            <w:r>
-              <w:rPr>
-                <w:rFonts w:ascii="Arial" w:hAnsi="Arial" w:eastAsia="Arial" w:cs="Arial"/>
-                <w:i w:val="false"/>
-                <w:b w:val="false"/>
-                <w:u w:val="none"/>
-                <w:strike w:val="false"/>
-                <w:sz w:val="21"/>
-                <w:szCs w:val="21"/>
-                <w:color w:val="000000"/>
-              </w:rPr>
-              <w:br/>
-            </w:r>
-            <w:r>
-              <w:rPr>
-                <w:rFonts w:ascii="Arial" w:hAnsi="Arial" w:eastAsia="Arial" w:cs="Arial"/>
-                <w:i w:val="false"/>
-                <w:b w:val="false"/>
-                <w:u w:val="none"/>
-                <w:strike w:val="false"/>
+                <w:sz w:val="21"/>
+                <w:szCs w:val="21"/>
+                <w:color w:val="000000"/>
+              </w:rPr>
+              <w:br/>
+            </w:r>
+            <w:r>
+              <w:rPr>
+                <w:rFonts w:ascii="Arial" w:hAnsi="Arial" w:eastAsia="Arial" w:cs="Arial"/>
+                <w:i w:val="false"/>
+                <w:b w:val="false"/>
+                <w:u w:val="none"/>
+                <w:sz w:val="21"/>
+                <w:szCs w:val="21"/>
+                <w:color w:val="000000"/>
+              </w:rPr>
+              <w:br/>
+            </w:r>
+            <w:r>
+              <w:rPr>
+                <w:rFonts w:ascii="Arial" w:hAnsi="Arial" w:eastAsia="Arial" w:cs="Arial"/>
+                <w:i w:val="false"/>
+                <w:b w:val="false"/>
+                <w:u w:val="none"/>
                 <w:sz w:val="21"/>
                 <w:szCs w:val="21"/>
                 <w:color w:val="000000"/>
@@ -4133,20 +3913,18 @@
                 <w:i w:val="false"/>
                 <w:b w:val="false"/>
                 <w:u w:val="none"/>
-                <w:strike w:val="false"/>
-                <w:sz w:val="21"/>
-                <w:szCs w:val="21"/>
-                <w:color w:val="000000"/>
-              </w:rPr>
-              <w:br/>
-            </w:r>
-            <w:r>
-              <w:rPr>
-                <w:rFonts w:ascii="Arial" w:hAnsi="Arial" w:eastAsia="Arial" w:cs="Arial"/>
-                <w:i w:val="false"/>
-                <w:b w:val="false"/>
-                <w:u w:val="none"/>
-                <w:strike w:val="false"/>
+                <w:sz w:val="21"/>
+                <w:szCs w:val="21"/>
+                <w:color w:val="000000"/>
+              </w:rPr>
+              <w:br/>
+            </w:r>
+            <w:r>
+              <w:rPr>
+                <w:rFonts w:ascii="Arial" w:hAnsi="Arial" w:eastAsia="Arial" w:cs="Arial"/>
+                <w:i w:val="false"/>
+                <w:b w:val="false"/>
+                <w:u w:val="none"/>
                 <w:sz w:val="21"/>
                 <w:szCs w:val="21"/>
                 <w:color w:val="000000"/>
@@ -4160,6 +3938,7 @@
         <w:trPr>
           <w:trHeight w:val="3600" w:hRule="atLeast"/>
         </w:trPr>
+        body2
         <w:tc>
           <w:tcPr>
             <w:tcBorders>
@@ -4189,16 +3968,6 @@
               </w:pBdr>
               <w:spacing w:after="200" w:before="200" w:line="240"/>
               <w:ind w:left="200" w:right="200" w:firstLine="0" w:firstLineChars="0"/>
-              <w:rPr>
-                <w:rFonts w:ascii="Arial" w:hAnsi="Arial" w:eastAsia="Arial" w:cs="Arial"/>
-                <w:i w:val="false"/>
-                <w:b w:val="false"/>
-                <w:u w:val="none"/>
-                <w:strike w:val="false"/>
-                <w:sz w:val="21"/>
-                <w:szCs w:val="21"/>
-                <w:color w:val="000000"/>
-              </w:rPr>
             </w:pPr>
             <w:r>
               <w:rPr>
@@ -4206,7 +3975,6 @@
                 <w:i w:val="false"/>
                 <w:b w:val="true"/>
                 <w:u w:val="none"/>
-                <w:strike w:val="false"/>
                 <w:sz w:val="22"/>
                 <w:szCs w:val="22"/>
                 <w:color w:val="063360"/>
@@ -4219,20 +3987,18 @@
                 <w:i w:val="false"/>
                 <w:b w:val="false"/>
                 <w:u w:val="none"/>
-                <w:strike w:val="false"/>
-                <w:sz w:val="21"/>
-                <w:szCs w:val="21"/>
-                <w:color w:val="000000"/>
-              </w:rPr>
-              <w:br/>
-            </w:r>
-            <w:r>
-              <w:rPr>
-                <w:rFonts w:ascii="Arial" w:hAnsi="Arial" w:eastAsia="Arial" w:cs="Arial"/>
-                <w:i w:val="false"/>
-                <w:b w:val="false"/>
-                <w:u w:val="none"/>
-                <w:strike w:val="false"/>
+                <w:sz w:val="21"/>
+                <w:szCs w:val="21"/>
+                <w:color w:val="000000"/>
+              </w:rPr>
+              <w:br/>
+            </w:r>
+            <w:r>
+              <w:rPr>
+                <w:rFonts w:ascii="Arial" w:hAnsi="Arial" w:eastAsia="Arial" w:cs="Arial"/>
+                <w:i w:val="false"/>
+                <w:b w:val="false"/>
+                <w:u w:val="none"/>
                 <w:sz w:val="21"/>
                 <w:szCs w:val="21"/>
                 <w:color w:val="000000"/>
@@ -4245,20 +4011,18 @@
                 <w:i w:val="false"/>
                 <w:b w:val="false"/>
                 <w:u w:val="none"/>
-                <w:strike w:val="false"/>
-                <w:sz w:val="21"/>
-                <w:szCs w:val="21"/>
-                <w:color w:val="000000"/>
-              </w:rPr>
-              <w:br/>
-            </w:r>
-            <w:r>
-              <w:rPr>
-                <w:rFonts w:ascii="Arial" w:hAnsi="Arial" w:eastAsia="Arial" w:cs="Arial"/>
-                <w:i w:val="false"/>
-                <w:b w:val="false"/>
-                <w:u w:val="none"/>
-                <w:strike w:val="false"/>
+                <w:sz w:val="21"/>
+                <w:szCs w:val="21"/>
+                <w:color w:val="000000"/>
+              </w:rPr>
+              <w:br/>
+            </w:r>
+            <w:r>
+              <w:rPr>
+                <w:rFonts w:ascii="Arial" w:hAnsi="Arial" w:eastAsia="Arial" w:cs="Arial"/>
+                <w:i w:val="false"/>
+                <w:b w:val="false"/>
+                <w:u w:val="none"/>
                 <w:sz w:val="21"/>
                 <w:szCs w:val="21"/>
                 <w:color w:val="000000"/>
@@ -4271,20 +4035,18 @@
                 <w:i w:val="false"/>
                 <w:b w:val="false"/>
                 <w:u w:val="none"/>
-                <w:strike w:val="false"/>
-                <w:sz w:val="21"/>
-                <w:szCs w:val="21"/>
-                <w:color w:val="000000"/>
-              </w:rPr>
-              <w:br/>
-            </w:r>
-            <w:r>
-              <w:rPr>
-                <w:rFonts w:ascii="Arial" w:hAnsi="Arial" w:eastAsia="Arial" w:cs="Arial"/>
-                <w:i w:val="false"/>
-                <w:b w:val="false"/>
-                <w:u w:val="none"/>
-                <w:strike w:val="false"/>
+                <w:sz w:val="21"/>
+                <w:szCs w:val="21"/>
+                <w:color w:val="000000"/>
+              </w:rPr>
+              <w:br/>
+            </w:r>
+            <w:r>
+              <w:rPr>
+                <w:rFonts w:ascii="Arial" w:hAnsi="Arial" w:eastAsia="Arial" w:cs="Arial"/>
+                <w:i w:val="false"/>
+                <w:b w:val="false"/>
+                <w:u w:val="none"/>
                 <w:sz w:val="21"/>
                 <w:szCs w:val="21"/>
                 <w:color w:val="000000"/>
@@ -4297,33 +4059,30 @@
                 <w:i w:val="false"/>
                 <w:b w:val="false"/>
                 <w:u w:val="none"/>
-                <w:strike w:val="false"/>
-                <w:sz w:val="21"/>
-                <w:szCs w:val="21"/>
-                <w:color w:val="000000"/>
-              </w:rPr>
-              <w:br/>
-            </w:r>
-            <w:r>
-              <w:rPr>
-                <w:rFonts w:ascii="Arial" w:hAnsi="Arial" w:eastAsia="Arial" w:cs="Arial"/>
-                <w:i w:val="false"/>
-                <w:b w:val="false"/>
-                <w:u w:val="none"/>
-                <w:strike w:val="false"/>
-                <w:sz w:val="21"/>
-                <w:szCs w:val="21"/>
-                <w:color w:val="000000"/>
-              </w:rPr>
-              <w:br/>
-            </w:r>
-            <w:r>
-              <w:rPr>
-                <w:rFonts w:ascii="Arial" w:hAnsi="Arial" w:eastAsia="Arial" w:cs="Arial"/>
-                <w:i w:val="false"/>
-                <w:b w:val="false"/>
-                <w:u w:val="none"/>
-                <w:strike w:val="false"/>
+                <w:sz w:val="21"/>
+                <w:szCs w:val="21"/>
+                <w:color w:val="000000"/>
+              </w:rPr>
+              <w:br/>
+            </w:r>
+            <w:r>
+              <w:rPr>
+                <w:rFonts w:ascii="Arial" w:hAnsi="Arial" w:eastAsia="Arial" w:cs="Arial"/>
+                <w:i w:val="false"/>
+                <w:b w:val="false"/>
+                <w:u w:val="none"/>
+                <w:sz w:val="21"/>
+                <w:szCs w:val="21"/>
+                <w:color w:val="000000"/>
+              </w:rPr>
+              <w:br/>
+            </w:r>
+            <w:r>
+              <w:rPr>
+                <w:rFonts w:ascii="Arial" w:hAnsi="Arial" w:eastAsia="Arial" w:cs="Arial"/>
+                <w:i w:val="false"/>
+                <w:b w:val="false"/>
+                <w:u w:val="none"/>
                 <w:sz w:val="21"/>
                 <w:szCs w:val="21"/>
                 <w:color w:val="000000"/>
@@ -4336,33 +4095,30 @@
                 <w:i w:val="false"/>
                 <w:b w:val="false"/>
                 <w:u w:val="none"/>
-                <w:strike w:val="false"/>
-                <w:sz w:val="21"/>
-                <w:szCs w:val="21"/>
-                <w:color w:val="000000"/>
-              </w:rPr>
-              <w:br/>
-            </w:r>
-            <w:r>
-              <w:rPr>
-                <w:rFonts w:ascii="Arial" w:hAnsi="Arial" w:eastAsia="Arial" w:cs="Arial"/>
-                <w:i w:val="false"/>
-                <w:b w:val="false"/>
-                <w:u w:val="none"/>
-                <w:strike w:val="false"/>
-                <w:sz w:val="21"/>
-                <w:szCs w:val="21"/>
-                <w:color w:val="000000"/>
-              </w:rPr>
-              <w:br/>
-            </w:r>
-            <w:r>
-              <w:rPr>
-                <w:rFonts w:ascii="Arial" w:hAnsi="Arial" w:eastAsia="Arial" w:cs="Arial"/>
-                <w:i w:val="false"/>
-                <w:b w:val="false"/>
-                <w:u w:val="none"/>
-                <w:strike w:val="false"/>
+                <w:sz w:val="21"/>
+                <w:szCs w:val="21"/>
+                <w:color w:val="000000"/>
+              </w:rPr>
+              <w:br/>
+            </w:r>
+            <w:r>
+              <w:rPr>
+                <w:rFonts w:ascii="Arial" w:hAnsi="Arial" w:eastAsia="Arial" w:cs="Arial"/>
+                <w:i w:val="false"/>
+                <w:b w:val="false"/>
+                <w:u w:val="none"/>
+                <w:sz w:val="21"/>
+                <w:szCs w:val="21"/>
+                <w:color w:val="000000"/>
+              </w:rPr>
+              <w:br/>
+            </w:r>
+            <w:r>
+              <w:rPr>
+                <w:rFonts w:ascii="Arial" w:hAnsi="Arial" w:eastAsia="Arial" w:cs="Arial"/>
+                <w:i w:val="false"/>
+                <w:b w:val="false"/>
+                <w:u w:val="none"/>
                 <w:sz w:val="21"/>
                 <w:szCs w:val="21"/>
                 <w:color w:val="000000"/>
@@ -4375,20 +4131,18 @@
                 <w:i w:val="false"/>
                 <w:b w:val="false"/>
                 <w:u w:val="none"/>
-                <w:strike w:val="false"/>
-                <w:sz w:val="21"/>
-                <w:szCs w:val="21"/>
-                <w:color w:val="000000"/>
-              </w:rPr>
-              <w:br/>
-            </w:r>
-            <w:r>
-              <w:rPr>
-                <w:rFonts w:ascii="Arial" w:hAnsi="Arial" w:eastAsia="Arial" w:cs="Arial"/>
-                <w:i w:val="false"/>
-                <w:b w:val="false"/>
-                <w:u w:val="none"/>
-                <w:strike w:val="false"/>
+                <w:sz w:val="21"/>
+                <w:szCs w:val="21"/>
+                <w:color w:val="000000"/>
+              </w:rPr>
+              <w:br/>
+            </w:r>
+            <w:r>
+              <w:rPr>
+                <w:rFonts w:ascii="Arial" w:hAnsi="Arial" w:eastAsia="Arial" w:cs="Arial"/>
+                <w:i w:val="false"/>
+                <w:b w:val="false"/>
+                <w:u w:val="none"/>
                 <w:sz w:val="21"/>
                 <w:szCs w:val="21"/>
                 <w:color w:val="000000"/>
@@ -4426,16 +4180,6 @@
               </w:pBdr>
               <w:spacing w:after="200" w:before="200" w:line="240"/>
               <w:ind w:left="200" w:right="200" w:firstLine="0" w:firstLineChars="0"/>
-              <w:rPr>
-                <w:rFonts w:ascii="Arial" w:hAnsi="Arial" w:eastAsia="Arial" w:cs="Arial"/>
-                <w:i w:val="false"/>
-                <w:b w:val="false"/>
-                <w:u w:val="none"/>
-                <w:strike w:val="false"/>
-                <w:sz w:val="21"/>
-                <w:szCs w:val="21"/>
-                <w:color w:val="000000"/>
-              </w:rPr>
             </w:pPr>
             <w:r>
               <w:rPr>
@@ -4443,7 +4187,6 @@
                 <w:i w:val="false"/>
                 <w:b w:val="true"/>
                 <w:u w:val="none"/>
-                <w:strike w:val="false"/>
                 <w:sz w:val="22"/>
                 <w:szCs w:val="22"/>
                 <w:color w:val="063360"/>
@@ -4456,20 +4199,18 @@
                 <w:i w:val="false"/>
                 <w:b w:val="false"/>
                 <w:u w:val="none"/>
-                <w:strike w:val="false"/>
-                <w:sz w:val="21"/>
-                <w:szCs w:val="21"/>
-                <w:color w:val="000000"/>
-              </w:rPr>
-              <w:br/>
-            </w:r>
-            <w:r>
-              <w:rPr>
-                <w:rFonts w:ascii="Arial" w:hAnsi="Arial" w:eastAsia="Arial" w:cs="Arial"/>
-                <w:i w:val="false"/>
-                <w:b w:val="false"/>
-                <w:u w:val="none"/>
-                <w:strike w:val="false"/>
+                <w:sz w:val="21"/>
+                <w:szCs w:val="21"/>
+                <w:color w:val="000000"/>
+              </w:rPr>
+              <w:br/>
+            </w:r>
+            <w:r>
+              <w:rPr>
+                <w:rFonts w:ascii="Arial" w:hAnsi="Arial" w:eastAsia="Arial" w:cs="Arial"/>
+                <w:i w:val="false"/>
+                <w:b w:val="false"/>
+                <w:u w:val="none"/>
                 <w:sz w:val="21"/>
                 <w:szCs w:val="21"/>
                 <w:color w:val="000000"/>
@@ -4482,20 +4223,18 @@
                 <w:i w:val="false"/>
                 <w:b w:val="false"/>
                 <w:u w:val="none"/>
-                <w:strike w:val="false"/>
-                <w:sz w:val="21"/>
-                <w:szCs w:val="21"/>
-                <w:color w:val="000000"/>
-              </w:rPr>
-              <w:br/>
-            </w:r>
-            <w:r>
-              <w:rPr>
-                <w:rFonts w:ascii="Arial" w:hAnsi="Arial" w:eastAsia="Arial" w:cs="Arial"/>
-                <w:i w:val="false"/>
-                <w:b w:val="false"/>
-                <w:u w:val="none"/>
-                <w:strike w:val="false"/>
+                <w:sz w:val="21"/>
+                <w:szCs w:val="21"/>
+                <w:color w:val="000000"/>
+              </w:rPr>
+              <w:br/>
+            </w:r>
+            <w:r>
+              <w:rPr>
+                <w:rFonts w:ascii="Arial" w:hAnsi="Arial" w:eastAsia="Arial" w:cs="Arial"/>
+                <w:i w:val="false"/>
+                <w:b w:val="false"/>
+                <w:u w:val="none"/>
                 <w:sz w:val="21"/>
                 <w:szCs w:val="21"/>
                 <w:color w:val="000000"/>
@@ -4508,20 +4247,18 @@
                 <w:i w:val="false"/>
                 <w:b w:val="false"/>
                 <w:u w:val="none"/>
-                <w:strike w:val="false"/>
-                <w:sz w:val="21"/>
-                <w:szCs w:val="21"/>
-                <w:color w:val="000000"/>
-              </w:rPr>
-              <w:br/>
-            </w:r>
-            <w:r>
-              <w:rPr>
-                <w:rFonts w:ascii="Arial" w:hAnsi="Arial" w:eastAsia="Arial" w:cs="Arial"/>
-                <w:i w:val="false"/>
-                <w:b w:val="false"/>
-                <w:u w:val="none"/>
-                <w:strike w:val="false"/>
+                <w:sz w:val="21"/>
+                <w:szCs w:val="21"/>
+                <w:color w:val="000000"/>
+              </w:rPr>
+              <w:br/>
+            </w:r>
+            <w:r>
+              <w:rPr>
+                <w:rFonts w:ascii="Arial" w:hAnsi="Arial" w:eastAsia="Arial" w:cs="Arial"/>
+                <w:i w:val="false"/>
+                <w:b w:val="false"/>
+                <w:u w:val="none"/>
                 <w:sz w:val="21"/>
                 <w:szCs w:val="21"/>
                 <w:color w:val="000000"/>
@@ -4534,33 +4271,30 @@
                 <w:i w:val="false"/>
                 <w:b w:val="false"/>
                 <w:u w:val="none"/>
-                <w:strike w:val="false"/>
-                <w:sz w:val="21"/>
-                <w:szCs w:val="21"/>
-                <w:color w:val="000000"/>
-              </w:rPr>
-              <w:br/>
-            </w:r>
-            <w:r>
-              <w:rPr>
-                <w:rFonts w:ascii="Arial" w:hAnsi="Arial" w:eastAsia="Arial" w:cs="Arial"/>
-                <w:i w:val="false"/>
-                <w:b w:val="false"/>
-                <w:u w:val="none"/>
-                <w:strike w:val="false"/>
-                <w:sz w:val="21"/>
-                <w:szCs w:val="21"/>
-                <w:color w:val="000000"/>
-              </w:rPr>
-              <w:br/>
-            </w:r>
-            <w:r>
-              <w:rPr>
-                <w:rFonts w:ascii="Arial" w:hAnsi="Arial" w:eastAsia="Arial" w:cs="Arial"/>
-                <w:i w:val="false"/>
-                <w:b w:val="false"/>
-                <w:u w:val="none"/>
-                <w:strike w:val="false"/>
+                <w:sz w:val="21"/>
+                <w:szCs w:val="21"/>
+                <w:color w:val="000000"/>
+              </w:rPr>
+              <w:br/>
+            </w:r>
+            <w:r>
+              <w:rPr>
+                <w:rFonts w:ascii="Arial" w:hAnsi="Arial" w:eastAsia="Arial" w:cs="Arial"/>
+                <w:i w:val="false"/>
+                <w:b w:val="false"/>
+                <w:u w:val="none"/>
+                <w:sz w:val="21"/>
+                <w:szCs w:val="21"/>
+                <w:color w:val="000000"/>
+              </w:rPr>
+              <w:br/>
+            </w:r>
+            <w:r>
+              <w:rPr>
+                <w:rFonts w:ascii="Arial" w:hAnsi="Arial" w:eastAsia="Arial" w:cs="Arial"/>
+                <w:i w:val="false"/>
+                <w:b w:val="false"/>
+                <w:u w:val="none"/>
                 <w:sz w:val="21"/>
                 <w:szCs w:val="21"/>
                 <w:color w:val="000000"/>
@@ -4573,33 +4307,30 @@
                 <w:i w:val="false"/>
                 <w:b w:val="false"/>
                 <w:u w:val="none"/>
-                <w:strike w:val="false"/>
-                <w:sz w:val="21"/>
-                <w:szCs w:val="21"/>
-                <w:color w:val="000000"/>
-              </w:rPr>
-              <w:br/>
-            </w:r>
-            <w:r>
-              <w:rPr>
-                <w:rFonts w:ascii="Arial" w:hAnsi="Arial" w:eastAsia="Arial" w:cs="Arial"/>
-                <w:i w:val="false"/>
-                <w:b w:val="false"/>
-                <w:u w:val="none"/>
-                <w:strike w:val="false"/>
-                <w:sz w:val="21"/>
-                <w:szCs w:val="21"/>
-                <w:color w:val="000000"/>
-              </w:rPr>
-              <w:br/>
-            </w:r>
-            <w:r>
-              <w:rPr>
-                <w:rFonts w:ascii="Arial" w:hAnsi="Arial" w:eastAsia="Arial" w:cs="Arial"/>
-                <w:i w:val="false"/>
-                <w:b w:val="false"/>
-                <w:u w:val="none"/>
-                <w:strike w:val="false"/>
+                <w:sz w:val="21"/>
+                <w:szCs w:val="21"/>
+                <w:color w:val="000000"/>
+              </w:rPr>
+              <w:br/>
+            </w:r>
+            <w:r>
+              <w:rPr>
+                <w:rFonts w:ascii="Arial" w:hAnsi="Arial" w:eastAsia="Arial" w:cs="Arial"/>
+                <w:i w:val="false"/>
+                <w:b w:val="false"/>
+                <w:u w:val="none"/>
+                <w:sz w:val="21"/>
+                <w:szCs w:val="21"/>
+                <w:color w:val="000000"/>
+              </w:rPr>
+              <w:br/>
+            </w:r>
+            <w:r>
+              <w:rPr>
+                <w:rFonts w:ascii="Arial" w:hAnsi="Arial" w:eastAsia="Arial" w:cs="Arial"/>
+                <w:i w:val="false"/>
+                <w:b w:val="false"/>
+                <w:u w:val="none"/>
                 <w:sz w:val="21"/>
                 <w:szCs w:val="21"/>
                 <w:color w:val="000000"/>
@@ -4612,20 +4343,18 @@
                 <w:i w:val="false"/>
                 <w:b w:val="false"/>
                 <w:u w:val="none"/>
-                <w:strike w:val="false"/>
-                <w:sz w:val="21"/>
-                <w:szCs w:val="21"/>
-                <w:color w:val="000000"/>
-              </w:rPr>
-              <w:br/>
-            </w:r>
-            <w:r>
-              <w:rPr>
-                <w:rFonts w:ascii="Arial" w:hAnsi="Arial" w:eastAsia="Arial" w:cs="Arial"/>
-                <w:i w:val="false"/>
-                <w:b w:val="false"/>
-                <w:u w:val="none"/>
-                <w:strike w:val="false"/>
+                <w:sz w:val="21"/>
+                <w:szCs w:val="21"/>
+                <w:color w:val="000000"/>
+              </w:rPr>
+              <w:br/>
+            </w:r>
+            <w:r>
+              <w:rPr>
+                <w:rFonts w:ascii="Arial" w:hAnsi="Arial" w:eastAsia="Arial" w:cs="Arial"/>
+                <w:i w:val="false"/>
+                <w:b w:val="false"/>
+                <w:u w:val="none"/>
                 <w:sz w:val="21"/>
                 <w:szCs w:val="21"/>
                 <w:color w:val="000000"/>
@@ -4639,6 +4368,7 @@
         <w:trPr>
           <w:trHeight w:val="3600" w:hRule="atLeast"/>
         </w:trPr>
+        body3
         <w:tc>
           <w:tcPr>
             <w:tcBorders>
@@ -4668,16 +4398,6 @@
               </w:pBdr>
               <w:spacing w:after="200" w:before="200" w:line="240"/>
               <w:ind w:left="200" w:right="200" w:firstLine="0" w:firstLineChars="0"/>
-              <w:rPr>
-                <w:rFonts w:ascii="Arial" w:hAnsi="Arial" w:eastAsia="Arial" w:cs="Arial"/>
-                <w:i w:val="false"/>
-                <w:b w:val="false"/>
-                <w:u w:val="none"/>
-                <w:strike w:val="false"/>
-                <w:sz w:val="21"/>
-                <w:szCs w:val="21"/>
-                <w:color w:val="000000"/>
-              </w:rPr>
             </w:pPr>
             <w:r>
               <w:rPr>
@@ -4685,7 +4405,6 @@
                 <w:i w:val="false"/>
                 <w:b w:val="true"/>
                 <w:u w:val="none"/>
-                <w:strike w:val="false"/>
                 <w:sz w:val="22"/>
                 <w:szCs w:val="22"/>
                 <w:color w:val="063360"/>
@@ -4698,20 +4417,18 @@
                 <w:i w:val="false"/>
                 <w:b w:val="false"/>
                 <w:u w:val="none"/>
-                <w:strike w:val="false"/>
-                <w:sz w:val="21"/>
-                <w:szCs w:val="21"/>
-                <w:color w:val="000000"/>
-              </w:rPr>
-              <w:br/>
-            </w:r>
-            <w:r>
-              <w:rPr>
-                <w:rFonts w:ascii="Arial" w:hAnsi="Arial" w:eastAsia="Arial" w:cs="Arial"/>
-                <w:i w:val="false"/>
-                <w:b w:val="false"/>
-                <w:u w:val="none"/>
-                <w:strike w:val="false"/>
+                <w:sz w:val="21"/>
+                <w:szCs w:val="21"/>
+                <w:color w:val="000000"/>
+              </w:rPr>
+              <w:br/>
+            </w:r>
+            <w:r>
+              <w:rPr>
+                <w:rFonts w:ascii="Arial" w:hAnsi="Arial" w:eastAsia="Arial" w:cs="Arial"/>
+                <w:i w:val="false"/>
+                <w:b w:val="false"/>
+                <w:u w:val="none"/>
                 <w:sz w:val="21"/>
                 <w:szCs w:val="21"/>
                 <w:color w:val="000000"/>
@@ -4724,20 +4441,18 @@
                 <w:i w:val="false"/>
                 <w:b w:val="false"/>
                 <w:u w:val="none"/>
-                <w:strike w:val="false"/>
-                <w:sz w:val="21"/>
-                <w:szCs w:val="21"/>
-                <w:color w:val="000000"/>
-              </w:rPr>
-              <w:br/>
-            </w:r>
-            <w:r>
-              <w:rPr>
-                <w:rFonts w:ascii="Arial" w:hAnsi="Arial" w:eastAsia="Arial" w:cs="Arial"/>
-                <w:i w:val="false"/>
-                <w:b w:val="false"/>
-                <w:u w:val="none"/>
-                <w:strike w:val="false"/>
+                <w:sz w:val="21"/>
+                <w:szCs w:val="21"/>
+                <w:color w:val="000000"/>
+              </w:rPr>
+              <w:br/>
+            </w:r>
+            <w:r>
+              <w:rPr>
+                <w:rFonts w:ascii="Arial" w:hAnsi="Arial" w:eastAsia="Arial" w:cs="Arial"/>
+                <w:i w:val="false"/>
+                <w:b w:val="false"/>
+                <w:u w:val="none"/>
                 <w:sz w:val="21"/>
                 <w:szCs w:val="21"/>
                 <w:color w:val="000000"/>
@@ -4750,20 +4465,18 @@
                 <w:i w:val="false"/>
                 <w:b w:val="false"/>
                 <w:u w:val="none"/>
-                <w:strike w:val="false"/>
-                <w:sz w:val="21"/>
-                <w:szCs w:val="21"/>
-                <w:color w:val="000000"/>
-              </w:rPr>
-              <w:br/>
-            </w:r>
-            <w:r>
-              <w:rPr>
-                <w:rFonts w:ascii="Arial" w:hAnsi="Arial" w:eastAsia="Arial" w:cs="Arial"/>
-                <w:i w:val="false"/>
-                <w:b w:val="false"/>
-                <w:u w:val="none"/>
-                <w:strike w:val="false"/>
+                <w:sz w:val="21"/>
+                <w:szCs w:val="21"/>
+                <w:color w:val="000000"/>
+              </w:rPr>
+              <w:br/>
+            </w:r>
+            <w:r>
+              <w:rPr>
+                <w:rFonts w:ascii="Arial" w:hAnsi="Arial" w:eastAsia="Arial" w:cs="Arial"/>
+                <w:i w:val="false"/>
+                <w:b w:val="false"/>
+                <w:u w:val="none"/>
                 <w:sz w:val="21"/>
                 <w:szCs w:val="21"/>
                 <w:color w:val="000000"/>
@@ -4776,33 +4489,30 @@
                 <w:i w:val="false"/>
                 <w:b w:val="false"/>
                 <w:u w:val="none"/>
-                <w:strike w:val="false"/>
-                <w:sz w:val="21"/>
-                <w:szCs w:val="21"/>
-                <w:color w:val="000000"/>
-              </w:rPr>
-              <w:br/>
-            </w:r>
-            <w:r>
-              <w:rPr>
-                <w:rFonts w:ascii="Arial" w:hAnsi="Arial" w:eastAsia="Arial" w:cs="Arial"/>
-                <w:i w:val="false"/>
-                <w:b w:val="false"/>
-                <w:u w:val="none"/>
-                <w:strike w:val="false"/>
-                <w:sz w:val="21"/>
-                <w:szCs w:val="21"/>
-                <w:color w:val="000000"/>
-              </w:rPr>
-              <w:br/>
-            </w:r>
-            <w:r>
-              <w:rPr>
-                <w:rFonts w:ascii="Arial" w:hAnsi="Arial" w:eastAsia="Arial" w:cs="Arial"/>
-                <w:i w:val="false"/>
-                <w:b w:val="false"/>
-                <w:u w:val="none"/>
-                <w:strike w:val="false"/>
+                <w:sz w:val="21"/>
+                <w:szCs w:val="21"/>
+                <w:color w:val="000000"/>
+              </w:rPr>
+              <w:br/>
+            </w:r>
+            <w:r>
+              <w:rPr>
+                <w:rFonts w:ascii="Arial" w:hAnsi="Arial" w:eastAsia="Arial" w:cs="Arial"/>
+                <w:i w:val="false"/>
+                <w:b w:val="false"/>
+                <w:u w:val="none"/>
+                <w:sz w:val="21"/>
+                <w:szCs w:val="21"/>
+                <w:color w:val="000000"/>
+              </w:rPr>
+              <w:br/>
+            </w:r>
+            <w:r>
+              <w:rPr>
+                <w:rFonts w:ascii="Arial" w:hAnsi="Arial" w:eastAsia="Arial" w:cs="Arial"/>
+                <w:i w:val="false"/>
+                <w:b w:val="false"/>
+                <w:u w:val="none"/>
                 <w:sz w:val="21"/>
                 <w:szCs w:val="21"/>
                 <w:color w:val="000000"/>
@@ -4815,33 +4525,30 @@
                 <w:i w:val="false"/>
                 <w:b w:val="false"/>
                 <w:u w:val="none"/>
-                <w:strike w:val="false"/>
-                <w:sz w:val="21"/>
-                <w:szCs w:val="21"/>
-                <w:color w:val="000000"/>
-              </w:rPr>
-              <w:br/>
-            </w:r>
-            <w:r>
-              <w:rPr>
-                <w:rFonts w:ascii="Arial" w:hAnsi="Arial" w:eastAsia="Arial" w:cs="Arial"/>
-                <w:i w:val="false"/>
-                <w:b w:val="false"/>
-                <w:u w:val="none"/>
-                <w:strike w:val="false"/>
-                <w:sz w:val="21"/>
-                <w:szCs w:val="21"/>
-                <w:color w:val="000000"/>
-              </w:rPr>
-              <w:br/>
-            </w:r>
-            <w:r>
-              <w:rPr>
-                <w:rFonts w:ascii="Arial" w:hAnsi="Arial" w:eastAsia="Arial" w:cs="Arial"/>
-                <w:i w:val="false"/>
-                <w:b w:val="false"/>
-                <w:u w:val="none"/>
-                <w:strike w:val="false"/>
+                <w:sz w:val="21"/>
+                <w:szCs w:val="21"/>
+                <w:color w:val="000000"/>
+              </w:rPr>
+              <w:br/>
+            </w:r>
+            <w:r>
+              <w:rPr>
+                <w:rFonts w:ascii="Arial" w:hAnsi="Arial" w:eastAsia="Arial" w:cs="Arial"/>
+                <w:i w:val="false"/>
+                <w:b w:val="false"/>
+                <w:u w:val="none"/>
+                <w:sz w:val="21"/>
+                <w:szCs w:val="21"/>
+                <w:color w:val="000000"/>
+              </w:rPr>
+              <w:br/>
+            </w:r>
+            <w:r>
+              <w:rPr>
+                <w:rFonts w:ascii="Arial" w:hAnsi="Arial" w:eastAsia="Arial" w:cs="Arial"/>
+                <w:i w:val="false"/>
+                <w:b w:val="false"/>
+                <w:u w:val="none"/>
                 <w:sz w:val="21"/>
                 <w:szCs w:val="21"/>
                 <w:color w:val="000000"/>
@@ -4854,20 +4561,18 @@
                 <w:i w:val="false"/>
                 <w:b w:val="false"/>
                 <w:u w:val="none"/>
-                <w:strike w:val="false"/>
-                <w:sz w:val="21"/>
-                <w:szCs w:val="21"/>
-                <w:color w:val="000000"/>
-              </w:rPr>
-              <w:br/>
-            </w:r>
-            <w:r>
-              <w:rPr>
-                <w:rFonts w:ascii="Arial" w:hAnsi="Arial" w:eastAsia="Arial" w:cs="Arial"/>
-                <w:i w:val="false"/>
-                <w:b w:val="false"/>
-                <w:u w:val="none"/>
-                <w:strike w:val="false"/>
+                <w:sz w:val="21"/>
+                <w:szCs w:val="21"/>
+                <w:color w:val="000000"/>
+              </w:rPr>
+              <w:br/>
+            </w:r>
+            <w:r>
+              <w:rPr>
+                <w:rFonts w:ascii="Arial" w:hAnsi="Arial" w:eastAsia="Arial" w:cs="Arial"/>
+                <w:i w:val="false"/>
+                <w:b w:val="false"/>
+                <w:u w:val="none"/>
                 <w:sz w:val="21"/>
                 <w:szCs w:val="21"/>
                 <w:color w:val="000000"/>
@@ -4905,16 +4610,6 @@
               </w:pBdr>
               <w:spacing w:after="200" w:before="200" w:line="240"/>
               <w:ind w:left="200" w:right="200" w:firstLine="0" w:firstLineChars="0"/>
-              <w:rPr>
-                <w:rFonts w:ascii="Arial" w:hAnsi="Arial" w:eastAsia="Arial" w:cs="Arial"/>
-                <w:i w:val="false"/>
-                <w:b w:val="false"/>
-                <w:u w:val="none"/>
-                <w:strike w:val="false"/>
-                <w:sz w:val="21"/>
-                <w:szCs w:val="21"/>
-                <w:color w:val="000000"/>
-              </w:rPr>
             </w:pPr>
             <w:r>
               <w:rPr>
@@ -4922,7 +4617,6 @@
                 <w:i w:val="false"/>
                 <w:b w:val="true"/>
                 <w:u w:val="none"/>
-                <w:strike w:val="false"/>
                 <w:sz w:val="22"/>
                 <w:szCs w:val="22"/>
                 <w:color w:val="063360"/>
@@ -4935,20 +4629,18 @@
                 <w:i w:val="false"/>
                 <w:b w:val="false"/>
                 <w:u w:val="none"/>
-                <w:strike w:val="false"/>
-                <w:sz w:val="21"/>
-                <w:szCs w:val="21"/>
-                <w:color w:val="000000"/>
-              </w:rPr>
-              <w:br/>
-            </w:r>
-            <w:r>
-              <w:rPr>
-                <w:rFonts w:ascii="Arial" w:hAnsi="Arial" w:eastAsia="Arial" w:cs="Arial"/>
-                <w:i w:val="false"/>
-                <w:b w:val="false"/>
-                <w:u w:val="none"/>
-                <w:strike w:val="false"/>
+                <w:sz w:val="21"/>
+                <w:szCs w:val="21"/>
+                <w:color w:val="000000"/>
+              </w:rPr>
+              <w:br/>
+            </w:r>
+            <w:r>
+              <w:rPr>
+                <w:rFonts w:ascii="Arial" w:hAnsi="Arial" w:eastAsia="Arial" w:cs="Arial"/>
+                <w:i w:val="false"/>
+                <w:b w:val="false"/>
+                <w:u w:val="none"/>
                 <w:sz w:val="21"/>
                 <w:szCs w:val="21"/>
                 <w:color w:val="000000"/>
@@ -4961,20 +4653,18 @@
                 <w:i w:val="false"/>
                 <w:b w:val="false"/>
                 <w:u w:val="none"/>
-                <w:strike w:val="false"/>
-                <w:sz w:val="21"/>
-                <w:szCs w:val="21"/>
-                <w:color w:val="000000"/>
-              </w:rPr>
-              <w:br/>
-            </w:r>
-            <w:r>
-              <w:rPr>
-                <w:rFonts w:ascii="Arial" w:hAnsi="Arial" w:eastAsia="Arial" w:cs="Arial"/>
-                <w:i w:val="false"/>
-                <w:b w:val="false"/>
-                <w:u w:val="none"/>
-                <w:strike w:val="false"/>
+                <w:sz w:val="21"/>
+                <w:szCs w:val="21"/>
+                <w:color w:val="000000"/>
+              </w:rPr>
+              <w:br/>
+            </w:r>
+            <w:r>
+              <w:rPr>
+                <w:rFonts w:ascii="Arial" w:hAnsi="Arial" w:eastAsia="Arial" w:cs="Arial"/>
+                <w:i w:val="false"/>
+                <w:b w:val="false"/>
+                <w:u w:val="none"/>
                 <w:sz w:val="21"/>
                 <w:szCs w:val="21"/>
                 <w:color w:val="000000"/>
@@ -4987,20 +4677,18 @@
                 <w:i w:val="false"/>
                 <w:b w:val="false"/>
                 <w:u w:val="none"/>
-                <w:strike w:val="false"/>
-                <w:sz w:val="21"/>
-                <w:szCs w:val="21"/>
-                <w:color w:val="000000"/>
-              </w:rPr>
-              <w:br/>
-            </w:r>
-            <w:r>
-              <w:rPr>
-                <w:rFonts w:ascii="Arial" w:hAnsi="Arial" w:eastAsia="Arial" w:cs="Arial"/>
-                <w:i w:val="false"/>
-                <w:b w:val="false"/>
-                <w:u w:val="none"/>
-                <w:strike w:val="false"/>
+                <w:sz w:val="21"/>
+                <w:szCs w:val="21"/>
+                <w:color w:val="000000"/>
+              </w:rPr>
+              <w:br/>
+            </w:r>
+            <w:r>
+              <w:rPr>
+                <w:rFonts w:ascii="Arial" w:hAnsi="Arial" w:eastAsia="Arial" w:cs="Arial"/>
+                <w:i w:val="false"/>
+                <w:b w:val="false"/>
+                <w:u w:val="none"/>
                 <w:sz w:val="21"/>
                 <w:szCs w:val="21"/>
                 <w:color w:val="000000"/>
@@ -5013,33 +4701,30 @@
                 <w:i w:val="false"/>
                 <w:b w:val="false"/>
                 <w:u w:val="none"/>
-                <w:strike w:val="false"/>
-                <w:sz w:val="21"/>
-                <w:szCs w:val="21"/>
-                <w:color w:val="000000"/>
-              </w:rPr>
-              <w:br/>
-            </w:r>
-            <w:r>
-              <w:rPr>
-                <w:rFonts w:ascii="Arial" w:hAnsi="Arial" w:eastAsia="Arial" w:cs="Arial"/>
-                <w:i w:val="false"/>
-                <w:b w:val="false"/>
-                <w:u w:val="none"/>
-                <w:strike w:val="false"/>
-                <w:sz w:val="21"/>
-                <w:szCs w:val="21"/>
-                <w:color w:val="000000"/>
-              </w:rPr>
-              <w:br/>
-            </w:r>
-            <w:r>
-              <w:rPr>
-                <w:rFonts w:ascii="Arial" w:hAnsi="Arial" w:eastAsia="Arial" w:cs="Arial"/>
-                <w:i w:val="false"/>
-                <w:b w:val="false"/>
-                <w:u w:val="none"/>
-                <w:strike w:val="false"/>
+                <w:sz w:val="21"/>
+                <w:szCs w:val="21"/>
+                <w:color w:val="000000"/>
+              </w:rPr>
+              <w:br/>
+            </w:r>
+            <w:r>
+              <w:rPr>
+                <w:rFonts w:ascii="Arial" w:hAnsi="Arial" w:eastAsia="Arial" w:cs="Arial"/>
+                <w:i w:val="false"/>
+                <w:b w:val="false"/>
+                <w:u w:val="none"/>
+                <w:sz w:val="21"/>
+                <w:szCs w:val="21"/>
+                <w:color w:val="000000"/>
+              </w:rPr>
+              <w:br/>
+            </w:r>
+            <w:r>
+              <w:rPr>
+                <w:rFonts w:ascii="Arial" w:hAnsi="Arial" w:eastAsia="Arial" w:cs="Arial"/>
+                <w:i w:val="false"/>
+                <w:b w:val="false"/>
+                <w:u w:val="none"/>
                 <w:sz w:val="21"/>
                 <w:szCs w:val="21"/>
                 <w:color w:val="000000"/>
@@ -5052,33 +4737,30 @@
                 <w:i w:val="false"/>
                 <w:b w:val="false"/>
                 <w:u w:val="none"/>
-                <w:strike w:val="false"/>
-                <w:sz w:val="21"/>
-                <w:szCs w:val="21"/>
-                <w:color w:val="000000"/>
-              </w:rPr>
-              <w:br/>
-            </w:r>
-            <w:r>
-              <w:rPr>
-                <w:rFonts w:ascii="Arial" w:hAnsi="Arial" w:eastAsia="Arial" w:cs="Arial"/>
-                <w:i w:val="false"/>
-                <w:b w:val="false"/>
-                <w:u w:val="none"/>
-                <w:strike w:val="false"/>
-                <w:sz w:val="21"/>
-                <w:szCs w:val="21"/>
-                <w:color w:val="000000"/>
-              </w:rPr>
-              <w:br/>
-            </w:r>
-            <w:r>
-              <w:rPr>
-                <w:rFonts w:ascii="Arial" w:hAnsi="Arial" w:eastAsia="Arial" w:cs="Arial"/>
-                <w:i w:val="false"/>
-                <w:b w:val="false"/>
-                <w:u w:val="none"/>
-                <w:strike w:val="false"/>
+                <w:sz w:val="21"/>
+                <w:szCs w:val="21"/>
+                <w:color w:val="000000"/>
+              </w:rPr>
+              <w:br/>
+            </w:r>
+            <w:r>
+              <w:rPr>
+                <w:rFonts w:ascii="Arial" w:hAnsi="Arial" w:eastAsia="Arial" w:cs="Arial"/>
+                <w:i w:val="false"/>
+                <w:b w:val="false"/>
+                <w:u w:val="none"/>
+                <w:sz w:val="21"/>
+                <w:szCs w:val="21"/>
+                <w:color w:val="000000"/>
+              </w:rPr>
+              <w:br/>
+            </w:r>
+            <w:r>
+              <w:rPr>
+                <w:rFonts w:ascii="Arial" w:hAnsi="Arial" w:eastAsia="Arial" w:cs="Arial"/>
+                <w:i w:val="false"/>
+                <w:b w:val="false"/>
+                <w:u w:val="none"/>
                 <w:sz w:val="21"/>
                 <w:szCs w:val="21"/>
                 <w:color w:val="000000"/>
@@ -5091,20 +4773,18 @@
                 <w:i w:val="false"/>
                 <w:b w:val="false"/>
                 <w:u w:val="none"/>
-                <w:strike w:val="false"/>
-                <w:sz w:val="21"/>
-                <w:szCs w:val="21"/>
-                <w:color w:val="000000"/>
-              </w:rPr>
-              <w:br/>
-            </w:r>
-            <w:r>
-              <w:rPr>
-                <w:rFonts w:ascii="Arial" w:hAnsi="Arial" w:eastAsia="Arial" w:cs="Arial"/>
-                <w:i w:val="false"/>
-                <w:b w:val="false"/>
-                <w:u w:val="none"/>
-                <w:strike w:val="false"/>
+                <w:sz w:val="21"/>
+                <w:szCs w:val="21"/>
+                <w:color w:val="000000"/>
+              </w:rPr>
+              <w:br/>
+            </w:r>
+            <w:r>
+              <w:rPr>
+                <w:rFonts w:ascii="Arial" w:hAnsi="Arial" w:eastAsia="Arial" w:cs="Arial"/>
+                <w:i w:val="false"/>
+                <w:b w:val="false"/>
+                <w:u w:val="none"/>
                 <w:sz w:val="21"/>
                 <w:szCs w:val="21"/>
                 <w:color w:val="000000"/>
@@ -5140,7 +4820,6 @@
           <w:i w:val="false"/>
           <w:b w:val="false"/>
           <w:u w:val="none"/>
-          <w:strike w:val="false"/>
           <w:sz w:val="18"/>
           <w:szCs w:val="18"/>
           <w:color w:val="545860"/>
@@ -5167,7 +4846,6 @@
           <w:i w:val="false"/>
           <w:b w:val="true"/>
           <w:u w:val="none"/>
-          <w:strike w:val="false"/>
           <w:sz w:val="36"/>
           <w:szCs w:val="36"/>
           <w:color w:val="063360"/>
@@ -5194,7 +4872,6 @@
           <w:i w:val="true"/>
           <w:b w:val="false"/>
           <w:u w:val="none"/>
-          <w:strike w:val="false"/>
           <w:sz w:val="18"/>
           <w:szCs w:val="18"/>
           <w:color w:val="215A9E"/>
@@ -5219,6 +4896,7 @@
           <w:trHeight w:val="360" w:hRule="auto"/>
           <w:tblHeader/>
         </w:trPr>
+        header1
         <w:tc>
           <w:tcPr>
             <w:tcBorders>
@@ -5248,24 +4926,13 @@
               </w:pBdr>
               <w:spacing w:after="80" w:before="80" w:line="240"/>
               <w:ind w:left="80" w:right="80" w:firstLine="0" w:firstLineChars="0"/>
-              <w:rPr>
-                <w:rFonts w:ascii="Arial" w:hAnsi="Arial" w:eastAsia="Arial" w:cs="Arial"/>
+            </w:pPr>
+            <w:r>
+              <w:rPr>
+                <w:rFonts w:ascii="Arial" w:hAnsi="DejaVu Sans" w:eastAsia="DejaVu Sans" w:cs="DejaVu Sans"/>
                 <w:i w:val="false"/>
                 <w:b w:val="true"/>
                 <w:u w:val="none"/>
-                <w:strike w:val="false"/>
-                <w:sz w:val="21"/>
-                <w:szCs w:val="21"/>
-                <w:color w:val="063360"/>
-              </w:rPr>
-            </w:pPr>
-            <w:r>
-              <w:rPr>
-                <w:rFonts w:ascii="Arial" w:hAnsi="Arial" w:eastAsia="Arial" w:cs="Arial"/>
-                <w:i w:val="false"/>
-                <w:b w:val="true"/>
-                <w:u w:val="none"/>
-                <w:strike w:val="false"/>
                 <w:sz w:val="21"/>
                 <w:szCs w:val="21"/>
                 <w:color w:val="063360"/>
@@ -5303,24 +4970,13 @@
               </w:pBdr>
               <w:spacing w:after="80" w:before="80" w:line="240"/>
               <w:ind w:left="80" w:right="80" w:firstLine="0" w:firstLineChars="0"/>
-              <w:rPr>
-                <w:rFonts w:ascii="Arial" w:hAnsi="Arial" w:eastAsia="Arial" w:cs="Arial"/>
+            </w:pPr>
+            <w:r>
+              <w:rPr>
+                <w:rFonts w:ascii="Arial" w:hAnsi="DejaVu Sans" w:eastAsia="DejaVu Sans" w:cs="DejaVu Sans"/>
                 <w:i w:val="false"/>
                 <w:b w:val="true"/>
                 <w:u w:val="none"/>
-                <w:strike w:val="false"/>
-                <w:sz w:val="21"/>
-                <w:szCs w:val="21"/>
-                <w:color w:val="063360"/>
-              </w:rPr>
-            </w:pPr>
-            <w:r>
-              <w:rPr>
-                <w:rFonts w:ascii="Arial" w:hAnsi="Arial" w:eastAsia="Arial" w:cs="Arial"/>
-                <w:i w:val="false"/>
-                <w:b w:val="true"/>
-                <w:u w:val="none"/>
-                <w:strike w:val="false"/>
                 <w:sz w:val="21"/>
                 <w:szCs w:val="21"/>
                 <w:color w:val="063360"/>
@@ -5358,24 +5014,13 @@
               </w:pBdr>
               <w:spacing w:after="80" w:before="80" w:line="240"/>
               <w:ind w:left="80" w:right="80" w:firstLine="0" w:firstLineChars="0"/>
-              <w:rPr>
-                <w:rFonts w:ascii="Arial" w:hAnsi="Arial" w:eastAsia="Arial" w:cs="Arial"/>
+            </w:pPr>
+            <w:r>
+              <w:rPr>
+                <w:rFonts w:ascii="Arial" w:hAnsi="DejaVu Sans" w:eastAsia="DejaVu Sans" w:cs="DejaVu Sans"/>
                 <w:i w:val="false"/>
                 <w:b w:val="true"/>
                 <w:u w:val="none"/>
-                <w:strike w:val="false"/>
-                <w:sz w:val="21"/>
-                <w:szCs w:val="21"/>
-                <w:color w:val="063360"/>
-              </w:rPr>
-            </w:pPr>
-            <w:r>
-              <w:rPr>
-                <w:rFonts w:ascii="Arial" w:hAnsi="Arial" w:eastAsia="Arial" w:cs="Arial"/>
-                <w:i w:val="false"/>
-                <w:b w:val="true"/>
-                <w:u w:val="none"/>
-                <w:strike w:val="false"/>
                 <w:sz w:val="21"/>
                 <w:szCs w:val="21"/>
                 <w:color w:val="063360"/>
@@ -5413,24 +5058,13 @@
               </w:pBdr>
               <w:spacing w:after="80" w:before="80" w:line="240"/>
               <w:ind w:left="80" w:right="80" w:firstLine="0" w:firstLineChars="0"/>
-              <w:rPr>
-                <w:rFonts w:ascii="Arial" w:hAnsi="Arial" w:eastAsia="Arial" w:cs="Arial"/>
+            </w:pPr>
+            <w:r>
+              <w:rPr>
+                <w:rFonts w:ascii="Arial" w:hAnsi="DejaVu Sans" w:eastAsia="DejaVu Sans" w:cs="DejaVu Sans"/>
                 <w:i w:val="false"/>
                 <w:b w:val="true"/>
                 <w:u w:val="none"/>
-                <w:strike w:val="false"/>
-                <w:sz w:val="21"/>
-                <w:szCs w:val="21"/>
-                <w:color w:val="063360"/>
-              </w:rPr>
-            </w:pPr>
-            <w:r>
-              <w:rPr>
-                <w:rFonts w:ascii="Arial" w:hAnsi="Arial" w:eastAsia="Arial" w:cs="Arial"/>
-                <w:i w:val="false"/>
-                <w:b w:val="true"/>
-                <w:u w:val="none"/>
-                <w:strike w:val="false"/>
                 <w:sz w:val="21"/>
                 <w:szCs w:val="21"/>
                 <w:color w:val="063360"/>
@@ -5444,6 +5078,7 @@
         <w:trPr>
           <w:trHeight w:val="360" w:hRule="auto"/>
         </w:trPr>
+        body1
         <w:tc>
           <w:tcPr>
             <w:tcBorders>
@@ -5473,24 +5108,13 @@
               </w:pBdr>
               <w:spacing w:after="80" w:before="80" w:line="240"/>
               <w:ind w:left="80" w:right="80" w:firstLine="0" w:firstLineChars="0"/>
-              <w:rPr>
-                <w:rFonts w:ascii="Arial" w:hAnsi="Arial" w:eastAsia="Arial" w:cs="Arial"/>
-                <w:i w:val="false"/>
-                <w:b w:val="false"/>
-                <w:u w:val="none"/>
-                <w:strike w:val="false"/>
-                <w:sz w:val="21"/>
-                <w:szCs w:val="21"/>
-                <w:color w:val="000000"/>
-              </w:rPr>
             </w:pPr>
             <w:r>
               <w:rPr>
-                <w:rFonts w:ascii="Arial" w:hAnsi="Arial" w:eastAsia="Arial" w:cs="Arial"/>
-                <w:i w:val="false"/>
-                <w:b w:val="false"/>
-                <w:u w:val="none"/>
-                <w:strike w:val="false"/>
+                <w:rFonts w:ascii="Arial" w:hAnsi="DejaVu Sans" w:eastAsia="DejaVu Sans" w:cs="DejaVu Sans"/>
+                <w:i w:val="false"/>
+                <w:b w:val="false"/>
+                <w:u w:val="none"/>
                 <w:sz w:val="21"/>
                 <w:szCs w:val="21"/>
                 <w:color w:val="000000"/>
@@ -5528,24 +5152,13 @@
               </w:pBdr>
               <w:spacing w:after="80" w:before="80" w:line="240"/>
               <w:ind w:left="80" w:right="80" w:firstLine="0" w:firstLineChars="0"/>
-              <w:rPr>
-                <w:rFonts w:ascii="Arial" w:hAnsi="Arial" w:eastAsia="Arial" w:cs="Arial"/>
-                <w:i w:val="false"/>
-                <w:b w:val="false"/>
-                <w:u w:val="none"/>
-                <w:strike w:val="false"/>
-                <w:sz w:val="21"/>
-                <w:szCs w:val="21"/>
-                <w:color w:val="000000"/>
-              </w:rPr>
             </w:pPr>
             <w:r>
               <w:rPr>
-                <w:rFonts w:ascii="Arial" w:hAnsi="Arial" w:eastAsia="Arial" w:cs="Arial"/>
-                <w:i w:val="false"/>
-                <w:b w:val="false"/>
-                <w:u w:val="none"/>
-                <w:strike w:val="false"/>
+                <w:rFonts w:ascii="Arial" w:hAnsi="DejaVu Sans" w:eastAsia="DejaVu Sans" w:cs="DejaVu Sans"/>
+                <w:i w:val="false"/>
+                <w:b w:val="false"/>
+                <w:u w:val="none"/>
                 <w:sz w:val="21"/>
                 <w:szCs w:val="21"/>
                 <w:color w:val="000000"/>
@@ -5583,24 +5196,13 @@
               </w:pBdr>
               <w:spacing w:after="80" w:before="80" w:line="240"/>
               <w:ind w:left="80" w:right="80" w:firstLine="0" w:firstLineChars="0"/>
-              <w:rPr>
-                <w:rFonts w:ascii="Arial" w:hAnsi="Arial" w:eastAsia="Arial" w:cs="Arial"/>
-                <w:i w:val="false"/>
-                <w:b w:val="false"/>
-                <w:u w:val="none"/>
-                <w:strike w:val="false"/>
-                <w:sz w:val="21"/>
-                <w:szCs w:val="21"/>
-                <w:color w:val="000000"/>
-              </w:rPr>
             </w:pPr>
             <w:r>
               <w:rPr>
-                <w:rFonts w:ascii="Arial" w:hAnsi="Arial" w:eastAsia="Arial" w:cs="Arial"/>
-                <w:i w:val="false"/>
-                <w:b w:val="false"/>
-                <w:u w:val="none"/>
-                <w:strike w:val="false"/>
+                <w:rFonts w:ascii="Arial" w:hAnsi="DejaVu Sans" w:eastAsia="DejaVu Sans" w:cs="DejaVu Sans"/>
+                <w:i w:val="false"/>
+                <w:b w:val="false"/>
+                <w:u w:val="none"/>
                 <w:sz w:val="21"/>
                 <w:szCs w:val="21"/>
                 <w:color w:val="000000"/>
@@ -5638,24 +5240,13 @@
               </w:pBdr>
               <w:spacing w:after="80" w:before="80" w:line="240"/>
               <w:ind w:left="80" w:right="80" w:firstLine="0" w:firstLineChars="0"/>
-              <w:rPr>
-                <w:rFonts w:ascii="Arial" w:hAnsi="Arial" w:eastAsia="Arial" w:cs="Arial"/>
-                <w:i w:val="false"/>
-                <w:b w:val="false"/>
-                <w:u w:val="none"/>
-                <w:strike w:val="false"/>
-                <w:sz w:val="21"/>
-                <w:szCs w:val="21"/>
-                <w:color w:val="000000"/>
-              </w:rPr>
             </w:pPr>
             <w:r>
               <w:rPr>
-                <w:rFonts w:ascii="Arial" w:hAnsi="Arial" w:eastAsia="Arial" w:cs="Arial"/>
-                <w:i w:val="false"/>
-                <w:b w:val="false"/>
-                <w:u w:val="none"/>
-                <w:strike w:val="false"/>
+                <w:rFonts w:ascii="Arial" w:hAnsi="DejaVu Sans" w:eastAsia="DejaVu Sans" w:cs="DejaVu Sans"/>
+                <w:i w:val="false"/>
+                <w:b w:val="false"/>
+                <w:u w:val="none"/>
                 <w:sz w:val="21"/>
                 <w:szCs w:val="21"/>
                 <w:color w:val="000000"/>
@@ -5669,6 +5260,7 @@
         <w:trPr>
           <w:trHeight w:val="360" w:hRule="auto"/>
         </w:trPr>
+        body2
         <w:tc>
           <w:tcPr>
             <w:tcBorders>
@@ -5698,24 +5290,13 @@
               </w:pBdr>
               <w:spacing w:after="80" w:before="80" w:line="240"/>
               <w:ind w:left="80" w:right="80" w:firstLine="0" w:firstLineChars="0"/>
-              <w:rPr>
-                <w:rFonts w:ascii="Arial" w:hAnsi="Arial" w:eastAsia="Arial" w:cs="Arial"/>
-                <w:i w:val="false"/>
-                <w:b w:val="false"/>
-                <w:u w:val="none"/>
-                <w:strike w:val="false"/>
-                <w:sz w:val="21"/>
-                <w:szCs w:val="21"/>
-                <w:color w:val="000000"/>
-              </w:rPr>
             </w:pPr>
             <w:r>
               <w:rPr>
-                <w:rFonts w:ascii="Arial" w:hAnsi="Arial" w:eastAsia="Arial" w:cs="Arial"/>
-                <w:i w:val="false"/>
-                <w:b w:val="false"/>
-                <w:u w:val="none"/>
-                <w:strike w:val="false"/>
+                <w:rFonts w:ascii="Arial" w:hAnsi="DejaVu Sans" w:eastAsia="DejaVu Sans" w:cs="DejaVu Sans"/>
+                <w:i w:val="false"/>
+                <w:b w:val="false"/>
+                <w:u w:val="none"/>
                 <w:sz w:val="21"/>
                 <w:szCs w:val="21"/>
                 <w:color w:val="000000"/>
@@ -5753,24 +5334,13 @@
               </w:pBdr>
               <w:spacing w:after="80" w:before="80" w:line="240"/>
               <w:ind w:left="80" w:right="80" w:firstLine="0" w:firstLineChars="0"/>
-              <w:rPr>
-                <w:rFonts w:ascii="Arial" w:hAnsi="Arial" w:eastAsia="Arial" w:cs="Arial"/>
-                <w:i w:val="false"/>
-                <w:b w:val="false"/>
-                <w:u w:val="none"/>
-                <w:strike w:val="false"/>
-                <w:sz w:val="21"/>
-                <w:szCs w:val="21"/>
-                <w:color w:val="000000"/>
-              </w:rPr>
             </w:pPr>
             <w:r>
               <w:rPr>
-                <w:rFonts w:ascii="Arial" w:hAnsi="Arial" w:eastAsia="Arial" w:cs="Arial"/>
-                <w:i w:val="false"/>
-                <w:b w:val="false"/>
-                <w:u w:val="none"/>
-                <w:strike w:val="false"/>
+                <w:rFonts w:ascii="Arial" w:hAnsi="DejaVu Sans" w:eastAsia="DejaVu Sans" w:cs="DejaVu Sans"/>
+                <w:i w:val="false"/>
+                <w:b w:val="false"/>
+                <w:u w:val="none"/>
                 <w:sz w:val="21"/>
                 <w:szCs w:val="21"/>
                 <w:color w:val="000000"/>
@@ -5808,24 +5378,13 @@
               </w:pBdr>
               <w:spacing w:after="80" w:before="80" w:line="240"/>
               <w:ind w:left="80" w:right="80" w:firstLine="0" w:firstLineChars="0"/>
-              <w:rPr>
-                <w:rFonts w:ascii="Arial" w:hAnsi="Arial" w:eastAsia="Arial" w:cs="Arial"/>
-                <w:i w:val="false"/>
-                <w:b w:val="false"/>
-                <w:u w:val="none"/>
-                <w:strike w:val="false"/>
-                <w:sz w:val="21"/>
-                <w:szCs w:val="21"/>
-                <w:color w:val="000000"/>
-              </w:rPr>
             </w:pPr>
             <w:r>
               <w:rPr>
-                <w:rFonts w:ascii="Arial" w:hAnsi="Arial" w:eastAsia="Arial" w:cs="Arial"/>
-                <w:i w:val="false"/>
-                <w:b w:val="false"/>
-                <w:u w:val="none"/>
-                <w:strike w:val="false"/>
+                <w:rFonts w:ascii="Arial" w:hAnsi="DejaVu Sans" w:eastAsia="DejaVu Sans" w:cs="DejaVu Sans"/>
+                <w:i w:val="false"/>
+                <w:b w:val="false"/>
+                <w:u w:val="none"/>
                 <w:sz w:val="21"/>
                 <w:szCs w:val="21"/>
                 <w:color w:val="000000"/>
@@ -5863,24 +5422,13 @@
               </w:pBdr>
               <w:spacing w:after="80" w:before="80" w:line="240"/>
               <w:ind w:left="80" w:right="80" w:firstLine="0" w:firstLineChars="0"/>
-              <w:rPr>
-                <w:rFonts w:ascii="Arial" w:hAnsi="Arial" w:eastAsia="Arial" w:cs="Arial"/>
-                <w:i w:val="false"/>
-                <w:b w:val="false"/>
-                <w:u w:val="none"/>
-                <w:strike w:val="false"/>
-                <w:sz w:val="21"/>
-                <w:szCs w:val="21"/>
-                <w:color w:val="000000"/>
-              </w:rPr>
             </w:pPr>
             <w:r>
               <w:rPr>
-                <w:rFonts w:ascii="Arial" w:hAnsi="Arial" w:eastAsia="Arial" w:cs="Arial"/>
-                <w:i w:val="false"/>
-                <w:b w:val="false"/>
-                <w:u w:val="none"/>
-                <w:strike w:val="false"/>
+                <w:rFonts w:ascii="Arial" w:hAnsi="DejaVu Sans" w:eastAsia="DejaVu Sans" w:cs="DejaVu Sans"/>
+                <w:i w:val="false"/>
+                <w:b w:val="false"/>
+                <w:u w:val="none"/>
                 <w:sz w:val="21"/>
                 <w:szCs w:val="21"/>
                 <w:color w:val="000000"/>
@@ -5894,6 +5442,7 @@
         <w:trPr>
           <w:trHeight w:val="360" w:hRule="auto"/>
         </w:trPr>
+        body3
         <w:tc>
           <w:tcPr>
             <w:tcBorders>
@@ -5923,24 +5472,13 @@
               </w:pBdr>
               <w:spacing w:after="80" w:before="80" w:line="240"/>
               <w:ind w:left="80" w:right="80" w:firstLine="0" w:firstLineChars="0"/>
-              <w:rPr>
-                <w:rFonts w:ascii="Arial" w:hAnsi="Arial" w:eastAsia="Arial" w:cs="Arial"/>
-                <w:i w:val="false"/>
-                <w:b w:val="false"/>
-                <w:u w:val="none"/>
-                <w:strike w:val="false"/>
-                <w:sz w:val="21"/>
-                <w:szCs w:val="21"/>
-                <w:color w:val="000000"/>
-              </w:rPr>
             </w:pPr>
             <w:r>
               <w:rPr>
-                <w:rFonts w:ascii="Arial" w:hAnsi="Arial" w:eastAsia="Arial" w:cs="Arial"/>
-                <w:i w:val="false"/>
-                <w:b w:val="false"/>
-                <w:u w:val="none"/>
-                <w:strike w:val="false"/>
+                <w:rFonts w:ascii="Arial" w:hAnsi="DejaVu Sans" w:eastAsia="DejaVu Sans" w:cs="DejaVu Sans"/>
+                <w:i w:val="false"/>
+                <w:b w:val="false"/>
+                <w:u w:val="none"/>
                 <w:sz w:val="21"/>
                 <w:szCs w:val="21"/>
                 <w:color w:val="000000"/>
@@ -5978,24 +5516,13 @@
               </w:pBdr>
               <w:spacing w:after="80" w:before="80" w:line="240"/>
               <w:ind w:left="80" w:right="80" w:firstLine="0" w:firstLineChars="0"/>
-              <w:rPr>
-                <w:rFonts w:ascii="Arial" w:hAnsi="Arial" w:eastAsia="Arial" w:cs="Arial"/>
-                <w:i w:val="false"/>
-                <w:b w:val="false"/>
-                <w:u w:val="none"/>
-                <w:strike w:val="false"/>
-                <w:sz w:val="21"/>
-                <w:szCs w:val="21"/>
-                <w:color w:val="000000"/>
-              </w:rPr>
             </w:pPr>
             <w:r>
               <w:rPr>
-                <w:rFonts w:ascii="Arial" w:hAnsi="Arial" w:eastAsia="Arial" w:cs="Arial"/>
-                <w:i w:val="false"/>
-                <w:b w:val="false"/>
-                <w:u w:val="none"/>
-                <w:strike w:val="false"/>
+                <w:rFonts w:ascii="Arial" w:hAnsi="DejaVu Sans" w:eastAsia="DejaVu Sans" w:cs="DejaVu Sans"/>
+                <w:i w:val="false"/>
+                <w:b w:val="false"/>
+                <w:u w:val="none"/>
                 <w:sz w:val="21"/>
                 <w:szCs w:val="21"/>
                 <w:color w:val="000000"/>
@@ -6033,24 +5560,13 @@
               </w:pBdr>
               <w:spacing w:after="80" w:before="80" w:line="240"/>
               <w:ind w:left="80" w:right="80" w:firstLine="0" w:firstLineChars="0"/>
-              <w:rPr>
-                <w:rFonts w:ascii="Arial" w:hAnsi="Arial" w:eastAsia="Arial" w:cs="Arial"/>
-                <w:i w:val="false"/>
-                <w:b w:val="false"/>
-                <w:u w:val="none"/>
-                <w:strike w:val="false"/>
-                <w:sz w:val="21"/>
-                <w:szCs w:val="21"/>
-                <w:color w:val="000000"/>
-              </w:rPr>
             </w:pPr>
             <w:r>
               <w:rPr>
-                <w:rFonts w:ascii="Arial" w:hAnsi="Arial" w:eastAsia="Arial" w:cs="Arial"/>
-                <w:i w:val="false"/>
-                <w:b w:val="false"/>
-                <w:u w:val="none"/>
-                <w:strike w:val="false"/>
+                <w:rFonts w:ascii="Arial" w:hAnsi="DejaVu Sans" w:eastAsia="DejaVu Sans" w:cs="DejaVu Sans"/>
+                <w:i w:val="false"/>
+                <w:b w:val="false"/>
+                <w:u w:val="none"/>
                 <w:sz w:val="21"/>
                 <w:szCs w:val="21"/>
                 <w:color w:val="000000"/>
@@ -6088,24 +5604,13 @@
               </w:pBdr>
               <w:spacing w:after="80" w:before="80" w:line="240"/>
               <w:ind w:left="80" w:right="80" w:firstLine="0" w:firstLineChars="0"/>
-              <w:rPr>
-                <w:rFonts w:ascii="Arial" w:hAnsi="Arial" w:eastAsia="Arial" w:cs="Arial"/>
-                <w:i w:val="false"/>
-                <w:b w:val="false"/>
-                <w:u w:val="none"/>
-                <w:strike w:val="false"/>
-                <w:sz w:val="21"/>
-                <w:szCs w:val="21"/>
-                <w:color w:val="000000"/>
-              </w:rPr>
             </w:pPr>
             <w:r>
               <w:rPr>
-                <w:rFonts w:ascii="Arial" w:hAnsi="Arial" w:eastAsia="Arial" w:cs="Arial"/>
-                <w:i w:val="false"/>
-                <w:b w:val="false"/>
-                <w:u w:val="none"/>
-                <w:strike w:val="false"/>
+                <w:rFonts w:ascii="Arial" w:hAnsi="DejaVu Sans" w:eastAsia="DejaVu Sans" w:cs="DejaVu Sans"/>
+                <w:i w:val="false"/>
+                <w:b w:val="false"/>
+                <w:u w:val="none"/>
                 <w:sz w:val="21"/>
                 <w:szCs w:val="21"/>
                 <w:color w:val="000000"/>
@@ -6119,6 +5624,7 @@
         <w:trPr>
           <w:trHeight w:val="360" w:hRule="auto"/>
         </w:trPr>
+        body4
         <w:tc>
           <w:tcPr>
             <w:tcBorders>
@@ -6148,24 +5654,13 @@
               </w:pBdr>
               <w:spacing w:after="80" w:before="80" w:line="240"/>
               <w:ind w:left="80" w:right="80" w:firstLine="0" w:firstLineChars="0"/>
-              <w:rPr>
-                <w:rFonts w:ascii="Arial" w:hAnsi="Arial" w:eastAsia="Arial" w:cs="Arial"/>
-                <w:i w:val="false"/>
-                <w:b w:val="false"/>
-                <w:u w:val="none"/>
-                <w:strike w:val="false"/>
-                <w:sz w:val="21"/>
-                <w:szCs w:val="21"/>
-                <w:color w:val="000000"/>
-              </w:rPr>
             </w:pPr>
             <w:r>
               <w:rPr>
-                <w:rFonts w:ascii="Arial" w:hAnsi="Arial" w:eastAsia="Arial" w:cs="Arial"/>
-                <w:i w:val="false"/>
-                <w:b w:val="false"/>
-                <w:u w:val="none"/>
-                <w:strike w:val="false"/>
+                <w:rFonts w:ascii="Arial" w:hAnsi="DejaVu Sans" w:eastAsia="DejaVu Sans" w:cs="DejaVu Sans"/>
+                <w:i w:val="false"/>
+                <w:b w:val="false"/>
+                <w:u w:val="none"/>
                 <w:sz w:val="21"/>
                 <w:szCs w:val="21"/>
                 <w:color w:val="000000"/>
@@ -6203,24 +5698,13 @@
               </w:pBdr>
               <w:spacing w:after="80" w:before="80" w:line="240"/>
               <w:ind w:left="80" w:right="80" w:firstLine="0" w:firstLineChars="0"/>
-              <w:rPr>
-                <w:rFonts w:ascii="Arial" w:hAnsi="Arial" w:eastAsia="Arial" w:cs="Arial"/>
-                <w:i w:val="false"/>
-                <w:b w:val="false"/>
-                <w:u w:val="none"/>
-                <w:strike w:val="false"/>
-                <w:sz w:val="21"/>
-                <w:szCs w:val="21"/>
-                <w:color w:val="000000"/>
-              </w:rPr>
             </w:pPr>
             <w:r>
               <w:rPr>
-                <w:rFonts w:ascii="Arial" w:hAnsi="Arial" w:eastAsia="Arial" w:cs="Arial"/>
-                <w:i w:val="false"/>
-                <w:b w:val="false"/>
-                <w:u w:val="none"/>
-                <w:strike w:val="false"/>
+                <w:rFonts w:ascii="Arial" w:hAnsi="DejaVu Sans" w:eastAsia="DejaVu Sans" w:cs="DejaVu Sans"/>
+                <w:i w:val="false"/>
+                <w:b w:val="false"/>
+                <w:u w:val="none"/>
                 <w:sz w:val="21"/>
                 <w:szCs w:val="21"/>
                 <w:color w:val="000000"/>
@@ -6258,24 +5742,13 @@
               </w:pBdr>
               <w:spacing w:after="80" w:before="80" w:line="240"/>
               <w:ind w:left="80" w:right="80" w:firstLine="0" w:firstLineChars="0"/>
-              <w:rPr>
-                <w:rFonts w:ascii="Arial" w:hAnsi="Arial" w:eastAsia="Arial" w:cs="Arial"/>
-                <w:i w:val="false"/>
-                <w:b w:val="false"/>
-                <w:u w:val="none"/>
-                <w:strike w:val="false"/>
-                <w:sz w:val="21"/>
-                <w:szCs w:val="21"/>
-                <w:color w:val="000000"/>
-              </w:rPr>
             </w:pPr>
             <w:r>
               <w:rPr>
-                <w:rFonts w:ascii="Arial" w:hAnsi="Arial" w:eastAsia="Arial" w:cs="Arial"/>
-                <w:i w:val="false"/>
-                <w:b w:val="false"/>
-                <w:u w:val="none"/>
-                <w:strike w:val="false"/>
+                <w:rFonts w:ascii="Arial" w:hAnsi="DejaVu Sans" w:eastAsia="DejaVu Sans" w:cs="DejaVu Sans"/>
+                <w:i w:val="false"/>
+                <w:b w:val="false"/>
+                <w:u w:val="none"/>
                 <w:sz w:val="21"/>
                 <w:szCs w:val="21"/>
                 <w:color w:val="000000"/>
@@ -6313,24 +5786,13 @@
               </w:pBdr>
               <w:spacing w:after="80" w:before="80" w:line="240"/>
               <w:ind w:left="80" w:right="80" w:firstLine="0" w:firstLineChars="0"/>
-              <w:rPr>
-                <w:rFonts w:ascii="Arial" w:hAnsi="Arial" w:eastAsia="Arial" w:cs="Arial"/>
-                <w:i w:val="false"/>
-                <w:b w:val="false"/>
-                <w:u w:val="none"/>
-                <w:strike w:val="false"/>
-                <w:sz w:val="21"/>
-                <w:szCs w:val="21"/>
-                <w:color w:val="000000"/>
-              </w:rPr>
             </w:pPr>
             <w:r>
               <w:rPr>
-                <w:rFonts w:ascii="Arial" w:hAnsi="Arial" w:eastAsia="Arial" w:cs="Arial"/>
-                <w:i w:val="false"/>
-                <w:b w:val="false"/>
-                <w:u w:val="none"/>
-                <w:strike w:val="false"/>
+                <w:rFonts w:ascii="Arial" w:hAnsi="DejaVu Sans" w:eastAsia="DejaVu Sans" w:cs="DejaVu Sans"/>
+                <w:i w:val="false"/>
+                <w:b w:val="false"/>
+                <w:u w:val="none"/>
                 <w:sz w:val="21"/>
                 <w:szCs w:val="21"/>
                 <w:color w:val="000000"/>
@@ -6344,6 +5806,7 @@
         <w:trPr>
           <w:trHeight w:val="360" w:hRule="auto"/>
         </w:trPr>
+        body5
         <w:tc>
           <w:tcPr>
             <w:tcBorders>
@@ -6373,24 +5836,13 @@
               </w:pBdr>
               <w:spacing w:after="80" w:before="80" w:line="240"/>
               <w:ind w:left="80" w:right="80" w:firstLine="0" w:firstLineChars="0"/>
-              <w:rPr>
-                <w:rFonts w:ascii="Arial" w:hAnsi="Arial" w:eastAsia="Arial" w:cs="Arial"/>
-                <w:i w:val="false"/>
-                <w:b w:val="false"/>
-                <w:u w:val="none"/>
-                <w:strike w:val="false"/>
-                <w:sz w:val="21"/>
-                <w:szCs w:val="21"/>
-                <w:color w:val="000000"/>
-              </w:rPr>
             </w:pPr>
             <w:r>
               <w:rPr>
-                <w:rFonts w:ascii="Arial" w:hAnsi="Arial" w:eastAsia="Arial" w:cs="Arial"/>
-                <w:i w:val="false"/>
-                <w:b w:val="false"/>
-                <w:u w:val="none"/>
-                <w:strike w:val="false"/>
+                <w:rFonts w:ascii="Arial" w:hAnsi="DejaVu Sans" w:eastAsia="DejaVu Sans" w:cs="DejaVu Sans"/>
+                <w:i w:val="false"/>
+                <w:b w:val="false"/>
+                <w:u w:val="none"/>
                 <w:sz w:val="21"/>
                 <w:szCs w:val="21"/>
                 <w:color w:val="000000"/>
@@ -6428,24 +5880,13 @@
               </w:pBdr>
               <w:spacing w:after="80" w:before="80" w:line="240"/>
               <w:ind w:left="80" w:right="80" w:firstLine="0" w:firstLineChars="0"/>
-              <w:rPr>
-                <w:rFonts w:ascii="Arial" w:hAnsi="Arial" w:eastAsia="Arial" w:cs="Arial"/>
-                <w:i w:val="false"/>
-                <w:b w:val="false"/>
-                <w:u w:val="none"/>
-                <w:strike w:val="false"/>
-                <w:sz w:val="21"/>
-                <w:szCs w:val="21"/>
-                <w:color w:val="000000"/>
-              </w:rPr>
             </w:pPr>
             <w:r>
               <w:rPr>
-                <w:rFonts w:ascii="Arial" w:hAnsi="Arial" w:eastAsia="Arial" w:cs="Arial"/>
-                <w:i w:val="false"/>
-                <w:b w:val="false"/>
-                <w:u w:val="none"/>
-                <w:strike w:val="false"/>
+                <w:rFonts w:ascii="Arial" w:hAnsi="DejaVu Sans" w:eastAsia="DejaVu Sans" w:cs="DejaVu Sans"/>
+                <w:i w:val="false"/>
+                <w:b w:val="false"/>
+                <w:u w:val="none"/>
                 <w:sz w:val="21"/>
                 <w:szCs w:val="21"/>
                 <w:color w:val="000000"/>
@@ -6483,24 +5924,13 @@
               </w:pBdr>
               <w:spacing w:after="80" w:before="80" w:line="240"/>
               <w:ind w:left="80" w:right="80" w:firstLine="0" w:firstLineChars="0"/>
-              <w:rPr>
-                <w:rFonts w:ascii="Arial" w:hAnsi="Arial" w:eastAsia="Arial" w:cs="Arial"/>
-                <w:i w:val="false"/>
-                <w:b w:val="false"/>
-                <w:u w:val="none"/>
-                <w:strike w:val="false"/>
-                <w:sz w:val="21"/>
-                <w:szCs w:val="21"/>
-                <w:color w:val="000000"/>
-              </w:rPr>
             </w:pPr>
             <w:r>
               <w:rPr>
-                <w:rFonts w:ascii="Arial" w:hAnsi="Arial" w:eastAsia="Arial" w:cs="Arial"/>
-                <w:i w:val="false"/>
-                <w:b w:val="false"/>
-                <w:u w:val="none"/>
-                <w:strike w:val="false"/>
+                <w:rFonts w:ascii="Arial" w:hAnsi="DejaVu Sans" w:eastAsia="DejaVu Sans" w:cs="DejaVu Sans"/>
+                <w:i w:val="false"/>
+                <w:b w:val="false"/>
+                <w:u w:val="none"/>
                 <w:sz w:val="21"/>
                 <w:szCs w:val="21"/>
                 <w:color w:val="000000"/>
@@ -6538,24 +5968,13 @@
               </w:pBdr>
               <w:spacing w:after="80" w:before="80" w:line="240"/>
               <w:ind w:left="80" w:right="80" w:firstLine="0" w:firstLineChars="0"/>
-              <w:rPr>
-                <w:rFonts w:ascii="Arial" w:hAnsi="Arial" w:eastAsia="Arial" w:cs="Arial"/>
-                <w:i w:val="false"/>
-                <w:b w:val="false"/>
-                <w:u w:val="none"/>
-                <w:strike w:val="false"/>
-                <w:sz w:val="21"/>
-                <w:szCs w:val="21"/>
-                <w:color w:val="000000"/>
-              </w:rPr>
             </w:pPr>
             <w:r>
               <w:rPr>
-                <w:rFonts w:ascii="Arial" w:hAnsi="Arial" w:eastAsia="Arial" w:cs="Arial"/>
-                <w:i w:val="false"/>
-                <w:b w:val="false"/>
-                <w:u w:val="none"/>
-                <w:strike w:val="false"/>
+                <w:rFonts w:ascii="Arial" w:hAnsi="DejaVu Sans" w:eastAsia="DejaVu Sans" w:cs="DejaVu Sans"/>
+                <w:i w:val="false"/>
+                <w:b w:val="false"/>
+                <w:u w:val="none"/>
                 <w:sz w:val="21"/>
                 <w:szCs w:val="21"/>
                 <w:color w:val="000000"/>
@@ -6585,7 +6004,6 @@
           <w:i w:val="false"/>
           <w:b w:val="false"/>
           <w:u w:val="none"/>
-          <w:strike w:val="false"/>
           <w:sz w:val="22"/>
           <w:szCs w:val="22"/>
           <w:color w:val="000000"/>
@@ -6612,7 +6030,6 @@
           <w:i w:val="false"/>
           <w:b w:val="false"/>
           <w:u w:val="none"/>
-          <w:strike w:val="false"/>
           <w:sz w:val="22"/>
           <w:szCs w:val="22"/>
           <w:color w:val="000000"/>
@@ -6620,11 +6037,533 @@
         <w:t xml:space="preserve">AI Snapshot: the arithmetic in version 1 holds (40% does push the ratio below 1) but it picks the easiest lever, gives no number for 'benefits delayed', and claims unsourced authority ('commonly observed in infrastructure appraisal').</w:t>
       </w:r>
     </w:p>
-    <w:sectPr>
-      <w:pgMar w:header="708" w:bottom="1008" w:top="1008" w:right="1152" w:left="1152" w:footer="708" w:gutter="0"/>
+    <w:p>
+      <w:pPr>
+        <w:pStyle w:val="Normal"/>
+        <w:jc w:val="left"/>
+        <w:pBdr>
+          <w:bottom w:val="none" w:sz="0" w:space="0" w:color="000000"/>
+          <w:top w:val="none" w:sz="0" w:space="0" w:color="000000"/>
+          <w:left w:val="none" w:sz="0" w:space="0" w:color="000000"/>
+          <w:right w:val="none" w:sz="0" w:space="0" w:color="000000"/>
+        </w:pBdr>
+        <w:spacing w:after="60" w:before="0" w:line="240"/>
+        <w:ind w:left="0" w:right="0" w:firstLine="0" w:firstLineChars="0"/>
+      </w:pPr>
+      <w:r>
+        <w:rPr>
+          <w:rFonts w:ascii="Arial" w:hAnsi="Arial" w:eastAsia="Arial" w:cs="Arial"/>
+          <w:i w:val="false"/>
+          <w:b w:val="true"/>
+          <w:u w:val="none"/>
+          <w:sz w:val="26"/>
+          <w:szCs w:val="26"/>
+          <w:color w:val="215A9E"/>
+        </w:rPr>
+        <w:t xml:space="preserve">Ratio wall</w:t>
+      </w:r>
+    </w:p>
+    <w:p>
+      <w:pPr>
+        <w:pStyle w:val="Normal"/>
+        <w:jc w:val="left"/>
+        <w:pBdr>
+          <w:bottom w:val="none" w:sz="0" w:space="0" w:color="000000"/>
+          <w:top w:val="none" w:sz="0" w:space="0" w:color="000000"/>
+          <w:left w:val="none" w:sz="0" w:space="0" w:color="000000"/>
+          <w:right w:val="none" w:sz="0" w:space="0" w:color="000000"/>
+        </w:pBdr>
+        <w:spacing w:after="80" w:before="0" w:line="240"/>
+        <w:ind w:left="0" w:right="0" w:firstLine="0" w:firstLineChars="0"/>
+      </w:pPr>
+      <w:r>
+        <w:rPr>
+          <w:rFonts w:ascii="Arial" w:hAnsi="Arial" w:eastAsia="Arial" w:cs="Arial"/>
+          <w:i w:val="false"/>
+          <w:b w:val="false"/>
+          <w:u w:val="none"/>
+          <w:sz w:val="22"/>
+          <w:szCs w:val="22"/>
+          <w:color w:val="000000"/>
+        </w:rPr>
+        <w:t xml:space="preserve">Setup, before the session: a horizontal line about 2 m long on the wall, from 0 to 2.0, with signs at 0, 0.5, 1.0, 1.5 and 2.0 (end of this pack). Draw a thick red vertical line at 1.0 and put the "Break-even" sign above it. Put the "Headline: 1.87" sign at 1.87. Each group needs one sticky note and a marker.</w:t>
+      </w:r>
+    </w:p>
+    <w:p>
+      <w:pPr>
+        <w:pStyle w:val="Normal"/>
+        <w:jc w:val="left"/>
+        <w:pBdr>
+          <w:bottom w:val="none" w:sz="0" w:space="0" w:color="000000"/>
+          <w:top w:val="none" w:sz="0" w:space="0" w:color="000000"/>
+          <w:left w:val="none" w:sz="0" w:space="0" w:color="000000"/>
+          <w:right w:val="none" w:sz="0" w:space="0" w:color="000000"/>
+        </w:pBdr>
+        <w:spacing w:after="80" w:before="0" w:line="240"/>
+        <w:ind w:left="0" w:right="0" w:firstLine="0" w:firstLineChars="0"/>
+      </w:pPr>
+      <w:r>
+        <w:rPr>
+          <w:rFonts w:ascii="Arial" w:hAnsi="Arial" w:eastAsia="Arial" w:cs="Arial"/>
+          <w:i w:val="false"/>
+          <w:b w:val="false"/>
+          <w:u w:val="none"/>
+          <w:sz w:val="22"/>
+          <w:szCs w:val="22"/>
+          <w:color w:val="000000"/>
+        </w:rPr>
+        <w:t xml:space="preserve">Running it: each group predicts its ratio and posts a sticky note, then reads out its settings. Enter them in the calculator on the "Your turn" slide; the group puts its card at the real ratio. Debrief from the wall: how far was each prediction from the real ratio? Only card 5 (two things going wrong at once) lands left of the red line. Groups holding the same card will often have predicted differently.</w:t>
+      </w:r>
+    </w:p>
+    <w:p>
+      <w:pPr/>
+      <w:r>
+        <w:br w:type="page"/>
+      </w:r>
+    </w:p>
+    <w:p>
+      <w:pPr>
+        <w:pStyle w:val="Normal"/>
+        <w:jc w:val="left"/>
+        <w:pBdr>
+          <w:bottom w:val="none" w:sz="0" w:space="0" w:color="000000"/>
+          <w:top w:val="none" w:sz="0" w:space="0" w:color="000000"/>
+          <w:left w:val="none" w:sz="0" w:space="0" w:color="000000"/>
+          <w:right w:val="none" w:sz="0" w:space="0" w:color="000000"/>
+        </w:pBdr>
+        <w:spacing w:after="0" w:before="0" w:line="240"/>
+        <w:ind w:left="0" w:right="0" w:firstLine="0" w:firstLineChars="0"/>
+      </w:pPr>
+      <w:r>
+        <w:rPr>
+          <w:rFonts w:ascii="Arial" w:hAnsi="Arial" w:eastAsia="Arial" w:cs="Arial"/>
+          <w:i w:val="false"/>
+          <w:b w:val="false"/>
+          <w:u w:val="none"/>
+          <w:sz w:val="18"/>
+          <w:szCs w:val="18"/>
+          <w:color w:val="545860"/>
+        </w:rPr>
+        <w:t xml:space="preserve">Module 2 · Day 3, Session 1 · Was It Worth It?</w:t>
+      </w:r>
+    </w:p>
+    <w:p>
+      <w:pPr>
+        <w:pStyle w:val="Normal"/>
+        <w:jc w:val="left"/>
+        <w:pBdr>
+          <w:bottom w:val="none" w:sz="0" w:space="0" w:color="000000"/>
+          <w:top w:val="none" w:sz="0" w:space="0" w:color="000000"/>
+          <w:left w:val="none" w:sz="0" w:space="0" w:color="000000"/>
+          <w:right w:val="none" w:sz="0" w:space="0" w:color="000000"/>
+        </w:pBdr>
+        <w:spacing w:after="40" w:before="0" w:line="240"/>
+        <w:ind w:left="0" w:right="0" w:firstLine="0" w:firstLineChars="0"/>
+      </w:pPr>
+      <w:r>
+        <w:rPr>
+          <w:rFonts w:ascii="Arial" w:hAnsi="Arial" w:eastAsia="Arial" w:cs="Arial"/>
+          <w:i w:val="false"/>
+          <w:b w:val="true"/>
+          <w:u w:val="none"/>
+          <w:sz w:val="36"/>
+          <w:szCs w:val="36"/>
+          <w:color w:val="063360"/>
+        </w:rPr>
+        <w:t xml:space="preserve">Wall board: ratio signs</w:t>
+      </w:r>
+    </w:p>
+    <w:p>
+      <w:pPr>
+        <w:pStyle w:val="Normal"/>
+        <w:jc w:val="left"/>
+        <w:pBdr>
+          <w:bottom w:val="none" w:sz="0" w:space="0" w:color="000000"/>
+          <w:top w:val="none" w:sz="0" w:space="0" w:color="000000"/>
+          <w:left w:val="none" w:sz="0" w:space="0" w:color="000000"/>
+          <w:right w:val="none" w:sz="0" w:space="0" w:color="000000"/>
+        </w:pBdr>
+        <w:spacing w:after="160" w:before="0" w:line="240"/>
+        <w:ind w:left="0" w:right="0" w:firstLine="0" w:firstLineChars="0"/>
+      </w:pPr>
+      <w:r>
+        <w:rPr>
+          <w:rFonts w:ascii="Arial" w:hAnsi="Arial" w:eastAsia="Arial" w:cs="Arial"/>
+          <w:i w:val="true"/>
+          <w:b w:val="false"/>
+          <w:u w:val="none"/>
+          <w:sz w:val="18"/>
+          <w:szCs w:val="18"/>
+          <w:color w:val="215A9E"/>
+        </w:rPr>
+        <w:t xml:space="preserve">Print: 1 set for the trainer, cut along the dashed lines</w:t>
+      </w:r>
+    </w:p>
+    <w:tbl xmlns:a="http://schemas.openxmlformats.org/drawingml/2006/main" xmlns:pic="http://schemas.openxmlformats.org/drawingml/2006/picture">
+      <w:tblPr>
+        <w:tblLayout w:type="fixed"/>
+        <w:jc w:val="center"/>
+        <w:tblLook w:firstRow="1" w:lastRow="0" w:firstColumn="0" w:lastColumn="0" w:noHBand="0" w:noVBand="1"/>
+      </w:tblPr>
+      <w:tblGrid>
+        <w:gridCol w:w="9792"/>
+      </w:tblGrid>
+      <w:tr>
+        <w:trPr>
+          <w:trHeight w:val="1944" w:hRule="atLeast"/>
+        </w:trPr>
+        body1
+        <w:tc>
+          <w:tcPr>
+            <w:tcBorders>
+              <w:bottom w:val="dashed" w:sz="8" w:space="0" w:color="9AA8B8"/>
+              <w:top w:val="dashed" w:sz="8" w:space="0" w:color="9AA8B8"/>
+              <w:left w:val="dashed" w:sz="8" w:space="0" w:color="9AA8B8"/>
+              <w:right w:val="dashed" w:sz="8" w:space="0" w:color="9AA8B8"/>
+            </w:tcBorders>
+            <w:shd w:val="clear" w:color="auto" w:fill="FFFFFF"/>
+            <w:tcMar>
+              <w:top w:w="0" w:type="dxa"/>
+              <w:bottom w:w="0" w:type="dxa"/>
+              <w:left w:w="0" w:type="dxa"/>
+              <w:right w:w="0" w:type="dxa"/>
+            </w:tcMar>
+            <w:vAlign w:val="center"/>
+          </w:tcPr>
+          <w:p>
+            <w:pPr>
+              <w:pStyle w:val="Normal"/>
+              <w:jc w:val="center"/>
+              <w:pBdr>
+                <w:bottom w:val="none" w:sz="0" w:space="0" w:color="000000"/>
+                <w:top w:val="none" w:sz="0" w:space="0" w:color="000000"/>
+                <w:left w:val="none" w:sz="0" w:space="0" w:color="000000"/>
+                <w:right w:val="none" w:sz="0" w:space="0" w:color="000000"/>
+              </w:pBdr>
+              <w:spacing w:after="240" w:before="240" w:line="276"/>
+              <w:ind w:left="240" w:right="240" w:firstLine="0" w:firstLineChars="0"/>
+            </w:pPr>
+            <w:r>
+              <w:rPr>
+                <w:rFonts w:ascii="Arial" w:hAnsi="Arial" w:eastAsia="Arial" w:cs="Arial"/>
+                <w:i w:val="false"/>
+                <w:b w:val="true"/>
+                <w:u w:val="none"/>
+                <w:sz w:val="72"/>
+                <w:szCs w:val="72"/>
+                <w:color w:val="063360"/>
+              </w:rPr>
+              <w:t xml:space="preserve">0</w:t>
+            </w:r>
+          </w:p>
+        </w:tc>
+      </w:tr>
+      <w:tr>
+        <w:trPr>
+          <w:trHeight w:val="1944" w:hRule="atLeast"/>
+        </w:trPr>
+        body2
+        <w:tc>
+          <w:tcPr>
+            <w:tcBorders>
+              <w:bottom w:val="dashed" w:sz="8" w:space="0" w:color="9AA8B8"/>
+              <w:top w:val="dashed" w:sz="8" w:space="0" w:color="9AA8B8"/>
+              <w:left w:val="dashed" w:sz="8" w:space="0" w:color="9AA8B8"/>
+              <w:right w:val="dashed" w:sz="8" w:space="0" w:color="9AA8B8"/>
+            </w:tcBorders>
+            <w:shd w:val="clear" w:color="auto" w:fill="FFFFFF"/>
+            <w:tcMar>
+              <w:top w:w="0" w:type="dxa"/>
+              <w:bottom w:w="0" w:type="dxa"/>
+              <w:left w:w="0" w:type="dxa"/>
+              <w:right w:w="0" w:type="dxa"/>
+            </w:tcMar>
+            <w:vAlign w:val="center"/>
+          </w:tcPr>
+          <w:p>
+            <w:pPr>
+              <w:pStyle w:val="Normal"/>
+              <w:jc w:val="center"/>
+              <w:pBdr>
+                <w:bottom w:val="none" w:sz="0" w:space="0" w:color="000000"/>
+                <w:top w:val="none" w:sz="0" w:space="0" w:color="000000"/>
+                <w:left w:val="none" w:sz="0" w:space="0" w:color="000000"/>
+                <w:right w:val="none" w:sz="0" w:space="0" w:color="000000"/>
+              </w:pBdr>
+              <w:spacing w:after="240" w:before="240" w:line="276"/>
+              <w:ind w:left="240" w:right="240" w:firstLine="0" w:firstLineChars="0"/>
+            </w:pPr>
+            <w:r>
+              <w:rPr>
+                <w:rFonts w:ascii="Arial" w:hAnsi="Arial" w:eastAsia="Arial" w:cs="Arial"/>
+                <w:i w:val="false"/>
+                <w:b w:val="true"/>
+                <w:u w:val="none"/>
+                <w:sz w:val="72"/>
+                <w:szCs w:val="72"/>
+                <w:color w:val="063360"/>
+              </w:rPr>
+              <w:t xml:space="preserve">0.5</w:t>
+            </w:r>
+          </w:p>
+        </w:tc>
+      </w:tr>
+      <w:tr>
+        <w:trPr>
+          <w:trHeight w:val="1944" w:hRule="atLeast"/>
+        </w:trPr>
+        body3
+        <w:tc>
+          <w:tcPr>
+            <w:tcBorders>
+              <w:bottom w:val="dashed" w:sz="8" w:space="0" w:color="9AA8B8"/>
+              <w:top w:val="dashed" w:sz="8" w:space="0" w:color="9AA8B8"/>
+              <w:left w:val="dashed" w:sz="8" w:space="0" w:color="9AA8B8"/>
+              <w:right w:val="dashed" w:sz="8" w:space="0" w:color="9AA8B8"/>
+            </w:tcBorders>
+            <w:shd w:val="clear" w:color="auto" w:fill="FFFFFF"/>
+            <w:tcMar>
+              <w:top w:w="0" w:type="dxa"/>
+              <w:bottom w:w="0" w:type="dxa"/>
+              <w:left w:w="0" w:type="dxa"/>
+              <w:right w:w="0" w:type="dxa"/>
+            </w:tcMar>
+            <w:vAlign w:val="center"/>
+          </w:tcPr>
+          <w:p>
+            <w:pPr>
+              <w:pStyle w:val="Normal"/>
+              <w:jc w:val="center"/>
+              <w:pBdr>
+                <w:bottom w:val="none" w:sz="0" w:space="0" w:color="000000"/>
+                <w:top w:val="none" w:sz="0" w:space="0" w:color="000000"/>
+                <w:left w:val="none" w:sz="0" w:space="0" w:color="000000"/>
+                <w:right w:val="none" w:sz="0" w:space="0" w:color="000000"/>
+              </w:pBdr>
+              <w:spacing w:after="240" w:before="240" w:line="276"/>
+              <w:ind w:left="240" w:right="240" w:firstLine="0" w:firstLineChars="0"/>
+            </w:pPr>
+            <w:r>
+              <w:rPr>
+                <w:rFonts w:ascii="Arial" w:hAnsi="Arial" w:eastAsia="Arial" w:cs="Arial"/>
+                <w:i w:val="false"/>
+                <w:b w:val="true"/>
+                <w:u w:val="none"/>
+                <w:sz w:val="72"/>
+                <w:szCs w:val="72"/>
+                <w:color w:val="063360"/>
+              </w:rPr>
+              <w:t xml:space="preserve">1.0</w:t>
+            </w:r>
+          </w:p>
+        </w:tc>
+      </w:tr>
+      <w:tr>
+        <w:trPr>
+          <w:trHeight w:val="1944" w:hRule="atLeast"/>
+        </w:trPr>
+        body4
+        <w:tc>
+          <w:tcPr>
+            <w:tcBorders>
+              <w:bottom w:val="dashed" w:sz="8" w:space="0" w:color="9AA8B8"/>
+              <w:top w:val="dashed" w:sz="8" w:space="0" w:color="9AA8B8"/>
+              <w:left w:val="dashed" w:sz="8" w:space="0" w:color="9AA8B8"/>
+              <w:right w:val="dashed" w:sz="8" w:space="0" w:color="9AA8B8"/>
+            </w:tcBorders>
+            <w:shd w:val="clear" w:color="auto" w:fill="FFFFFF"/>
+            <w:tcMar>
+              <w:top w:w="0" w:type="dxa"/>
+              <w:bottom w:w="0" w:type="dxa"/>
+              <w:left w:w="0" w:type="dxa"/>
+              <w:right w:w="0" w:type="dxa"/>
+            </w:tcMar>
+            <w:vAlign w:val="center"/>
+          </w:tcPr>
+          <w:p>
+            <w:pPr>
+              <w:pStyle w:val="Normal"/>
+              <w:jc w:val="center"/>
+              <w:pBdr>
+                <w:bottom w:val="none" w:sz="0" w:space="0" w:color="000000"/>
+                <w:top w:val="none" w:sz="0" w:space="0" w:color="000000"/>
+                <w:left w:val="none" w:sz="0" w:space="0" w:color="000000"/>
+                <w:right w:val="none" w:sz="0" w:space="0" w:color="000000"/>
+              </w:pBdr>
+              <w:spacing w:after="240" w:before="240" w:line="276"/>
+              <w:ind w:left="240" w:right="240" w:firstLine="0" w:firstLineChars="0"/>
+            </w:pPr>
+            <w:r>
+              <w:rPr>
+                <w:rFonts w:ascii="Arial" w:hAnsi="Arial" w:eastAsia="Arial" w:cs="Arial"/>
+                <w:i w:val="false"/>
+                <w:b w:val="true"/>
+                <w:u w:val="none"/>
+                <w:sz w:val="72"/>
+                <w:szCs w:val="72"/>
+                <w:color w:val="063360"/>
+              </w:rPr>
+              <w:t xml:space="preserve">1.5</w:t>
+            </w:r>
+          </w:p>
+        </w:tc>
+      </w:tr>
+      <w:tr>
+        <w:trPr>
+          <w:trHeight w:val="1944" w:hRule="atLeast"/>
+        </w:trPr>
+        body5
+        <w:tc>
+          <w:tcPr>
+            <w:tcBorders>
+              <w:bottom w:val="dashed" w:sz="8" w:space="0" w:color="9AA8B8"/>
+              <w:top w:val="dashed" w:sz="8" w:space="0" w:color="9AA8B8"/>
+              <w:left w:val="dashed" w:sz="8" w:space="0" w:color="9AA8B8"/>
+              <w:right w:val="dashed" w:sz="8" w:space="0" w:color="9AA8B8"/>
+            </w:tcBorders>
+            <w:shd w:val="clear" w:color="auto" w:fill="FFFFFF"/>
+            <w:tcMar>
+              <w:top w:w="0" w:type="dxa"/>
+              <w:bottom w:w="0" w:type="dxa"/>
+              <w:left w:w="0" w:type="dxa"/>
+              <w:right w:w="0" w:type="dxa"/>
+            </w:tcMar>
+            <w:vAlign w:val="center"/>
+          </w:tcPr>
+          <w:p>
+            <w:pPr>
+              <w:pStyle w:val="Normal"/>
+              <w:jc w:val="center"/>
+              <w:pBdr>
+                <w:bottom w:val="none" w:sz="0" w:space="0" w:color="000000"/>
+                <w:top w:val="none" w:sz="0" w:space="0" w:color="000000"/>
+                <w:left w:val="none" w:sz="0" w:space="0" w:color="000000"/>
+                <w:right w:val="none" w:sz="0" w:space="0" w:color="000000"/>
+              </w:pBdr>
+              <w:spacing w:after="240" w:before="240" w:line="276"/>
+              <w:ind w:left="240" w:right="240" w:firstLine="0" w:firstLineChars="0"/>
+            </w:pPr>
+            <w:r>
+              <w:rPr>
+                <w:rFonts w:ascii="Arial" w:hAnsi="Arial" w:eastAsia="Arial" w:cs="Arial"/>
+                <w:i w:val="false"/>
+                <w:b w:val="true"/>
+                <w:u w:val="none"/>
+                <w:sz w:val="72"/>
+                <w:szCs w:val="72"/>
+                <w:color w:val="063360"/>
+              </w:rPr>
+              <w:t xml:space="preserve">2.0</w:t>
+            </w:r>
+          </w:p>
+        </w:tc>
+      </w:tr>
+      <w:tr>
+        <w:trPr>
+          <w:trHeight w:val="1944" w:hRule="atLeast"/>
+        </w:trPr>
+        body6
+        <w:tc>
+          <w:tcPr>
+            <w:tcBorders>
+              <w:bottom w:val="dashed" w:sz="8" w:space="0" w:color="9AA8B8"/>
+              <w:top w:val="dashed" w:sz="8" w:space="0" w:color="9AA8B8"/>
+              <w:left w:val="dashed" w:sz="8" w:space="0" w:color="9AA8B8"/>
+              <w:right w:val="dashed" w:sz="8" w:space="0" w:color="9AA8B8"/>
+            </w:tcBorders>
+            <w:shd w:val="clear" w:color="auto" w:fill="FFFFFF"/>
+            <w:tcMar>
+              <w:top w:w="0" w:type="dxa"/>
+              <w:bottom w:w="0" w:type="dxa"/>
+              <w:left w:w="0" w:type="dxa"/>
+              <w:right w:w="0" w:type="dxa"/>
+            </w:tcMar>
+            <w:vAlign w:val="center"/>
+          </w:tcPr>
+          <w:p>
+            <w:pPr>
+              <w:pStyle w:val="Normal"/>
+              <w:jc w:val="center"/>
+              <w:pBdr>
+                <w:bottom w:val="none" w:sz="0" w:space="0" w:color="000000"/>
+                <w:top w:val="none" w:sz="0" w:space="0" w:color="000000"/>
+                <w:left w:val="none" w:sz="0" w:space="0" w:color="000000"/>
+                <w:right w:val="none" w:sz="0" w:space="0" w:color="000000"/>
+              </w:pBdr>
+              <w:spacing w:after="240" w:before="240" w:line="276"/>
+              <w:ind w:left="240" w:right="240" w:firstLine="0" w:firstLineChars="0"/>
+            </w:pPr>
+            <w:r>
+              <w:rPr>
+                <w:rFonts w:ascii="Arial" w:hAnsi="Arial" w:eastAsia="Arial" w:cs="Arial"/>
+                <w:i w:val="false"/>
+                <w:b w:val="true"/>
+                <w:u w:val="none"/>
+                <w:sz w:val="72"/>
+                <w:szCs w:val="72"/>
+                <w:color w:val="063360"/>
+              </w:rPr>
+              <w:t xml:space="preserve">Break-even</w:t>
+            </w:r>
+          </w:p>
+        </w:tc>
+      </w:tr>
+      <w:tr>
+        <w:trPr>
+          <w:trHeight w:val="1944" w:hRule="atLeast"/>
+        </w:trPr>
+        body7
+        <w:tc>
+          <w:tcPr>
+            <w:tcBorders>
+              <w:bottom w:val="dashed" w:sz="8" w:space="0" w:color="9AA8B8"/>
+              <w:top w:val="dashed" w:sz="8" w:space="0" w:color="9AA8B8"/>
+              <w:left w:val="dashed" w:sz="8" w:space="0" w:color="9AA8B8"/>
+              <w:right w:val="dashed" w:sz="8" w:space="0" w:color="9AA8B8"/>
+            </w:tcBorders>
+            <w:shd w:val="clear" w:color="auto" w:fill="FFFFFF"/>
+            <w:tcMar>
+              <w:top w:w="0" w:type="dxa"/>
+              <w:bottom w:w="0" w:type="dxa"/>
+              <w:left w:w="0" w:type="dxa"/>
+              <w:right w:w="0" w:type="dxa"/>
+            </w:tcMar>
+            <w:vAlign w:val="center"/>
+          </w:tcPr>
+          <w:p>
+            <w:pPr>
+              <w:pStyle w:val="Normal"/>
+              <w:jc w:val="center"/>
+              <w:pBdr>
+                <w:bottom w:val="none" w:sz="0" w:space="0" w:color="000000"/>
+                <w:top w:val="none" w:sz="0" w:space="0" w:color="000000"/>
+                <w:left w:val="none" w:sz="0" w:space="0" w:color="000000"/>
+                <w:right w:val="none" w:sz="0" w:space="0" w:color="000000"/>
+              </w:pBdr>
+              <w:spacing w:after="240" w:before="240" w:line="276"/>
+              <w:ind w:left="240" w:right="240" w:firstLine="0" w:firstLineChars="0"/>
+            </w:pPr>
+            <w:r>
+              <w:rPr>
+                <w:rFonts w:ascii="Arial" w:hAnsi="Arial" w:eastAsia="Arial" w:cs="Arial"/>
+                <w:i w:val="false"/>
+                <w:b w:val="true"/>
+                <w:u w:val="none"/>
+                <w:sz w:val="72"/>
+                <w:szCs w:val="72"/>
+                <w:color w:val="063360"/>
+              </w:rPr>
+              <w:t xml:space="preserve">Headline: 1.87</w:t>
+            </w:r>
+          </w:p>
+        </w:tc>
+      </w:tr>
+    </w:tbl>
+    <w:sectPr w:officer="true">
+      <w:pgMar w:header="720" w:bottom="1008" w:top="1008" w:right="1152" w:left="1152" w:footer="720" w:gutter="720"/>
       <w:pgSz w:h="16838" w:w="11906" w:orient="portrait"/>
+      <w:cols/>
       <w:type w:val="continuous"/>
-      <w:cols/>
     </w:sectPr>
   </w:body>
 </w:document>

--- a/Module_2_Oct_2026_v2/Oct14_session1_materials.docx
+++ b/Module_2_Oct_2026_v2/Oct14_session1_materials.docx
@@ -6086,7 +6086,7 @@
           <w:szCs w:val="22"/>
           <w:color w:val="000000"/>
         </w:rPr>
-        <w:t xml:space="preserve">Setup, before the session: a horizontal line about 2 m long on the wall, from 0 to 2.0, with signs at 0, 0.5, 1.0, 1.5 and 2.0 (end of this pack). Draw a thick red vertical line at 1.0 and put the "Break-even" sign above it. Put the "Headline: 1.87" sign at 1.87. Each group needs one sticky note and a marker.</w:t>
+        <w:t xml:space="preserve">Setup, before the session: print Oct14_session1_board_A1.pdf at A1 and tape it to the wall (preview at the end of this pack). It is a line from 0 to 2.0 with break-even (1.0) in red and the headline (1.87) marked, a lane above for the predictions and a lane below for the cards. Each group needs one sticky note and a marker.</w:t>
       </w:r>
     </w:p>
     <w:p>
@@ -6170,7 +6170,7 @@
           <w:szCs w:val="36"/>
           <w:color w:val="063360"/>
         </w:rPr>
-        <w:t xml:space="preserve">Wall board: ratio signs</w:t>
+        <w:t xml:space="preserve">Wall board: the ratio wall (A1)</w:t>
       </w:r>
     </w:p>
     <w:p>
@@ -6196,369 +6196,54 @@
           <w:szCs w:val="18"/>
           <w:color w:val="215A9E"/>
         </w:rPr>
-        <w:t xml:space="preserve">Print: 1 set for the trainer, cut along the dashed lines</w:t>
+        <w:t xml:space="preserve">Print: send Oct14_session1_board_A1.pdf to the printer at A1 (landscape); tape it to the wall. This page is only a preview</w:t>
       </w:r>
     </w:p>
-    <w:tbl xmlns:a="http://schemas.openxmlformats.org/drawingml/2006/main" xmlns:pic="http://schemas.openxmlformats.org/drawingml/2006/picture">
-      <w:tblPr>
-        <w:tblLayout w:type="fixed"/>
-        <w:jc w:val="center"/>
-        <w:tblLook w:firstRow="1" w:lastRow="0" w:firstColumn="0" w:lastColumn="0" w:noHBand="0" w:noVBand="1"/>
-      </w:tblPr>
-      <w:tblGrid>
-        <w:gridCol w:w="9792"/>
-      </w:tblGrid>
-      <w:tr>
-        <w:trPr>
-          <w:trHeight w:val="1944" w:hRule="atLeast"/>
-        </w:trPr>
-        body1
-        <w:tc>
-          <w:tcPr>
-            <w:tcBorders>
-              <w:bottom w:val="dashed" w:sz="8" w:space="0" w:color="9AA8B8"/>
-              <w:top w:val="dashed" w:sz="8" w:space="0" w:color="9AA8B8"/>
-              <w:left w:val="dashed" w:sz="8" w:space="0" w:color="9AA8B8"/>
-              <w:right w:val="dashed" w:sz="8" w:space="0" w:color="9AA8B8"/>
-            </w:tcBorders>
-            <w:shd w:val="clear" w:color="auto" w:fill="FFFFFF"/>
-            <w:tcMar>
-              <w:top w:w="0" w:type="dxa"/>
-              <w:bottom w:w="0" w:type="dxa"/>
-              <w:left w:w="0" w:type="dxa"/>
-              <w:right w:w="0" w:type="dxa"/>
-            </w:tcMar>
-            <w:vAlign w:val="center"/>
-          </w:tcPr>
-          <w:p>
-            <w:pPr>
-              <w:pStyle w:val="Normal"/>
-              <w:jc w:val="center"/>
-              <w:pBdr>
-                <w:bottom w:val="none" w:sz="0" w:space="0" w:color="000000"/>
-                <w:top w:val="none" w:sz="0" w:space="0" w:color="000000"/>
-                <w:left w:val="none" w:sz="0" w:space="0" w:color="000000"/>
-                <w:right w:val="none" w:sz="0" w:space="0" w:color="000000"/>
-              </w:pBdr>
-              <w:spacing w:after="240" w:before="240" w:line="276"/>
-              <w:ind w:left="240" w:right="240" w:firstLine="0" w:firstLineChars="0"/>
-            </w:pPr>
-            <w:r>
-              <w:rPr>
-                <w:rFonts w:ascii="Arial" w:hAnsi="Arial" w:eastAsia="Arial" w:cs="Arial"/>
-                <w:i w:val="false"/>
-                <w:b w:val="true"/>
-                <w:u w:val="none"/>
-                <w:sz w:val="72"/>
-                <w:szCs w:val="72"/>
-                <w:color w:val="063360"/>
-              </w:rPr>
-              <w:t xml:space="preserve">0</w:t>
-            </w:r>
-          </w:p>
-        </w:tc>
-      </w:tr>
-      <w:tr>
-        <w:trPr>
-          <w:trHeight w:val="1944" w:hRule="atLeast"/>
-        </w:trPr>
-        body2
-        <w:tc>
-          <w:tcPr>
-            <w:tcBorders>
-              <w:bottom w:val="dashed" w:sz="8" w:space="0" w:color="9AA8B8"/>
-              <w:top w:val="dashed" w:sz="8" w:space="0" w:color="9AA8B8"/>
-              <w:left w:val="dashed" w:sz="8" w:space="0" w:color="9AA8B8"/>
-              <w:right w:val="dashed" w:sz="8" w:space="0" w:color="9AA8B8"/>
-            </w:tcBorders>
-            <w:shd w:val="clear" w:color="auto" w:fill="FFFFFF"/>
-            <w:tcMar>
-              <w:top w:w="0" w:type="dxa"/>
-              <w:bottom w:w="0" w:type="dxa"/>
-              <w:left w:w="0" w:type="dxa"/>
-              <w:right w:w="0" w:type="dxa"/>
-            </w:tcMar>
-            <w:vAlign w:val="center"/>
-          </w:tcPr>
-          <w:p>
-            <w:pPr>
-              <w:pStyle w:val="Normal"/>
-              <w:jc w:val="center"/>
-              <w:pBdr>
-                <w:bottom w:val="none" w:sz="0" w:space="0" w:color="000000"/>
-                <w:top w:val="none" w:sz="0" w:space="0" w:color="000000"/>
-                <w:left w:val="none" w:sz="0" w:space="0" w:color="000000"/>
-                <w:right w:val="none" w:sz="0" w:space="0" w:color="000000"/>
-              </w:pBdr>
-              <w:spacing w:after="240" w:before="240" w:line="276"/>
-              <w:ind w:left="240" w:right="240" w:firstLine="0" w:firstLineChars="0"/>
-            </w:pPr>
-            <w:r>
-              <w:rPr>
-                <w:rFonts w:ascii="Arial" w:hAnsi="Arial" w:eastAsia="Arial" w:cs="Arial"/>
-                <w:i w:val="false"/>
-                <w:b w:val="true"/>
-                <w:u w:val="none"/>
-                <w:sz w:val="72"/>
-                <w:szCs w:val="72"/>
-                <w:color w:val="063360"/>
-              </w:rPr>
-              <w:t xml:space="preserve">0.5</w:t>
-            </w:r>
-          </w:p>
-        </w:tc>
-      </w:tr>
-      <w:tr>
-        <w:trPr>
-          <w:trHeight w:val="1944" w:hRule="atLeast"/>
-        </w:trPr>
-        body3
-        <w:tc>
-          <w:tcPr>
-            <w:tcBorders>
-              <w:bottom w:val="dashed" w:sz="8" w:space="0" w:color="9AA8B8"/>
-              <w:top w:val="dashed" w:sz="8" w:space="0" w:color="9AA8B8"/>
-              <w:left w:val="dashed" w:sz="8" w:space="0" w:color="9AA8B8"/>
-              <w:right w:val="dashed" w:sz="8" w:space="0" w:color="9AA8B8"/>
-            </w:tcBorders>
-            <w:shd w:val="clear" w:color="auto" w:fill="FFFFFF"/>
-            <w:tcMar>
-              <w:top w:w="0" w:type="dxa"/>
-              <w:bottom w:w="0" w:type="dxa"/>
-              <w:left w:w="0" w:type="dxa"/>
-              <w:right w:w="0" w:type="dxa"/>
-            </w:tcMar>
-            <w:vAlign w:val="center"/>
-          </w:tcPr>
-          <w:p>
-            <w:pPr>
-              <w:pStyle w:val="Normal"/>
-              <w:jc w:val="center"/>
-              <w:pBdr>
-                <w:bottom w:val="none" w:sz="0" w:space="0" w:color="000000"/>
-                <w:top w:val="none" w:sz="0" w:space="0" w:color="000000"/>
-                <w:left w:val="none" w:sz="0" w:space="0" w:color="000000"/>
-                <w:right w:val="none" w:sz="0" w:space="0" w:color="000000"/>
-              </w:pBdr>
-              <w:spacing w:after="240" w:before="240" w:line="276"/>
-              <w:ind w:left="240" w:right="240" w:firstLine="0" w:firstLineChars="0"/>
-            </w:pPr>
-            <w:r>
-              <w:rPr>
-                <w:rFonts w:ascii="Arial" w:hAnsi="Arial" w:eastAsia="Arial" w:cs="Arial"/>
-                <w:i w:val="false"/>
-                <w:b w:val="true"/>
-                <w:u w:val="none"/>
-                <w:sz w:val="72"/>
-                <w:szCs w:val="72"/>
-                <w:color w:val="063360"/>
-              </w:rPr>
-              <w:t xml:space="preserve">1.0</w:t>
-            </w:r>
-          </w:p>
-        </w:tc>
-      </w:tr>
-      <w:tr>
-        <w:trPr>
-          <w:trHeight w:val="1944" w:hRule="atLeast"/>
-        </w:trPr>
-        body4
-        <w:tc>
-          <w:tcPr>
-            <w:tcBorders>
-              <w:bottom w:val="dashed" w:sz="8" w:space="0" w:color="9AA8B8"/>
-              <w:top w:val="dashed" w:sz="8" w:space="0" w:color="9AA8B8"/>
-              <w:left w:val="dashed" w:sz="8" w:space="0" w:color="9AA8B8"/>
-              <w:right w:val="dashed" w:sz="8" w:space="0" w:color="9AA8B8"/>
-            </w:tcBorders>
-            <w:shd w:val="clear" w:color="auto" w:fill="FFFFFF"/>
-            <w:tcMar>
-              <w:top w:w="0" w:type="dxa"/>
-              <w:bottom w:w="0" w:type="dxa"/>
-              <w:left w:w="0" w:type="dxa"/>
-              <w:right w:w="0" w:type="dxa"/>
-            </w:tcMar>
-            <w:vAlign w:val="center"/>
-          </w:tcPr>
-          <w:p>
-            <w:pPr>
-              <w:pStyle w:val="Normal"/>
-              <w:jc w:val="center"/>
-              <w:pBdr>
-                <w:bottom w:val="none" w:sz="0" w:space="0" w:color="000000"/>
-                <w:top w:val="none" w:sz="0" w:space="0" w:color="000000"/>
-                <w:left w:val="none" w:sz="0" w:space="0" w:color="000000"/>
-                <w:right w:val="none" w:sz="0" w:space="0" w:color="000000"/>
-              </w:pBdr>
-              <w:spacing w:after="240" w:before="240" w:line="276"/>
-              <w:ind w:left="240" w:right="240" w:firstLine="0" w:firstLineChars="0"/>
-            </w:pPr>
-            <w:r>
-              <w:rPr>
-                <w:rFonts w:ascii="Arial" w:hAnsi="Arial" w:eastAsia="Arial" w:cs="Arial"/>
-                <w:i w:val="false"/>
-                <w:b w:val="true"/>
-                <w:u w:val="none"/>
-                <w:sz w:val="72"/>
-                <w:szCs w:val="72"/>
-                <w:color w:val="063360"/>
-              </w:rPr>
-              <w:t xml:space="preserve">1.5</w:t>
-            </w:r>
-          </w:p>
-        </w:tc>
-      </w:tr>
-      <w:tr>
-        <w:trPr>
-          <w:trHeight w:val="1944" w:hRule="atLeast"/>
-        </w:trPr>
-        body5
-        <w:tc>
-          <w:tcPr>
-            <w:tcBorders>
-              <w:bottom w:val="dashed" w:sz="8" w:space="0" w:color="9AA8B8"/>
-              <w:top w:val="dashed" w:sz="8" w:space="0" w:color="9AA8B8"/>
-              <w:left w:val="dashed" w:sz="8" w:space="0" w:color="9AA8B8"/>
-              <w:right w:val="dashed" w:sz="8" w:space="0" w:color="9AA8B8"/>
-            </w:tcBorders>
-            <w:shd w:val="clear" w:color="auto" w:fill="FFFFFF"/>
-            <w:tcMar>
-              <w:top w:w="0" w:type="dxa"/>
-              <w:bottom w:w="0" w:type="dxa"/>
-              <w:left w:w="0" w:type="dxa"/>
-              <w:right w:w="0" w:type="dxa"/>
-            </w:tcMar>
-            <w:vAlign w:val="center"/>
-          </w:tcPr>
-          <w:p>
-            <w:pPr>
-              <w:pStyle w:val="Normal"/>
-              <w:jc w:val="center"/>
-              <w:pBdr>
-                <w:bottom w:val="none" w:sz="0" w:space="0" w:color="000000"/>
-                <w:top w:val="none" w:sz="0" w:space="0" w:color="000000"/>
-                <w:left w:val="none" w:sz="0" w:space="0" w:color="000000"/>
-                <w:right w:val="none" w:sz="0" w:space="0" w:color="000000"/>
-              </w:pBdr>
-              <w:spacing w:after="240" w:before="240" w:line="276"/>
-              <w:ind w:left="240" w:right="240" w:firstLine="0" w:firstLineChars="0"/>
-            </w:pPr>
-            <w:r>
-              <w:rPr>
-                <w:rFonts w:ascii="Arial" w:hAnsi="Arial" w:eastAsia="Arial" w:cs="Arial"/>
-                <w:i w:val="false"/>
-                <w:b w:val="true"/>
-                <w:u w:val="none"/>
-                <w:sz w:val="72"/>
-                <w:szCs w:val="72"/>
-                <w:color w:val="063360"/>
-              </w:rPr>
-              <w:t xml:space="preserve">2.0</w:t>
-            </w:r>
-          </w:p>
-        </w:tc>
-      </w:tr>
-      <w:tr>
-        <w:trPr>
-          <w:trHeight w:val="1944" w:hRule="atLeast"/>
-        </w:trPr>
-        body6
-        <w:tc>
-          <w:tcPr>
-            <w:tcBorders>
-              <w:bottom w:val="dashed" w:sz="8" w:space="0" w:color="9AA8B8"/>
-              <w:top w:val="dashed" w:sz="8" w:space="0" w:color="9AA8B8"/>
-              <w:left w:val="dashed" w:sz="8" w:space="0" w:color="9AA8B8"/>
-              <w:right w:val="dashed" w:sz="8" w:space="0" w:color="9AA8B8"/>
-            </w:tcBorders>
-            <w:shd w:val="clear" w:color="auto" w:fill="FFFFFF"/>
-            <w:tcMar>
-              <w:top w:w="0" w:type="dxa"/>
-              <w:bottom w:w="0" w:type="dxa"/>
-              <w:left w:w="0" w:type="dxa"/>
-              <w:right w:w="0" w:type="dxa"/>
-            </w:tcMar>
-            <w:vAlign w:val="center"/>
-          </w:tcPr>
-          <w:p>
-            <w:pPr>
-              <w:pStyle w:val="Normal"/>
-              <w:jc w:val="center"/>
-              <w:pBdr>
-                <w:bottom w:val="none" w:sz="0" w:space="0" w:color="000000"/>
-                <w:top w:val="none" w:sz="0" w:space="0" w:color="000000"/>
-                <w:left w:val="none" w:sz="0" w:space="0" w:color="000000"/>
-                <w:right w:val="none" w:sz="0" w:space="0" w:color="000000"/>
-              </w:pBdr>
-              <w:spacing w:after="240" w:before="240" w:line="276"/>
-              <w:ind w:left="240" w:right="240" w:firstLine="0" w:firstLineChars="0"/>
-            </w:pPr>
-            <w:r>
-              <w:rPr>
-                <w:rFonts w:ascii="Arial" w:hAnsi="Arial" w:eastAsia="Arial" w:cs="Arial"/>
-                <w:i w:val="false"/>
-                <w:b w:val="true"/>
-                <w:u w:val="none"/>
-                <w:sz w:val="72"/>
-                <w:szCs w:val="72"/>
-                <w:color w:val="063360"/>
-              </w:rPr>
-              <w:t xml:space="preserve">Break-even</w:t>
-            </w:r>
-          </w:p>
-        </w:tc>
-      </w:tr>
-      <w:tr>
-        <w:trPr>
-          <w:trHeight w:val="1944" w:hRule="atLeast"/>
-        </w:trPr>
-        body7
-        <w:tc>
-          <w:tcPr>
-            <w:tcBorders>
-              <w:bottom w:val="dashed" w:sz="8" w:space="0" w:color="9AA8B8"/>
-              <w:top w:val="dashed" w:sz="8" w:space="0" w:color="9AA8B8"/>
-              <w:left w:val="dashed" w:sz="8" w:space="0" w:color="9AA8B8"/>
-              <w:right w:val="dashed" w:sz="8" w:space="0" w:color="9AA8B8"/>
-            </w:tcBorders>
-            <w:shd w:val="clear" w:color="auto" w:fill="FFFFFF"/>
-            <w:tcMar>
-              <w:top w:w="0" w:type="dxa"/>
-              <w:bottom w:w="0" w:type="dxa"/>
-              <w:left w:w="0" w:type="dxa"/>
-              <w:right w:w="0" w:type="dxa"/>
-            </w:tcMar>
-            <w:vAlign w:val="center"/>
-          </w:tcPr>
-          <w:p>
-            <w:pPr>
-              <w:pStyle w:val="Normal"/>
-              <w:jc w:val="center"/>
-              <w:pBdr>
-                <w:bottom w:val="none" w:sz="0" w:space="0" w:color="000000"/>
-                <w:top w:val="none" w:sz="0" w:space="0" w:color="000000"/>
-                <w:left w:val="none" w:sz="0" w:space="0" w:color="000000"/>
-                <w:right w:val="none" w:sz="0" w:space="0" w:color="000000"/>
-              </w:pBdr>
-              <w:spacing w:after="240" w:before="240" w:line="276"/>
-              <w:ind w:left="240" w:right="240" w:firstLine="0" w:firstLineChars="0"/>
-            </w:pPr>
-            <w:r>
-              <w:rPr>
-                <w:rFonts w:ascii="Arial" w:hAnsi="Arial" w:eastAsia="Arial" w:cs="Arial"/>
-                <w:i w:val="false"/>
-                <w:b w:val="true"/>
-                <w:u w:val="none"/>
-                <w:sz w:val="72"/>
-                <w:szCs w:val="72"/>
-                <w:color w:val="063360"/>
-              </w:rPr>
-              <w:t xml:space="preserve">Headline: 1.87</w:t>
-            </w:r>
-          </w:p>
-        </w:tc>
-      </w:tr>
-    </w:tbl>
+    <w:p>
+      <w:pPr>
+        <w:pStyle w:val="Normal"/>
+      </w:pPr>
+      <w:r>
+        <w:rPr/>
+        <w:drawing>
+          <wp:inline distT="0" distB="0" distL="0" distR="0">
+            <wp:extent cx="6217920" cy="4392545"/>
+            <wp:docPr id="1" name="" descr=""/>
+            <wp:cNvGraphicFramePr>
+              <a:graphicFrameLocks xmlns:a="http://schemas.openxmlformats.org/drawingml/2006/main" noChangeAspect="1"/>
+            </wp:cNvGraphicFramePr>
+            <a:graphic xmlns:a="http://schemas.openxmlformats.org/drawingml/2006/main">
+              <a:graphicData uri="http://schemas.openxmlformats.org/drawingml/2006/picture">
+                <pic:pic xmlns:pic="http://schemas.openxmlformats.org/drawingml/2006/picture">
+                  <pic:nvPicPr>
+                    <pic:cNvPr id="2" name=""/>
+                    <pic:cNvPicPr>
+                      <a:picLocks noChangeAspect="1" noChangeArrowheads="1"/>
+                    </pic:cNvPicPr>
+                  </pic:nvPicPr>
+                  <pic:blipFill>
+                    <a:blip cstate="print" r:embed="rId7"/>
+                    <a:stretch>
+                      <a:fillRect/>
+                    </a:stretch>
+                  </pic:blipFill>
+                  <pic:spPr bwMode="auto">
+                    <a:xfrm>
+                      <a:off x="0" y="0"/>
+                      <a:ext cx="86360" cy="61008"/>
+                    </a:xfrm>
+                    <a:prstGeom prst="rect">
+                      <a:avLst/>
+                    </a:prstGeom>
+                    <a:noFill/>
+                  </pic:spPr>
+                </pic:pic>
+              </a:graphicData>
+            </a:graphic>
+          </wp:inline>
+        </w:drawing>
+      </w:r>
+    </w:p>
     <w:sectPr w:officer="true">
       <w:pgMar w:header="720" w:bottom="1008" w:top="1008" w:right="1152" w:left="1152" w:footer="720" w:gutter="720"/>
       <w:pgSz w:h="16838" w:w="11906" w:orient="portrait"/>

--- a/Module_2_Oct_2026_v2/Oct14_session1_materials.docx
+++ b/Module_2_Oct_2026_v2/Oct14_session1_materials.docx
@@ -98,7 +98,7 @@
           <w:szCs w:val="18"/>
           <w:color w:val="545860"/>
         </w:rPr>
-        <w:t xml:space="preserve">Fictional GreenWaste case | invented figures</w:t>
+        <w:t xml:space="preserve">GreenWaste is a fictional training case.</w:t>
       </w:r>
     </w:p>
     <w:p>
@@ -2004,7 +2004,7 @@
           <w:szCs w:val="18"/>
           <w:color w:val="545860"/>
         </w:rPr>
-        <w:t xml:space="preserve">Fictional GreenWaste case | invented figures</w:t>
+        <w:t xml:space="preserve">GreenWaste is a fictional training case.</w:t>
       </w:r>
     </w:p>
     <w:p>
@@ -2379,7 +2379,7 @@
           <w:szCs w:val="18"/>
           <w:color w:val="545860"/>
         </w:rPr>
-        <w:t xml:space="preserve">Fictional GreenWaste case | invented figures</w:t>
+        <w:t xml:space="preserve">GreenWaste is a fictional training case.</w:t>
       </w:r>
     </w:p>
     <w:p>
@@ -2754,7 +2754,7 @@
           <w:szCs w:val="18"/>
           <w:color w:val="545860"/>
         </w:rPr>
-        <w:t xml:space="preserve">Fictional GreenWaste case | invented figures</w:t>
+        <w:t xml:space="preserve">GreenWaste is a fictional training case.</w:t>
       </w:r>
     </w:p>
     <w:p>
@@ -3129,7 +3129,7 @@
           <w:szCs w:val="18"/>
           <w:color w:val="545860"/>
         </w:rPr>
-        <w:t xml:space="preserve">Fictional GreenWaste case | invented figures</w:t>
+        <w:t xml:space="preserve">GreenWaste is a fictional training case.</w:t>
       </w:r>
     </w:p>
     <w:p>
@@ -3504,7 +3504,7 @@
           <w:szCs w:val="18"/>
           <w:color w:val="545860"/>
         </w:rPr>
-        <w:t xml:space="preserve">Fictional GreenWaste case | invented figures</w:t>
+        <w:t xml:space="preserve">GreenWaste is a fictional training case.</w:t>
       </w:r>
     </w:p>
     <w:p>
